--- a/6-过程管理/流程制度规范类文件/060107-发布管理制度.docx
+++ b/6-过程管理/流程制度规范类文件/060107-发布管理制度.docx
@@ -1,7 +1,6 @@
 
 <file path=word/document.xml><?xml version="1.0" encoding="utf-8"?>
-<w:document xmlns:wpc="http://schemas.microsoft.com/office/word/2010/wordprocessingCanvas" xmlns:mc="http://schemas.openxmlformats.org/markup-compatibility/2006" xmlns:o="urn:schemas-microsoft-com:office:office" xmlns:r="http://schemas.openxmlformats.org/officeDocument/2006/relationships" xmlns:m="http://schemas.openxmlformats.org/officeDocument/2006/math" xmlns:v="urn:schemas-microsoft-com:vml" xmlns:wp14="http://schemas.microsoft.com/office/word/2010/wordprocessingDrawing" xmlns:wp="http://schemas.openxmlformats.org/drawingml/2006/wordprocessingDrawing" xmlns:w10="urn:schemas-microsoft-com:office:word" xmlns:w="http://schemas.openxmlformats.org/wordprocessingml/2006/main" xmlns:w14="http://schemas.microsoft.com/office/word/2010/wordml" xmlns:w15="http://schemas.microsoft.com/office/word/2012/wordml" xmlns:wne="http://schemas.microsoft.com/office/word/2006/wordml" xmlns:wpg="http://schemas.microsoft.com/office/word/2010/wordprocessingGroup" xmlns:wpi="http://schemas.microsoft.com/office/word/2010/wordprocessingInk" xmlns:wps="http://schemas.microsoft.com/office/word/2010/wordprocessingShape" mc:Ignorable="w14 w15 wp14">
-  <!-- Generated by Aspose.Words for .NET 13.3.0.1 -->
+<w:document xmlns:wpc="http://schemas.microsoft.com/office/word/2010/wordprocessingCanvas" xmlns:mc="http://schemas.openxmlformats.org/markup-compatibility/2006" xmlns:o="urn:schemas-microsoft-com:office:office" xmlns:r="http://schemas.openxmlformats.org/officeDocument/2006/relationships" xmlns:m="http://schemas.openxmlformats.org/officeDocument/2006/math" xmlns:v="urn:schemas-microsoft-com:vml" xmlns:wp14="http://schemas.microsoft.com/office/word/2010/wordprocessingDrawing" xmlns:wp="http://schemas.openxmlformats.org/drawingml/2006/wordprocessingDrawing" xmlns:w="http://schemas.openxmlformats.org/wordprocessingml/2006/main" xmlns:w14="http://schemas.microsoft.com/office/word/2010/wordml" xmlns:w10="urn:schemas-microsoft-com:office:word" xmlns:w15="http://schemas.microsoft.com/office/word/2012/wordml" xmlns:wpg="http://schemas.microsoft.com/office/word/2010/wordprocessingGroup" xmlns:wpi="http://schemas.microsoft.com/office/word/2010/wordprocessingInk" xmlns:wne="http://schemas.microsoft.com/office/word/2006/wordml" xmlns:wps="http://schemas.microsoft.com/office/word/2010/wordprocessingShape" xmlns:wpsCustomData="http://www.wps.cn/officeDocument/2013/wpsCustomData" mc:Ignorable="w14 w15 wp14">
   <w:body>
     <w:p>
       <w:pPr>
@@ -14,7 +13,7 @@
         <w:spacing w:before="78" w:line="219" w:lineRule="auto"/>
         <w:ind w:left="25"/>
         <w:rPr>
-          <w:rFonts w:ascii="宋体" w:eastAsia="宋体" w:hAnsi="宋体" w:cs="宋体" w:hint="default"/>
+          <w:rFonts w:hint="default" w:ascii="宋体" w:hAnsi="宋体" w:eastAsia="宋体" w:cs="宋体"/>
           <w:sz w:val="24"/>
           <w:szCs w:val="24"/>
           <w:lang w:val="en-US" w:eastAsia="zh-CN"/>
@@ -22,7 +21,7 @@
       </w:pPr>
       <w:r>
         <w:rPr>
-          <w:rFonts w:ascii="宋体" w:eastAsia="宋体" w:hAnsi="宋体" w:cs="宋体"/>
+          <w:rFonts w:ascii="宋体" w:hAnsi="宋体" w:eastAsia="宋体" w:cs="宋体"/>
           <w:b/>
           <w:bCs/>
           <w:spacing w:val="-3"/>
@@ -33,7 +32,7 @@
       </w:r>
       <w:r>
         <w:rPr>
-          <w:rFonts w:ascii="宋体" w:eastAsia="宋体" w:hAnsi="宋体" w:cs="宋体" w:hint="eastAsia"/>
+          <w:rFonts w:hint="eastAsia" w:ascii="宋体" w:hAnsi="宋体" w:eastAsia="宋体" w:cs="宋体"/>
           <w:b/>
           <w:bCs/>
           <w:spacing w:val="-3"/>
@@ -45,7 +44,7 @@
       </w:r>
       <w:r>
         <w:rPr>
-          <w:rFonts w:ascii="宋体" w:eastAsia="宋体" w:hAnsi="宋体" w:cs="宋体"/>
+          <w:rFonts w:ascii="宋体" w:hAnsi="宋体" w:eastAsia="宋体" w:cs="宋体"/>
           <w:b/>
           <w:bCs/>
           <w:spacing w:val="-3"/>
@@ -56,7 +55,7 @@
       </w:r>
       <w:r>
         <w:rPr>
-          <w:rFonts w:ascii="宋体" w:eastAsia="宋体" w:hAnsi="宋体" w:cs="宋体" w:hint="eastAsia"/>
+          <w:rFonts w:hint="eastAsia" w:ascii="宋体" w:hAnsi="宋体" w:eastAsia="宋体" w:cs="宋体"/>
           <w:b/>
           <w:bCs/>
           <w:spacing w:val="-3"/>
@@ -86,14 +85,14 @@
         <w:ind w:left="23"/>
         <w:textAlignment w:val="auto"/>
         <w:rPr>
-          <w:rFonts w:ascii="宋体" w:eastAsia="宋体" w:hAnsi="宋体" w:cs="宋体"/>
+          <w:rFonts w:ascii="宋体" w:hAnsi="宋体" w:eastAsia="宋体" w:cs="宋体"/>
           <w:sz w:val="24"/>
           <w:szCs w:val="24"/>
         </w:rPr>
       </w:pPr>
       <w:r>
         <w:rPr>
-          <w:rFonts w:ascii="宋体" w:eastAsia="宋体" w:hAnsi="宋体" w:cs="宋体"/>
+          <w:rFonts w:ascii="宋体" w:hAnsi="宋体" w:eastAsia="宋体" w:cs="宋体"/>
           <w:b/>
           <w:bCs/>
           <w:spacing w:val="240"/>
@@ -105,7 +104,7 @@
       </w:r>
       <w:r>
         <w:rPr>
-          <w:rFonts w:ascii="宋体" w:eastAsia="宋体" w:hAnsi="宋体" w:cs="宋体"/>
+          <w:rFonts w:ascii="宋体" w:hAnsi="宋体" w:eastAsia="宋体" w:cs="宋体"/>
           <w:b/>
           <w:bCs/>
           <w:spacing w:val="0"/>
@@ -117,7 +116,7 @@
       </w:r>
       <w:r>
         <w:rPr>
-          <w:rFonts w:ascii="宋体" w:eastAsia="宋体" w:hAnsi="宋体" w:cs="宋体"/>
+          <w:rFonts w:ascii="宋体" w:hAnsi="宋体" w:eastAsia="宋体" w:cs="宋体"/>
           <w:b/>
           <w:bCs/>
           <w:spacing w:val="-5"/>
@@ -129,15 +128,15 @@
     </w:p>
     <w:p>
       <w:pPr>
-        <w:pStyle w:val="a"/>
-        <w:keepLines w:val="0"/>
-        <w:pageBreakBefore w:val="0"/>
-        <w:widowControl w:val="0"/>
-        <w:wordWrap/>
-        <w:overflowPunct/>
-        <w:bidi w:val="0"/>
-      </w:pPr>
-      <w:bookmarkStart w:id="0" w:name="_Toc7231"/>
+        <w:pStyle w:val="24"/>
+        <w:keepLines w:val="0"/>
+        <w:pageBreakBefore w:val="0"/>
+        <w:widowControl w:val="0"/>
+        <w:wordWrap/>
+        <w:overflowPunct/>
+        <w:bidi w:val="0"/>
+      </w:pPr>
+      <w:bookmarkStart w:id="0" w:name="_Toc19167"/>
       <w:r>
         <w:rPr>
           <w:rFonts w:hint="eastAsia"/>
@@ -149,7 +148,7 @@
     </w:p>
     <w:p>
       <w:pPr>
-        <w:pStyle w:val="a0"/>
+        <w:pStyle w:val="25"/>
         <w:keepLines w:val="0"/>
         <w:pageBreakBefore w:val="0"/>
         <w:widowControl w:val="0"/>
@@ -161,7 +160,7 @@
           <w:lang w:val="en-US"/>
         </w:rPr>
       </w:pPr>
-      <w:bookmarkStart w:id="1" w:name="_Toc20813"/>
+      <w:bookmarkStart w:id="1" w:name="_Toc15133"/>
       <w:r>
         <w:rPr>
           <w:rFonts w:hint="eastAsia"/>
@@ -173,17 +172,18 @@
     </w:p>
     <w:tbl>
       <w:tblPr>
-        <w:tblStyle w:val="TableGrid"/>
+        <w:tblStyle w:val="21"/>
         <w:tblW w:w="0" w:type="auto"/>
         <w:tblInd w:w="2443" w:type="dxa"/>
         <w:tblBorders>
-          <w:top w:val="nil"/>
-          <w:left w:val="nil"/>
-          <w:bottom w:val="nil"/>
-          <w:right w:val="nil"/>
-          <w:insideH w:val="nil"/>
-          <w:insideV w:val="nil"/>
+          <w:top w:val="none" w:color="auto" w:sz="0" w:space="0"/>
+          <w:left w:val="none" w:color="auto" w:sz="0" w:space="0"/>
+          <w:bottom w:val="none" w:color="auto" w:sz="0" w:space="0"/>
+          <w:right w:val="none" w:color="auto" w:sz="0" w:space="0"/>
+          <w:insideH w:val="none" w:color="auto" w:sz="0" w:space="0"/>
+          <w:insideV w:val="none" w:color="auto" w:sz="0" w:space="0"/>
         </w:tblBorders>
+        <w:tblLayout w:type="autofit"/>
         <w:tblCellMar>
           <w:top w:w="0" w:type="dxa"/>
           <w:left w:w="108" w:type="dxa"/>
@@ -197,38 +197,33 @@
       </w:tblGrid>
       <w:tr>
         <w:tblPrEx>
-          <w:tblW w:w="0" w:type="auto"/>
-          <w:tblInd w:w="2443" w:type="dxa"/>
           <w:tblBorders>
-            <w:top w:val="nil"/>
-            <w:left w:val="nil"/>
-            <w:bottom w:val="nil"/>
-            <w:right w:val="nil"/>
-            <w:insideH w:val="nil"/>
-            <w:insideV w:val="nil"/>
+            <w:top w:val="none" w:color="auto" w:sz="0" w:space="0"/>
+            <w:left w:val="none" w:color="auto" w:sz="0" w:space="0"/>
+            <w:bottom w:val="none" w:color="auto" w:sz="0" w:space="0"/>
+            <w:right w:val="none" w:color="auto" w:sz="0" w:space="0"/>
+            <w:insideH w:val="none" w:color="auto" w:sz="0" w:space="0"/>
+            <w:insideV w:val="none" w:color="auto" w:sz="0" w:space="0"/>
           </w:tblBorders>
-          <w:tblCellMar>
-            <w:top w:w="0" w:type="dxa"/>
-            <w:left w:w="108" w:type="dxa"/>
-            <w:bottom w:w="0" w:type="dxa"/>
-            <w:right w:w="108" w:type="dxa"/>
-          </w:tblCellMar>
         </w:tblPrEx>
         <w:trPr>
-          <w:trHeight w:val="810"/>
+          <w:trHeight w:val="810" w:hRule="atLeast"/>
         </w:trPr>
         <w:tc>
           <w:tcPr>
             <w:tcW w:w="1818" w:type="dxa"/>
+            <w:vAlign w:val="top"/>
           </w:tcPr>
           <w:p>
             <w:pPr>
+              <w:keepNext w:val="0"/>
               <w:keepLines w:val="0"/>
               <w:pageBreakBefore w:val="0"/>
               <w:widowControl w:val="0"/>
               <w:wordWrap/>
               <w:overflowPunct/>
               <w:bidi w:val="0"/>
+              <w:jc w:val="center"/>
               <w:rPr>
                 <w:rFonts w:hint="default"/>
                 <w:vertAlign w:val="baseline"/>
@@ -245,7 +240,7 @@
             </w:r>
             <w:r>
               <w:rPr>
-                <w:rFonts w:asciiTheme="minorAscii" w:eastAsiaTheme="minorEastAsia" w:hAnsiTheme="minorAscii" w:hint="default"/>
+                <w:rFonts w:hint="default" w:asciiTheme="minorAscii" w:hAnsiTheme="minorAscii" w:eastAsiaTheme="minorEastAsia"/>
                 <w:spacing w:val="227"/>
                 <w:sz w:val="21"/>
                 <w:vertAlign w:val="baseline"/>
@@ -260,22 +255,25 @@
                 <w:vertAlign w:val="baseline"/>
                 <w:lang w:val="en-US" w:eastAsia="zh-CN"/>
               </w:rPr>
-              <w:t>孙光莉</w:t>
+              <w:t>王潇</w:t>
             </w:r>
           </w:p>
         </w:tc>
         <w:tc>
           <w:tcPr>
             <w:tcW w:w="4261" w:type="dxa"/>
+            <w:vAlign w:val="top"/>
           </w:tcPr>
           <w:p>
             <w:pPr>
+              <w:keepNext w:val="0"/>
               <w:keepLines w:val="0"/>
               <w:pageBreakBefore w:val="0"/>
               <w:widowControl w:val="0"/>
               <w:wordWrap/>
               <w:overflowPunct/>
               <w:bidi w:val="0"/>
+              <w:jc w:val="center"/>
               <w:rPr>
                 <w:rFonts w:hint="default"/>
                 <w:vertAlign w:val="baseline"/>
@@ -292,7 +290,7 @@
             </w:r>
             <w:r>
               <w:rPr>
-                <w:rFonts w:asciiTheme="minorAscii" w:eastAsiaTheme="minorEastAsia" w:hAnsiTheme="minorAscii" w:hint="eastAsia"/>
+                <w:rFonts w:hint="eastAsia" w:asciiTheme="minorAscii" w:hAnsiTheme="minorAscii" w:eastAsiaTheme="minorEastAsia"/>
                 <w:spacing w:val="227"/>
                 <w:sz w:val="21"/>
                 <w:vertAlign w:val="baseline"/>
@@ -314,8 +312,14 @@
       </w:tr>
       <w:tr>
         <w:tblPrEx>
-          <w:tblW w:w="0" w:type="auto"/>
-          <w:tblInd w:w="2443" w:type="dxa"/>
+          <w:tblBorders>
+            <w:top w:val="none" w:color="auto" w:sz="0" w:space="0"/>
+            <w:left w:val="none" w:color="auto" w:sz="0" w:space="0"/>
+            <w:bottom w:val="none" w:color="auto" w:sz="0" w:space="0"/>
+            <w:right w:val="none" w:color="auto" w:sz="0" w:space="0"/>
+            <w:insideH w:val="none" w:color="auto" w:sz="0" w:space="0"/>
+            <w:insideV w:val="none" w:color="auto" w:sz="0" w:space="0"/>
+          </w:tblBorders>
           <w:tblCellMar>
             <w:top w:w="0" w:type="dxa"/>
             <w:left w:w="108" w:type="dxa"/>
@@ -324,23 +328,26 @@
           </w:tblCellMar>
         </w:tblPrEx>
         <w:trPr>
-          <w:trHeight w:val="810"/>
+          <w:trHeight w:val="810" w:hRule="atLeast"/>
         </w:trPr>
         <w:tc>
           <w:tcPr>
             <w:tcW w:w="1818" w:type="dxa"/>
             <w:shd w:val="clear" w:color="auto" w:fill="auto"/>
+            <w:vAlign w:val="top"/>
           </w:tcPr>
           <w:p>
             <w:pPr>
+              <w:keepNext w:val="0"/>
               <w:keepLines w:val="0"/>
               <w:pageBreakBefore w:val="0"/>
               <w:widowControl w:val="0"/>
               <w:wordWrap/>
               <w:overflowPunct/>
               <w:bidi w:val="0"/>
+              <w:jc w:val="center"/>
               <w:rPr>
-                <w:rFonts w:ascii="Arial" w:eastAsia="Arial" w:hAnsi="Arial" w:cs="Arial" w:hint="eastAsia"/>
+                <w:rFonts w:hint="eastAsia" w:ascii="Arial" w:hAnsi="Arial" w:eastAsia="Arial" w:cs="Arial"/>
                 <w:snapToGrid w:val="0"/>
                 <w:color w:val="000000"/>
                 <w:kern w:val="0"/>
@@ -360,7 +367,7 @@
             </w:r>
             <w:r>
               <w:rPr>
-                <w:rFonts w:asciiTheme="minorAscii" w:eastAsiaTheme="minorEastAsia" w:hAnsiTheme="minorAscii" w:hint="default"/>
+                <w:rFonts w:hint="default" w:asciiTheme="minorAscii" w:hAnsiTheme="minorAscii" w:eastAsiaTheme="minorEastAsia"/>
                 <w:spacing w:val="227"/>
                 <w:sz w:val="21"/>
                 <w:vertAlign w:val="baseline"/>
@@ -371,13 +378,10 @@
             <w:r>
               <w:rPr>
                 <w:rFonts w:hint="eastAsia"/>
-                <w:spacing w:val="90"/>
-                <w:kern w:val="0"/>
                 <w:u w:val="single"/>
-                <w:vertAlign w:val="baseline"/>
                 <w:lang w:val="en-US" w:eastAsia="zh-CN"/>
               </w:rPr>
-              <w:t>严长运</w:t>
+              <w:t>刘钢要</w:t>
             </w:r>
           </w:p>
         </w:tc>
@@ -385,17 +389,20 @@
           <w:tcPr>
             <w:tcW w:w="4261" w:type="dxa"/>
             <w:shd w:val="clear" w:color="auto" w:fill="auto"/>
+            <w:vAlign w:val="top"/>
           </w:tcPr>
           <w:p>
             <w:pPr>
+              <w:keepNext w:val="0"/>
               <w:keepLines w:val="0"/>
               <w:pageBreakBefore w:val="0"/>
               <w:widowControl w:val="0"/>
               <w:wordWrap/>
               <w:overflowPunct/>
               <w:bidi w:val="0"/>
+              <w:jc w:val="center"/>
               <w:rPr>
-                <w:rFonts w:ascii="Arial" w:eastAsia="Arial" w:hAnsi="Arial" w:cs="Arial" w:hint="eastAsia"/>
+                <w:rFonts w:hint="eastAsia" w:ascii="Arial" w:hAnsi="Arial" w:eastAsia="Arial" w:cs="Arial"/>
                 <w:snapToGrid w:val="0"/>
                 <w:color w:val="000000"/>
                 <w:kern w:val="0"/>
@@ -415,7 +422,7 @@
             </w:r>
             <w:r>
               <w:rPr>
-                <w:rFonts w:asciiTheme="minorAscii" w:eastAsiaTheme="minorEastAsia" w:hAnsiTheme="minorAscii" w:hint="eastAsia"/>
+                <w:rFonts w:hint="eastAsia" w:asciiTheme="minorAscii" w:hAnsiTheme="minorAscii" w:eastAsiaTheme="minorEastAsia"/>
                 <w:spacing w:val="227"/>
                 <w:sz w:val="21"/>
                 <w:vertAlign w:val="baseline"/>
@@ -437,8 +444,14 @@
       </w:tr>
       <w:tr>
         <w:tblPrEx>
-          <w:tblW w:w="0" w:type="auto"/>
-          <w:tblInd w:w="2443" w:type="dxa"/>
+          <w:tblBorders>
+            <w:top w:val="none" w:color="auto" w:sz="0" w:space="0"/>
+            <w:left w:val="none" w:color="auto" w:sz="0" w:space="0"/>
+            <w:bottom w:val="none" w:color="auto" w:sz="0" w:space="0"/>
+            <w:right w:val="none" w:color="auto" w:sz="0" w:space="0"/>
+            <w:insideH w:val="none" w:color="auto" w:sz="0" w:space="0"/>
+            <w:insideV w:val="none" w:color="auto" w:sz="0" w:space="0"/>
+          </w:tblBorders>
           <w:tblCellMar>
             <w:top w:w="0" w:type="dxa"/>
             <w:left w:w="108" w:type="dxa"/>
@@ -447,20 +460,23 @@
           </w:tblCellMar>
         </w:tblPrEx>
         <w:trPr>
-          <w:trHeight w:val="635"/>
+          <w:trHeight w:val="635" w:hRule="atLeast"/>
         </w:trPr>
         <w:tc>
           <w:tcPr>
             <w:tcW w:w="1818" w:type="dxa"/>
+            <w:vAlign w:val="top"/>
           </w:tcPr>
           <w:p>
             <w:pPr>
+              <w:keepNext w:val="0"/>
               <w:keepLines w:val="0"/>
               <w:pageBreakBefore w:val="0"/>
               <w:widowControl w:val="0"/>
               <w:wordWrap/>
               <w:overflowPunct/>
               <w:bidi w:val="0"/>
+              <w:jc w:val="center"/>
               <w:rPr>
                 <w:rFonts w:hint="eastAsia"/>
                 <w:vertAlign w:val="baseline"/>
@@ -477,7 +493,7 @@
             </w:r>
             <w:r>
               <w:rPr>
-                <w:rFonts w:asciiTheme="minorAscii" w:eastAsiaTheme="minorEastAsia" w:hAnsiTheme="minorAscii" w:hint="eastAsia"/>
+                <w:rFonts w:hint="eastAsia" w:asciiTheme="minorAscii" w:hAnsiTheme="minorAscii" w:eastAsiaTheme="minorEastAsia"/>
                 <w:spacing w:val="227"/>
                 <w:sz w:val="21"/>
                 <w:vertAlign w:val="baseline"/>
@@ -498,15 +514,18 @@
         <w:tc>
           <w:tcPr>
             <w:tcW w:w="4261" w:type="dxa"/>
+            <w:vAlign w:val="top"/>
           </w:tcPr>
           <w:p>
             <w:pPr>
+              <w:keepNext w:val="0"/>
               <w:keepLines w:val="0"/>
               <w:pageBreakBefore w:val="0"/>
               <w:widowControl w:val="0"/>
               <w:wordWrap/>
               <w:overflowPunct/>
               <w:bidi w:val="0"/>
+              <w:jc w:val="center"/>
               <w:rPr>
                 <w:rFonts w:hint="default"/>
                 <w:vertAlign w:val="baseline"/>
@@ -523,7 +542,7 @@
             </w:r>
             <w:r>
               <w:rPr>
-                <w:rFonts w:asciiTheme="minorAscii" w:eastAsiaTheme="minorEastAsia" w:hAnsiTheme="minorAscii" w:hint="eastAsia"/>
+                <w:rFonts w:hint="eastAsia" w:asciiTheme="minorAscii" w:hAnsiTheme="minorAscii" w:eastAsiaTheme="minorEastAsia"/>
                 <w:spacing w:val="227"/>
                 <w:sz w:val="21"/>
                 <w:vertAlign w:val="baseline"/>
@@ -568,14 +587,14 @@
         <w:spacing w:before="153" w:line="225" w:lineRule="auto"/>
         <w:ind w:left="3634"/>
         <w:rPr>
-          <w:rFonts w:ascii="宋体" w:eastAsia="宋体" w:hAnsi="宋体" w:cs="宋体"/>
+          <w:rFonts w:ascii="宋体" w:hAnsi="宋体" w:eastAsia="宋体" w:cs="宋体"/>
           <w:sz w:val="31"/>
           <w:szCs w:val="31"/>
         </w:rPr>
       </w:pPr>
       <w:r>
         <w:rPr>
-          <w:rFonts w:ascii="宋体" w:eastAsia="宋体" w:hAnsi="宋体" w:cs="宋体"/>
+          <w:rFonts w:ascii="宋体" w:hAnsi="宋体" w:eastAsia="宋体" w:cs="宋体"/>
           <w:b/>
           <w:bCs/>
           <w:spacing w:val="4"/>
@@ -587,16 +606,16 @@
     </w:p>
     <w:tbl>
       <w:tblPr>
-        <w:tblStyle w:val="TableNormal0"/>
+        <w:tblStyle w:val="26"/>
         <w:tblW w:w="8301" w:type="dxa"/>
         <w:tblInd w:w="2" w:type="dxa"/>
         <w:tblBorders>
-          <w:top w:val="single" w:sz="2" w:space="0" w:color="000000"/>
-          <w:left w:val="single" w:sz="2" w:space="0" w:color="000000"/>
-          <w:bottom w:val="single" w:sz="2" w:space="0" w:color="000000"/>
-          <w:right w:val="single" w:sz="2" w:space="0" w:color="000000"/>
-          <w:insideH w:val="single" w:sz="2" w:space="0" w:color="000000"/>
-          <w:insideV w:val="single" w:sz="2" w:space="0" w:color="000000"/>
+          <w:top w:val="single" w:color="000000" w:sz="2" w:space="0"/>
+          <w:left w:val="single" w:color="000000" w:sz="2" w:space="0"/>
+          <w:bottom w:val="single" w:color="000000" w:sz="2" w:space="0"/>
+          <w:right w:val="single" w:color="000000" w:sz="2" w:space="0"/>
+          <w:insideH w:val="single" w:color="000000" w:sz="2" w:space="0"/>
+          <w:insideV w:val="single" w:color="000000" w:sz="2" w:space="0"/>
         </w:tblBorders>
         <w:tblLayout w:type="fixed"/>
         <w:tblCellMar>
@@ -616,17 +635,14 @@
       </w:tblGrid>
       <w:tr>
         <w:tblPrEx>
-          <w:tblW w:w="8301" w:type="dxa"/>
-          <w:tblInd w:w="2" w:type="dxa"/>
           <w:tblBorders>
-            <w:top w:val="single" w:sz="2" w:space="0" w:color="000000"/>
-            <w:left w:val="single" w:sz="2" w:space="0" w:color="000000"/>
-            <w:bottom w:val="single" w:sz="2" w:space="0" w:color="000000"/>
-            <w:right w:val="single" w:sz="2" w:space="0" w:color="000000"/>
-            <w:insideH w:val="single" w:sz="2" w:space="0" w:color="000000"/>
-            <w:insideV w:val="single" w:sz="2" w:space="0" w:color="000000"/>
+            <w:top w:val="single" w:color="000000" w:sz="2" w:space="0"/>
+            <w:left w:val="single" w:color="000000" w:sz="2" w:space="0"/>
+            <w:bottom w:val="single" w:color="000000" w:sz="2" w:space="0"/>
+            <w:right w:val="single" w:color="000000" w:sz="2" w:space="0"/>
+            <w:insideH w:val="single" w:color="000000" w:sz="2" w:space="0"/>
+            <w:insideV w:val="single" w:color="000000" w:sz="2" w:space="0"/>
           </w:tblBorders>
-          <w:tblLayout w:type="fixed"/>
           <w:tblCellMar>
             <w:top w:w="0" w:type="dxa"/>
             <w:left w:w="0" w:type="dxa"/>
@@ -635,7 +651,7 @@
           </w:tblCellMar>
         </w:tblPrEx>
         <w:trPr>
-          <w:trHeight w:val="593"/>
+          <w:trHeight w:val="593" w:hRule="atLeast"/>
         </w:trPr>
         <w:tc>
           <w:tcPr>
@@ -652,14 +668,14 @@
               <w:spacing w:before="176" w:line="228" w:lineRule="auto"/>
               <w:ind w:left="607"/>
               <w:rPr>
-                <w:rFonts w:ascii="宋体" w:eastAsia="宋体" w:hAnsi="宋体" w:cs="宋体"/>
+                <w:rFonts w:ascii="宋体" w:hAnsi="宋体" w:eastAsia="宋体" w:cs="宋体"/>
                 <w:sz w:val="20"/>
                 <w:szCs w:val="20"/>
               </w:rPr>
             </w:pPr>
             <w:r>
               <w:rPr>
-                <w:rFonts w:ascii="宋体" w:eastAsia="宋体" w:hAnsi="宋体" w:cs="宋体"/>
+                <w:rFonts w:ascii="宋体" w:hAnsi="宋体" w:eastAsia="宋体" w:cs="宋体"/>
                 <w:spacing w:val="-14"/>
                 <w:sz w:val="20"/>
                 <w:szCs w:val="20"/>
@@ -683,14 +699,14 @@
               <w:spacing w:before="175" w:line="227" w:lineRule="auto"/>
               <w:ind w:left="253"/>
               <w:rPr>
-                <w:rFonts w:ascii="宋体" w:eastAsia="宋体" w:hAnsi="宋体" w:cs="宋体"/>
+                <w:rFonts w:ascii="宋体" w:hAnsi="宋体" w:eastAsia="宋体" w:cs="宋体"/>
                 <w:sz w:val="20"/>
                 <w:szCs w:val="20"/>
               </w:rPr>
             </w:pPr>
             <w:r>
               <w:rPr>
-                <w:rFonts w:ascii="宋体" w:eastAsia="宋体" w:hAnsi="宋体" w:cs="宋体"/>
+                <w:rFonts w:ascii="宋体" w:hAnsi="宋体" w:eastAsia="宋体" w:cs="宋体"/>
                 <w:spacing w:val="4"/>
                 <w:sz w:val="20"/>
                 <w:szCs w:val="20"/>
@@ -714,14 +730,14 @@
               <w:spacing w:before="175" w:line="228" w:lineRule="auto"/>
               <w:ind w:left="730"/>
               <w:rPr>
-                <w:rFonts w:ascii="宋体" w:eastAsia="宋体" w:hAnsi="宋体" w:cs="宋体"/>
+                <w:rFonts w:ascii="宋体" w:hAnsi="宋体" w:eastAsia="宋体" w:cs="宋体"/>
                 <w:sz w:val="20"/>
                 <w:szCs w:val="20"/>
               </w:rPr>
             </w:pPr>
             <w:r>
               <w:rPr>
-                <w:rFonts w:ascii="宋体" w:eastAsia="宋体" w:hAnsi="宋体" w:cs="宋体"/>
+                <w:rFonts w:ascii="宋体" w:hAnsi="宋体" w:eastAsia="宋体" w:cs="宋体"/>
                 <w:spacing w:val="7"/>
                 <w:sz w:val="20"/>
                 <w:szCs w:val="20"/>
@@ -745,14 +761,14 @@
               <w:spacing w:before="175" w:line="228" w:lineRule="auto"/>
               <w:ind w:left="310"/>
               <w:rPr>
-                <w:rFonts w:ascii="宋体" w:eastAsia="宋体" w:hAnsi="宋体" w:cs="宋体"/>
+                <w:rFonts w:ascii="宋体" w:hAnsi="宋体" w:eastAsia="宋体" w:cs="宋体"/>
                 <w:sz w:val="20"/>
                 <w:szCs w:val="20"/>
               </w:rPr>
             </w:pPr>
             <w:r>
               <w:rPr>
-                <w:rFonts w:ascii="宋体" w:eastAsia="宋体" w:hAnsi="宋体" w:cs="宋体"/>
+                <w:rFonts w:ascii="宋体" w:hAnsi="宋体" w:eastAsia="宋体" w:cs="宋体"/>
                 <w:spacing w:val="6"/>
                 <w:sz w:val="20"/>
                 <w:szCs w:val="20"/>
@@ -776,7 +792,7 @@
               <w:spacing w:before="175" w:line="228" w:lineRule="auto"/>
               <w:ind w:left="310"/>
               <w:rPr>
-                <w:rFonts w:ascii="宋体" w:eastAsia="宋体" w:hAnsi="宋体" w:cs="宋体" w:hint="eastAsia"/>
+                <w:rFonts w:hint="eastAsia" w:ascii="宋体" w:hAnsi="宋体" w:eastAsia="宋体" w:cs="宋体"/>
                 <w:spacing w:val="6"/>
                 <w:sz w:val="20"/>
                 <w:szCs w:val="20"/>
@@ -785,7 +801,7 @@
             </w:pPr>
             <w:r>
               <w:rPr>
-                <w:rFonts w:ascii="宋体" w:eastAsia="宋体" w:hAnsi="宋体" w:cs="宋体" w:hint="eastAsia"/>
+                <w:rFonts w:hint="eastAsia" w:ascii="宋体" w:hAnsi="宋体" w:eastAsia="宋体" w:cs="宋体"/>
                 <w:spacing w:val="6"/>
                 <w:sz w:val="20"/>
                 <w:szCs w:val="20"/>
@@ -810,14 +826,14 @@
               <w:spacing w:before="176" w:line="229" w:lineRule="auto"/>
               <w:ind w:left="311"/>
               <w:rPr>
-                <w:rFonts w:ascii="宋体" w:eastAsia="宋体" w:hAnsi="宋体" w:cs="宋体"/>
+                <w:rFonts w:ascii="宋体" w:hAnsi="宋体" w:eastAsia="宋体" w:cs="宋体"/>
                 <w:sz w:val="20"/>
                 <w:szCs w:val="20"/>
               </w:rPr>
             </w:pPr>
             <w:r>
               <w:rPr>
-                <w:rFonts w:ascii="宋体" w:eastAsia="宋体" w:hAnsi="宋体" w:cs="宋体"/>
+                <w:rFonts w:ascii="宋体" w:hAnsi="宋体" w:eastAsia="宋体" w:cs="宋体"/>
                 <w:spacing w:val="7"/>
                 <w:sz w:val="20"/>
                 <w:szCs w:val="20"/>
@@ -829,9 +845,14 @@
       </w:tr>
       <w:tr>
         <w:tblPrEx>
-          <w:tblW w:w="8301" w:type="dxa"/>
-          <w:tblInd w:w="2" w:type="dxa"/>
-          <w:tblLayout w:type="fixed"/>
+          <w:tblBorders>
+            <w:top w:val="single" w:color="000000" w:sz="2" w:space="0"/>
+            <w:left w:val="single" w:color="000000" w:sz="2" w:space="0"/>
+            <w:bottom w:val="single" w:color="000000" w:sz="2" w:space="0"/>
+            <w:right w:val="single" w:color="000000" w:sz="2" w:space="0"/>
+            <w:insideH w:val="single" w:color="000000" w:sz="2" w:space="0"/>
+            <w:insideV w:val="single" w:color="000000" w:sz="2" w:space="0"/>
+          </w:tblBorders>
           <w:tblCellMar>
             <w:top w:w="0" w:type="dxa"/>
             <w:left w:w="0" w:type="dxa"/>
@@ -840,7 +861,7 @@
           </w:tblCellMar>
         </w:tblPrEx>
         <w:trPr>
-          <w:trHeight w:val="556"/>
+          <w:trHeight w:val="556" w:hRule="atLeast"/>
         </w:trPr>
         <w:tc>
           <w:tcPr>
@@ -857,14 +878,14 @@
               <w:spacing w:before="173" w:line="267" w:lineRule="exact"/>
               <w:ind w:left="260"/>
               <w:rPr>
-                <w:rFonts w:ascii="宋体" w:eastAsia="宋体" w:hAnsi="宋体" w:cs="宋体"/>
+                <w:rFonts w:ascii="宋体" w:hAnsi="宋体" w:eastAsia="宋体" w:cs="宋体"/>
                 <w:sz w:val="20"/>
                 <w:szCs w:val="20"/>
               </w:rPr>
             </w:pPr>
             <w:r>
               <w:rPr>
-                <w:rFonts w:ascii="宋体" w:eastAsia="宋体" w:hAnsi="宋体" w:cs="宋体"/>
+                <w:rFonts w:ascii="宋体" w:hAnsi="宋体" w:eastAsia="宋体" w:cs="宋体"/>
                 <w:spacing w:val="3"/>
                 <w:position w:val="1"/>
                 <w:sz w:val="20"/>
@@ -889,14 +910,14 @@
               <w:spacing w:before="173" w:line="267" w:lineRule="exact"/>
               <w:ind w:left="248"/>
               <w:rPr>
-                <w:rFonts w:ascii="宋体" w:eastAsia="宋体" w:hAnsi="宋体" w:cs="宋体"/>
+                <w:rFonts w:ascii="宋体" w:hAnsi="宋体" w:eastAsia="宋体" w:cs="宋体"/>
                 <w:sz w:val="20"/>
                 <w:szCs w:val="20"/>
               </w:rPr>
             </w:pPr>
             <w:r>
               <w:rPr>
-                <w:rFonts w:ascii="宋体" w:eastAsia="宋体" w:hAnsi="宋体" w:cs="宋体"/>
+                <w:rFonts w:ascii="宋体" w:hAnsi="宋体" w:eastAsia="宋体" w:cs="宋体"/>
                 <w:spacing w:val="4"/>
                 <w:position w:val="1"/>
                 <w:sz w:val="20"/>
@@ -922,14 +943,14 @@
               <w:ind w:left="114"/>
               <w:jc w:val="center"/>
               <w:rPr>
-                <w:rFonts w:ascii="宋体" w:eastAsia="宋体" w:hAnsi="宋体" w:cs="宋体"/>
+                <w:rFonts w:ascii="宋体" w:hAnsi="宋体" w:eastAsia="宋体" w:cs="宋体"/>
                 <w:sz w:val="20"/>
                 <w:szCs w:val="20"/>
               </w:rPr>
             </w:pPr>
             <w:r>
               <w:rPr>
-                <w:rFonts w:ascii="宋体" w:eastAsia="宋体" w:hAnsi="宋体" w:cs="宋体"/>
+                <w:rFonts w:ascii="宋体" w:hAnsi="宋体" w:eastAsia="宋体" w:cs="宋体"/>
                 <w:spacing w:val="7"/>
                 <w:sz w:val="20"/>
                 <w:szCs w:val="20"/>
@@ -953,7 +974,7 @@
               <w:spacing w:before="172" w:line="228" w:lineRule="auto"/>
               <w:ind w:left="313"/>
               <w:rPr>
-                <w:rFonts w:ascii="宋体" w:eastAsia="宋体" w:hAnsi="宋体" w:cs="宋体" w:hint="eastAsia"/>
+                <w:rFonts w:hint="eastAsia" w:ascii="宋体" w:hAnsi="宋体" w:eastAsia="宋体" w:cs="宋体"/>
                 <w:sz w:val="20"/>
                 <w:szCs w:val="20"/>
                 <w:lang w:val="en-US" w:eastAsia="zh-CN"/>
@@ -961,12 +982,12 @@
             </w:pPr>
             <w:r>
               <w:rPr>
-                <w:rFonts w:ascii="宋体" w:eastAsia="宋体" w:hAnsi="宋体" w:cs="宋体" w:hint="eastAsia"/>
+                <w:rFonts w:hint="eastAsia" w:ascii="宋体" w:hAnsi="宋体" w:cs="宋体"/>
                 <w:sz w:val="20"/>
                 <w:szCs w:val="20"/>
                 <w:lang w:val="en-US" w:eastAsia="zh-CN"/>
               </w:rPr>
-              <w:t>孙光莉</w:t>
+              <w:t>王潇</w:t>
             </w:r>
           </w:p>
         </w:tc>
@@ -985,7 +1006,7 @@
               <w:spacing w:before="172" w:line="228" w:lineRule="auto"/>
               <w:ind w:left="313"/>
               <w:rPr>
-                <w:rFonts w:ascii="宋体" w:eastAsia="宋体" w:hAnsi="宋体" w:cs="宋体" w:hint="eastAsia"/>
+                <w:rFonts w:hint="eastAsia" w:ascii="宋体" w:hAnsi="宋体" w:eastAsia="宋体" w:cs="宋体"/>
                 <w:spacing w:val="5"/>
                 <w:sz w:val="20"/>
                 <w:szCs w:val="20"/>
@@ -993,14 +1014,10 @@
             </w:pPr>
             <w:r>
               <w:rPr>
-                <w:rFonts w:ascii="宋体" w:eastAsia="宋体" w:hAnsi="宋体" w:cs="宋体" w:hint="eastAsia"/>
-                <w:spacing w:val="100"/>
-                <w:kern w:val="0"/>
-                <w:sz w:val="20"/>
-                <w:szCs w:val="20"/>
+                <w:rFonts w:hint="eastAsia"/>
                 <w:lang w:val="en-US" w:eastAsia="zh-CN"/>
               </w:rPr>
-              <w:t>严长运</w:t>
+              <w:t>刘钢要</w:t>
             </w:r>
           </w:p>
         </w:tc>
@@ -1019,14 +1036,14 @@
               <w:spacing w:before="173" w:line="229" w:lineRule="auto"/>
               <w:ind w:left="314"/>
               <w:rPr>
-                <w:rFonts w:ascii="宋体" w:eastAsia="宋体" w:hAnsi="宋体" w:cs="宋体"/>
+                <w:rFonts w:ascii="宋体" w:hAnsi="宋体" w:eastAsia="宋体" w:cs="宋体"/>
                 <w:sz w:val="20"/>
                 <w:szCs w:val="20"/>
               </w:rPr>
             </w:pPr>
             <w:r>
               <w:rPr>
-                <w:rFonts w:ascii="宋体" w:eastAsia="宋体" w:hAnsi="宋体" w:cs="宋体" w:hint="eastAsia"/>
+                <w:rFonts w:hint="eastAsia" w:ascii="宋体" w:hAnsi="宋体" w:eastAsia="宋体" w:cs="宋体"/>
                 <w:spacing w:val="6"/>
                 <w:sz w:val="20"/>
                 <w:szCs w:val="20"/>
@@ -1039,9 +1056,14 @@
       </w:tr>
       <w:tr>
         <w:tblPrEx>
-          <w:tblW w:w="8301" w:type="dxa"/>
-          <w:tblInd w:w="2" w:type="dxa"/>
-          <w:tblLayout w:type="fixed"/>
+          <w:tblBorders>
+            <w:top w:val="single" w:color="000000" w:sz="2" w:space="0"/>
+            <w:left w:val="single" w:color="000000" w:sz="2" w:space="0"/>
+            <w:bottom w:val="single" w:color="000000" w:sz="2" w:space="0"/>
+            <w:right w:val="single" w:color="000000" w:sz="2" w:space="0"/>
+            <w:insideH w:val="single" w:color="000000" w:sz="2" w:space="0"/>
+            <w:insideV w:val="single" w:color="000000" w:sz="2" w:space="0"/>
+          </w:tblBorders>
           <w:tblCellMar>
             <w:top w:w="0" w:type="dxa"/>
             <w:left w:w="0" w:type="dxa"/>
@@ -1050,7 +1072,7 @@
           </w:tblCellMar>
         </w:tblPrEx>
         <w:trPr>
-          <w:trHeight w:val="556"/>
+          <w:trHeight w:val="556" w:hRule="atLeast"/>
         </w:trPr>
         <w:tc>
           <w:tcPr>
@@ -1058,7 +1080,7 @@
           </w:tcPr>
           <w:p>
             <w:pPr>
-              <w:pStyle w:val="TableText"/>
+              <w:pStyle w:val="27"/>
               <w:keepLines w:val="0"/>
               <w:pageBreakBefore w:val="0"/>
               <w:widowControl w:val="0"/>
@@ -1074,7 +1096,7 @@
           </w:tcPr>
           <w:p>
             <w:pPr>
-              <w:pStyle w:val="TableText"/>
+              <w:pStyle w:val="27"/>
               <w:keepLines w:val="0"/>
               <w:pageBreakBefore w:val="0"/>
               <w:widowControl w:val="0"/>
@@ -1090,7 +1112,7 @@
           </w:tcPr>
           <w:p>
             <w:pPr>
-              <w:pStyle w:val="TableText"/>
+              <w:pStyle w:val="27"/>
               <w:keepLines w:val="0"/>
               <w:pageBreakBefore w:val="0"/>
               <w:widowControl w:val="0"/>
@@ -1140,7 +1162,7 @@
           </w:tcPr>
           <w:p>
             <w:pPr>
-              <w:pStyle w:val="TableText"/>
+              <w:pStyle w:val="27"/>
               <w:keepLines w:val="0"/>
               <w:pageBreakBefore w:val="0"/>
               <w:widowControl w:val="0"/>
@@ -1153,9 +1175,14 @@
       </w:tr>
       <w:tr>
         <w:tblPrEx>
-          <w:tblW w:w="8301" w:type="dxa"/>
-          <w:tblInd w:w="2" w:type="dxa"/>
-          <w:tblLayout w:type="fixed"/>
+          <w:tblBorders>
+            <w:top w:val="single" w:color="000000" w:sz="2" w:space="0"/>
+            <w:left w:val="single" w:color="000000" w:sz="2" w:space="0"/>
+            <w:bottom w:val="single" w:color="000000" w:sz="2" w:space="0"/>
+            <w:right w:val="single" w:color="000000" w:sz="2" w:space="0"/>
+            <w:insideH w:val="single" w:color="000000" w:sz="2" w:space="0"/>
+            <w:insideV w:val="single" w:color="000000" w:sz="2" w:space="0"/>
+          </w:tblBorders>
           <w:tblCellMar>
             <w:top w:w="0" w:type="dxa"/>
             <w:left w:w="0" w:type="dxa"/>
@@ -1164,7 +1191,7 @@
           </w:tblCellMar>
         </w:tblPrEx>
         <w:trPr>
-          <w:trHeight w:val="556"/>
+          <w:trHeight w:val="556" w:hRule="atLeast"/>
         </w:trPr>
         <w:tc>
           <w:tcPr>
@@ -1172,7 +1199,7 @@
           </w:tcPr>
           <w:p>
             <w:pPr>
-              <w:pStyle w:val="TableText"/>
+              <w:pStyle w:val="27"/>
               <w:keepLines w:val="0"/>
               <w:pageBreakBefore w:val="0"/>
               <w:widowControl w:val="0"/>
@@ -1188,7 +1215,7 @@
           </w:tcPr>
           <w:p>
             <w:pPr>
-              <w:pStyle w:val="TableText"/>
+              <w:pStyle w:val="27"/>
               <w:keepLines w:val="0"/>
               <w:pageBreakBefore w:val="0"/>
               <w:widowControl w:val="0"/>
@@ -1204,7 +1231,7 @@
           </w:tcPr>
           <w:p>
             <w:pPr>
-              <w:pStyle w:val="TableText"/>
+              <w:pStyle w:val="27"/>
               <w:keepLines w:val="0"/>
               <w:pageBreakBefore w:val="0"/>
               <w:widowControl w:val="0"/>
@@ -1254,7 +1281,7 @@
           </w:tcPr>
           <w:p>
             <w:pPr>
-              <w:pStyle w:val="TableText"/>
+              <w:pStyle w:val="27"/>
               <w:keepLines w:val="0"/>
               <w:pageBreakBefore w:val="0"/>
               <w:widowControl w:val="0"/>
@@ -1267,9 +1294,14 @@
       </w:tr>
       <w:tr>
         <w:tblPrEx>
-          <w:tblW w:w="8301" w:type="dxa"/>
-          <w:tblInd w:w="2" w:type="dxa"/>
-          <w:tblLayout w:type="fixed"/>
+          <w:tblBorders>
+            <w:top w:val="single" w:color="000000" w:sz="2" w:space="0"/>
+            <w:left w:val="single" w:color="000000" w:sz="2" w:space="0"/>
+            <w:bottom w:val="single" w:color="000000" w:sz="2" w:space="0"/>
+            <w:right w:val="single" w:color="000000" w:sz="2" w:space="0"/>
+            <w:insideH w:val="single" w:color="000000" w:sz="2" w:space="0"/>
+            <w:insideV w:val="single" w:color="000000" w:sz="2" w:space="0"/>
+          </w:tblBorders>
           <w:tblCellMar>
             <w:top w:w="0" w:type="dxa"/>
             <w:left w:w="0" w:type="dxa"/>
@@ -1278,7 +1310,7 @@
           </w:tblCellMar>
         </w:tblPrEx>
         <w:trPr>
-          <w:trHeight w:val="557"/>
+          <w:trHeight w:val="557" w:hRule="atLeast"/>
         </w:trPr>
         <w:tc>
           <w:tcPr>
@@ -1286,7 +1318,7 @@
           </w:tcPr>
           <w:p>
             <w:pPr>
-              <w:pStyle w:val="TableText"/>
+              <w:pStyle w:val="27"/>
               <w:keepLines w:val="0"/>
               <w:pageBreakBefore w:val="0"/>
               <w:widowControl w:val="0"/>
@@ -1302,7 +1334,7 @@
           </w:tcPr>
           <w:p>
             <w:pPr>
-              <w:pStyle w:val="TableText"/>
+              <w:pStyle w:val="27"/>
               <w:keepLines w:val="0"/>
               <w:pageBreakBefore w:val="0"/>
               <w:widowControl w:val="0"/>
@@ -1318,7 +1350,7 @@
           </w:tcPr>
           <w:p>
             <w:pPr>
-              <w:pStyle w:val="TableText"/>
+              <w:pStyle w:val="27"/>
               <w:keepLines w:val="0"/>
               <w:pageBreakBefore w:val="0"/>
               <w:widowControl w:val="0"/>
@@ -1334,7 +1366,7 @@
           </w:tcPr>
           <w:p>
             <w:pPr>
-              <w:pStyle w:val="TableText"/>
+              <w:pStyle w:val="27"/>
               <w:keepLines w:val="0"/>
               <w:pageBreakBefore w:val="0"/>
               <w:widowControl w:val="0"/>
@@ -1350,7 +1382,7 @@
           </w:tcPr>
           <w:p>
             <w:pPr>
-              <w:pStyle w:val="TableText"/>
+              <w:pStyle w:val="27"/>
               <w:keepLines w:val="0"/>
               <w:pageBreakBefore w:val="0"/>
               <w:widowControl w:val="0"/>
@@ -1366,7 +1398,7 @@
           </w:tcPr>
           <w:p>
             <w:pPr>
-              <w:pStyle w:val="TableText"/>
+              <w:pStyle w:val="27"/>
               <w:keepLines w:val="0"/>
               <w:pageBreakBefore w:val="0"/>
               <w:widowControl w:val="0"/>
@@ -1379,9 +1411,14 @@
       </w:tr>
       <w:tr>
         <w:tblPrEx>
-          <w:tblW w:w="8301" w:type="dxa"/>
-          <w:tblInd w:w="2" w:type="dxa"/>
-          <w:tblLayout w:type="fixed"/>
+          <w:tblBorders>
+            <w:top w:val="single" w:color="000000" w:sz="2" w:space="0"/>
+            <w:left w:val="single" w:color="000000" w:sz="2" w:space="0"/>
+            <w:bottom w:val="single" w:color="000000" w:sz="2" w:space="0"/>
+            <w:right w:val="single" w:color="000000" w:sz="2" w:space="0"/>
+            <w:insideH w:val="single" w:color="000000" w:sz="2" w:space="0"/>
+            <w:insideV w:val="single" w:color="000000" w:sz="2" w:space="0"/>
+          </w:tblBorders>
           <w:tblCellMar>
             <w:top w:w="0" w:type="dxa"/>
             <w:left w:w="0" w:type="dxa"/>
@@ -1390,7 +1427,7 @@
           </w:tblCellMar>
         </w:tblPrEx>
         <w:trPr>
-          <w:trHeight w:val="556"/>
+          <w:trHeight w:val="556" w:hRule="atLeast"/>
         </w:trPr>
         <w:tc>
           <w:tcPr>
@@ -1398,7 +1435,7 @@
           </w:tcPr>
           <w:p>
             <w:pPr>
-              <w:pStyle w:val="TableText"/>
+              <w:pStyle w:val="27"/>
               <w:keepLines w:val="0"/>
               <w:pageBreakBefore w:val="0"/>
               <w:widowControl w:val="0"/>
@@ -1414,7 +1451,7 @@
           </w:tcPr>
           <w:p>
             <w:pPr>
-              <w:pStyle w:val="TableText"/>
+              <w:pStyle w:val="27"/>
               <w:keepLines w:val="0"/>
               <w:pageBreakBefore w:val="0"/>
               <w:widowControl w:val="0"/>
@@ -1430,7 +1467,7 @@
           </w:tcPr>
           <w:p>
             <w:pPr>
-              <w:pStyle w:val="TableText"/>
+              <w:pStyle w:val="27"/>
               <w:keepLines w:val="0"/>
               <w:pageBreakBefore w:val="0"/>
               <w:widowControl w:val="0"/>
@@ -1446,7 +1483,7 @@
           </w:tcPr>
           <w:p>
             <w:pPr>
-              <w:pStyle w:val="TableText"/>
+              <w:pStyle w:val="27"/>
               <w:keepLines w:val="0"/>
               <w:pageBreakBefore w:val="0"/>
               <w:widowControl w:val="0"/>
@@ -1462,7 +1499,7 @@
           </w:tcPr>
           <w:p>
             <w:pPr>
-              <w:pStyle w:val="TableText"/>
+              <w:pStyle w:val="27"/>
               <w:keepLines w:val="0"/>
               <w:pageBreakBefore w:val="0"/>
               <w:widowControl w:val="0"/>
@@ -1478,7 +1515,7 @@
           </w:tcPr>
           <w:p>
             <w:pPr>
-              <w:pStyle w:val="TableText"/>
+              <w:pStyle w:val="27"/>
               <w:keepLines w:val="0"/>
               <w:pageBreakBefore w:val="0"/>
               <w:widowControl w:val="0"/>
@@ -1491,9 +1528,14 @@
       </w:tr>
       <w:tr>
         <w:tblPrEx>
-          <w:tblW w:w="8301" w:type="dxa"/>
-          <w:tblInd w:w="2" w:type="dxa"/>
-          <w:tblLayout w:type="fixed"/>
+          <w:tblBorders>
+            <w:top w:val="single" w:color="000000" w:sz="2" w:space="0"/>
+            <w:left w:val="single" w:color="000000" w:sz="2" w:space="0"/>
+            <w:bottom w:val="single" w:color="000000" w:sz="2" w:space="0"/>
+            <w:right w:val="single" w:color="000000" w:sz="2" w:space="0"/>
+            <w:insideH w:val="single" w:color="000000" w:sz="2" w:space="0"/>
+            <w:insideV w:val="single" w:color="000000" w:sz="2" w:space="0"/>
+          </w:tblBorders>
           <w:tblCellMar>
             <w:top w:w="0" w:type="dxa"/>
             <w:left w:w="0" w:type="dxa"/>
@@ -1502,7 +1544,7 @@
           </w:tblCellMar>
         </w:tblPrEx>
         <w:trPr>
-          <w:trHeight w:val="561"/>
+          <w:trHeight w:val="561" w:hRule="atLeast"/>
         </w:trPr>
         <w:tc>
           <w:tcPr>
@@ -1510,7 +1552,7 @@
           </w:tcPr>
           <w:p>
             <w:pPr>
-              <w:pStyle w:val="TableText"/>
+              <w:pStyle w:val="27"/>
               <w:keepLines w:val="0"/>
               <w:pageBreakBefore w:val="0"/>
               <w:widowControl w:val="0"/>
@@ -1526,7 +1568,7 @@
           </w:tcPr>
           <w:p>
             <w:pPr>
-              <w:pStyle w:val="TableText"/>
+              <w:pStyle w:val="27"/>
               <w:keepLines w:val="0"/>
               <w:pageBreakBefore w:val="0"/>
               <w:widowControl w:val="0"/>
@@ -1542,7 +1584,7 @@
           </w:tcPr>
           <w:p>
             <w:pPr>
-              <w:pStyle w:val="TableText"/>
+              <w:pStyle w:val="27"/>
               <w:keepLines w:val="0"/>
               <w:pageBreakBefore w:val="0"/>
               <w:widowControl w:val="0"/>
@@ -1558,7 +1600,7 @@
           </w:tcPr>
           <w:p>
             <w:pPr>
-              <w:pStyle w:val="TableText"/>
+              <w:pStyle w:val="27"/>
               <w:keepLines w:val="0"/>
               <w:pageBreakBefore w:val="0"/>
               <w:widowControl w:val="0"/>
@@ -1574,7 +1616,7 @@
           </w:tcPr>
           <w:p>
             <w:pPr>
-              <w:pStyle w:val="TableText"/>
+              <w:pStyle w:val="27"/>
               <w:keepLines w:val="0"/>
               <w:pageBreakBefore w:val="0"/>
               <w:widowControl w:val="0"/>
@@ -1590,7 +1632,7 @@
           </w:tcPr>
           <w:p>
             <w:pPr>
-              <w:pStyle w:val="TableText"/>
+              <w:pStyle w:val="27"/>
               <w:keepLines w:val="0"/>
               <w:pageBreakBefore w:val="0"/>
               <w:widowControl w:val="0"/>
@@ -1618,7 +1660,7 @@
     <w:sdt>
       <w:sdtPr>
         <w:rPr>
-          <w:rFonts w:ascii="宋体" w:eastAsia="宋体" w:hAnsi="宋体" w:cs="Arial"/>
+          <w:rFonts w:ascii="宋体" w:hAnsi="宋体" w:eastAsia="宋体" w:cs="Arial"/>
           <w:snapToGrid w:val="0"/>
           <w:color w:val="000000"/>
           <w:kern w:val="0"/>
@@ -1634,7 +1676,7 @@
       </w:sdtPr>
       <w:sdtEndPr>
         <w:rPr>
-          <w:rFonts w:ascii="宋体" w:eastAsia="宋体" w:hAnsi="宋体" w:cs="宋体" w:hint="eastAsia"/>
+          <w:rFonts w:hint="eastAsia" w:ascii="宋体" w:hAnsi="宋体" w:eastAsia="宋体" w:cs="宋体"/>
           <w:snapToGrid w:val="0"/>
           <w:color w:val="000000"/>
           <w:kern w:val="0"/>
@@ -1653,17 +1695,17 @@
             <w:overflowPunct/>
             <w:bidi w:val="0"/>
             <w:spacing w:before="0" w:beforeLines="0" w:after="0" w:afterLines="0" w:line="240" w:lineRule="auto"/>
-            <w:ind w:left="0" w:right="0" w:firstLine="0" w:leftChars="0" w:rightChars="0" w:firstLineChars="0"/>
+            <w:ind w:left="0" w:leftChars="0" w:right="0" w:rightChars="0" w:firstLine="0" w:firstLineChars="0"/>
             <w:jc w:val="center"/>
             <w:rPr>
-              <w:rFonts w:ascii="宋体" w:eastAsia="宋体" w:hAnsi="宋体" w:cs="宋体" w:hint="eastAsia"/>
+              <w:rFonts w:hint="eastAsia" w:ascii="宋体" w:hAnsi="宋体" w:eastAsia="宋体" w:cs="宋体"/>
               <w:sz w:val="24"/>
               <w:szCs w:val="24"/>
             </w:rPr>
           </w:pPr>
           <w:r>
             <w:rPr>
-              <w:rFonts w:ascii="宋体" w:eastAsia="宋体" w:hAnsi="宋体" w:cs="宋体" w:hint="eastAsia"/>
+              <w:rFonts w:hint="eastAsia" w:ascii="宋体" w:hAnsi="宋体" w:eastAsia="宋体" w:cs="宋体"/>
               <w:sz w:val="24"/>
               <w:szCs w:val="24"/>
             </w:rPr>
@@ -1672,16 +1714,14 @@
         </w:p>
         <w:p>
           <w:pPr>
-            <w:pStyle w:val="TOC1"/>
+            <w:pStyle w:val="16"/>
             <w:tabs>
               <w:tab w:val="right" w:leader="dot" w:pos="8306"/>
             </w:tabs>
           </w:pPr>
-          <w:bookmarkStart w:id="2" w:name="_GoBack"/>
-          <w:bookmarkEnd w:id="2"/>
-          <w:r>
-            <w:rPr>
-              <w:rFonts w:ascii="宋体" w:eastAsia="宋体" w:hAnsi="宋体" w:cs="宋体" w:hint="eastAsia"/>
+          <w:r>
+            <w:rPr>
+              <w:rFonts w:hint="eastAsia" w:ascii="宋体" w:hAnsi="宋体" w:eastAsia="宋体" w:cs="宋体"/>
               <w:sz w:val="24"/>
               <w:szCs w:val="24"/>
             </w:rPr>
@@ -1689,7 +1729,7 @@
           </w:r>
           <w:r>
             <w:rPr>
-              <w:rFonts w:ascii="宋体" w:eastAsia="宋体" w:hAnsi="宋体" w:cs="宋体" w:hint="eastAsia"/>
+              <w:rFonts w:hint="eastAsia" w:ascii="宋体" w:hAnsi="宋体" w:eastAsia="宋体" w:cs="宋体"/>
               <w:sz w:val="24"/>
               <w:szCs w:val="24"/>
             </w:rPr>
@@ -1697,7 +1737,7 @@
           </w:r>
           <w:r>
             <w:rPr>
-              <w:rFonts w:ascii="宋体" w:eastAsia="宋体" w:hAnsi="宋体" w:cs="宋体" w:hint="eastAsia"/>
+              <w:rFonts w:hint="eastAsia" w:ascii="宋体" w:hAnsi="宋体" w:eastAsia="宋体" w:cs="宋体"/>
               <w:sz w:val="24"/>
               <w:szCs w:val="24"/>
             </w:rPr>
@@ -1705,21 +1745,21 @@
           </w:r>
           <w:r>
             <w:rPr>
-              <w:rFonts w:ascii="宋体" w:eastAsia="宋体" w:hAnsi="宋体" w:cs="宋体" w:hint="eastAsia"/>
+              <w:rFonts w:hint="eastAsia" w:ascii="宋体" w:hAnsi="宋体" w:eastAsia="宋体" w:cs="宋体"/>
               <w:szCs w:val="24"/>
             </w:rPr>
             <w:fldChar w:fldCharType="begin"/>
           </w:r>
           <w:r>
             <w:rPr>
-              <w:rFonts w:ascii="宋体" w:eastAsia="宋体" w:hAnsi="宋体" w:cs="宋体" w:hint="eastAsia"/>
-              <w:szCs w:val="24"/>
-            </w:rPr>
-            <w:instrText xml:space="preserve"> HYPERLINK \l _Toc7231 </w:instrText>
-          </w:r>
-          <w:r>
-            <w:rPr>
-              <w:rFonts w:ascii="宋体" w:eastAsia="宋体" w:hAnsi="宋体" w:cs="宋体" w:hint="eastAsia"/>
+              <w:rFonts w:hint="eastAsia" w:ascii="宋体" w:hAnsi="宋体" w:eastAsia="宋体" w:cs="宋体"/>
+              <w:szCs w:val="24"/>
+            </w:rPr>
+            <w:instrText xml:space="preserve"> HYPERLINK \l _Toc19167 </w:instrText>
+          </w:r>
+          <w:r>
+            <w:rPr>
+              <w:rFonts w:hint="eastAsia" w:ascii="宋体" w:hAnsi="宋体" w:eastAsia="宋体" w:cs="宋体"/>
               <w:szCs w:val="24"/>
             </w:rPr>
             <w:fldChar w:fldCharType="separate"/>
@@ -1738,7 +1778,7 @@
             <w:fldChar w:fldCharType="begin"/>
           </w:r>
           <w:r>
-            <w:instrText xml:space="preserve"> PAGEREF _Toc7231 \h </w:instrText>
+            <w:instrText xml:space="preserve"> PAGEREF _Toc19167 \h </w:instrText>
           </w:r>
           <w:r>
             <w:fldChar w:fldCharType="separate"/>
@@ -1751,7 +1791,7 @@
           </w:r>
           <w:r>
             <w:rPr>
-              <w:rFonts w:ascii="宋体" w:eastAsia="宋体" w:hAnsi="宋体" w:cs="宋体" w:hint="eastAsia"/>
+              <w:rFonts w:hint="eastAsia" w:ascii="宋体" w:hAnsi="宋体" w:eastAsia="宋体" w:cs="宋体"/>
               <w:szCs w:val="24"/>
             </w:rPr>
             <w:fldChar w:fldCharType="end"/>
@@ -1759,28 +1799,28 @@
         </w:p>
         <w:p>
           <w:pPr>
-            <w:pStyle w:val="TOC1"/>
+            <w:pStyle w:val="16"/>
             <w:tabs>
               <w:tab w:val="right" w:leader="dot" w:pos="8306"/>
             </w:tabs>
           </w:pPr>
           <w:r>
             <w:rPr>
-              <w:rFonts w:ascii="宋体" w:eastAsia="宋体" w:hAnsi="宋体" w:cs="宋体" w:hint="eastAsia"/>
+              <w:rFonts w:hint="eastAsia" w:ascii="宋体" w:hAnsi="宋体" w:eastAsia="宋体" w:cs="宋体"/>
               <w:szCs w:val="24"/>
             </w:rPr>
             <w:fldChar w:fldCharType="begin"/>
           </w:r>
           <w:r>
             <w:rPr>
-              <w:rFonts w:ascii="宋体" w:eastAsia="宋体" w:hAnsi="宋体" w:cs="宋体" w:hint="eastAsia"/>
-              <w:szCs w:val="24"/>
-            </w:rPr>
-            <w:instrText xml:space="preserve"> HYPERLINK \l _Toc20813 </w:instrText>
-          </w:r>
-          <w:r>
-            <w:rPr>
-              <w:rFonts w:ascii="宋体" w:eastAsia="宋体" w:hAnsi="宋体" w:cs="宋体" w:hint="eastAsia"/>
+              <w:rFonts w:hint="eastAsia" w:ascii="宋体" w:hAnsi="宋体" w:eastAsia="宋体" w:cs="宋体"/>
+              <w:szCs w:val="24"/>
+            </w:rPr>
+            <w:instrText xml:space="preserve"> HYPERLINK \l _Toc15133 </w:instrText>
+          </w:r>
+          <w:r>
+            <w:rPr>
+              <w:rFonts w:hint="eastAsia" w:ascii="宋体" w:hAnsi="宋体" w:eastAsia="宋体" w:cs="宋体"/>
               <w:szCs w:val="24"/>
             </w:rPr>
             <w:fldChar w:fldCharType="separate"/>
@@ -1799,7 +1839,7 @@
             <w:fldChar w:fldCharType="begin"/>
           </w:r>
           <w:r>
-            <w:instrText xml:space="preserve"> PAGEREF _Toc20813 \h </w:instrText>
+            <w:instrText xml:space="preserve"> PAGEREF _Toc15133 \h </w:instrText>
           </w:r>
           <w:r>
             <w:fldChar w:fldCharType="separate"/>
@@ -1812,7 +1852,7 @@
           </w:r>
           <w:r>
             <w:rPr>
-              <w:rFonts w:ascii="宋体" w:eastAsia="宋体" w:hAnsi="宋体" w:cs="宋体" w:hint="eastAsia"/>
+              <w:rFonts w:hint="eastAsia" w:ascii="宋体" w:hAnsi="宋体" w:eastAsia="宋体" w:cs="宋体"/>
               <w:szCs w:val="24"/>
             </w:rPr>
             <w:fldChar w:fldCharType="end"/>
@@ -1820,28 +1860,28 @@
         </w:p>
         <w:p>
           <w:pPr>
-            <w:pStyle w:val="TOC1"/>
+            <w:pStyle w:val="16"/>
             <w:tabs>
               <w:tab w:val="right" w:leader="dot" w:pos="8306"/>
             </w:tabs>
           </w:pPr>
           <w:r>
             <w:rPr>
-              <w:rFonts w:ascii="宋体" w:eastAsia="宋体" w:hAnsi="宋体" w:cs="宋体" w:hint="eastAsia"/>
+              <w:rFonts w:hint="eastAsia" w:ascii="宋体" w:hAnsi="宋体" w:eastAsia="宋体" w:cs="宋体"/>
               <w:szCs w:val="24"/>
             </w:rPr>
             <w:fldChar w:fldCharType="begin"/>
           </w:r>
           <w:r>
             <w:rPr>
-              <w:rFonts w:ascii="宋体" w:eastAsia="宋体" w:hAnsi="宋体" w:cs="宋体" w:hint="eastAsia"/>
-              <w:szCs w:val="24"/>
-            </w:rPr>
-            <w:instrText xml:space="preserve"> HYPERLINK \l _Toc8663 </w:instrText>
-          </w:r>
-          <w:r>
-            <w:rPr>
-              <w:rFonts w:ascii="宋体" w:eastAsia="宋体" w:hAnsi="宋体" w:cs="宋体" w:hint="eastAsia"/>
+              <w:rFonts w:hint="eastAsia" w:ascii="宋体" w:hAnsi="宋体" w:eastAsia="宋体" w:cs="宋体"/>
+              <w:szCs w:val="24"/>
+            </w:rPr>
+            <w:instrText xml:space="preserve"> HYPERLINK \l _Toc26613 </w:instrText>
+          </w:r>
+          <w:r>
+            <w:rPr>
+              <w:rFonts w:hint="eastAsia" w:ascii="宋体" w:hAnsi="宋体" w:eastAsia="宋体" w:cs="宋体"/>
               <w:szCs w:val="24"/>
             </w:rPr>
             <w:fldChar w:fldCharType="separate"/>
@@ -1862,7 +1902,7 @@
             <w:fldChar w:fldCharType="begin"/>
           </w:r>
           <w:r>
-            <w:instrText xml:space="preserve"> PAGEREF _Toc8663 \h </w:instrText>
+            <w:instrText xml:space="preserve"> PAGEREF _Toc26613 \h </w:instrText>
           </w:r>
           <w:r>
             <w:fldChar w:fldCharType="separate"/>
@@ -1875,7 +1915,7 @@
           </w:r>
           <w:r>
             <w:rPr>
-              <w:rFonts w:ascii="宋体" w:eastAsia="宋体" w:hAnsi="宋体" w:cs="宋体" w:hint="eastAsia"/>
+              <w:rFonts w:hint="eastAsia" w:ascii="宋体" w:hAnsi="宋体" w:eastAsia="宋体" w:cs="宋体"/>
               <w:szCs w:val="24"/>
             </w:rPr>
             <w:fldChar w:fldCharType="end"/>
@@ -1883,28 +1923,28 @@
         </w:p>
         <w:p>
           <w:pPr>
-            <w:pStyle w:val="TOC1"/>
+            <w:pStyle w:val="16"/>
             <w:tabs>
               <w:tab w:val="right" w:leader="dot" w:pos="8306"/>
             </w:tabs>
           </w:pPr>
           <w:r>
             <w:rPr>
-              <w:rFonts w:ascii="宋体" w:eastAsia="宋体" w:hAnsi="宋体" w:cs="宋体" w:hint="eastAsia"/>
+              <w:rFonts w:hint="eastAsia" w:ascii="宋体" w:hAnsi="宋体" w:eastAsia="宋体" w:cs="宋体"/>
               <w:szCs w:val="24"/>
             </w:rPr>
             <w:fldChar w:fldCharType="begin"/>
           </w:r>
           <w:r>
             <w:rPr>
-              <w:rFonts w:ascii="宋体" w:eastAsia="宋体" w:hAnsi="宋体" w:cs="宋体" w:hint="eastAsia"/>
-              <w:szCs w:val="24"/>
-            </w:rPr>
-            <w:instrText xml:space="preserve"> HYPERLINK \l _Toc26632 </w:instrText>
-          </w:r>
-          <w:r>
-            <w:rPr>
-              <w:rFonts w:ascii="宋体" w:eastAsia="宋体" w:hAnsi="宋体" w:cs="宋体" w:hint="eastAsia"/>
+              <w:rFonts w:hint="eastAsia" w:ascii="宋体" w:hAnsi="宋体" w:eastAsia="宋体" w:cs="宋体"/>
+              <w:szCs w:val="24"/>
+            </w:rPr>
+            <w:instrText xml:space="preserve"> HYPERLINK \l _Toc23846 </w:instrText>
+          </w:r>
+          <w:r>
+            <w:rPr>
+              <w:rFonts w:hint="eastAsia" w:ascii="宋体" w:hAnsi="宋体" w:eastAsia="宋体" w:cs="宋体"/>
               <w:szCs w:val="24"/>
             </w:rPr>
             <w:fldChar w:fldCharType="separate"/>
@@ -1930,7 +1970,7 @@
             <w:fldChar w:fldCharType="begin"/>
           </w:r>
           <w:r>
-            <w:instrText xml:space="preserve"> PAGEREF _Toc26632 \h </w:instrText>
+            <w:instrText xml:space="preserve"> PAGEREF _Toc23846 \h </w:instrText>
           </w:r>
           <w:r>
             <w:fldChar w:fldCharType="separate"/>
@@ -1943,7 +1983,7 @@
           </w:r>
           <w:r>
             <w:rPr>
-              <w:rFonts w:ascii="宋体" w:eastAsia="宋体" w:hAnsi="宋体" w:cs="宋体" w:hint="eastAsia"/>
+              <w:rFonts w:hint="eastAsia" w:ascii="宋体" w:hAnsi="宋体" w:eastAsia="宋体" w:cs="宋体"/>
               <w:szCs w:val="24"/>
             </w:rPr>
             <w:fldChar w:fldCharType="end"/>
@@ -1951,28 +1991,28 @@
         </w:p>
         <w:p>
           <w:pPr>
-            <w:pStyle w:val="TOC1"/>
+            <w:pStyle w:val="16"/>
             <w:tabs>
               <w:tab w:val="right" w:leader="dot" w:pos="8306"/>
             </w:tabs>
           </w:pPr>
           <w:r>
             <w:rPr>
-              <w:rFonts w:ascii="宋体" w:eastAsia="宋体" w:hAnsi="宋体" w:cs="宋体" w:hint="eastAsia"/>
+              <w:rFonts w:hint="eastAsia" w:ascii="宋体" w:hAnsi="宋体" w:eastAsia="宋体" w:cs="宋体"/>
               <w:szCs w:val="24"/>
             </w:rPr>
             <w:fldChar w:fldCharType="begin"/>
           </w:r>
           <w:r>
             <w:rPr>
-              <w:rFonts w:ascii="宋体" w:eastAsia="宋体" w:hAnsi="宋体" w:cs="宋体" w:hint="eastAsia"/>
-              <w:szCs w:val="24"/>
-            </w:rPr>
-            <w:instrText xml:space="preserve"> HYPERLINK \l _Toc6451 </w:instrText>
-          </w:r>
-          <w:r>
-            <w:rPr>
-              <w:rFonts w:ascii="宋体" w:eastAsia="宋体" w:hAnsi="宋体" w:cs="宋体" w:hint="eastAsia"/>
+              <w:rFonts w:hint="eastAsia" w:ascii="宋体" w:hAnsi="宋体" w:eastAsia="宋体" w:cs="宋体"/>
+              <w:szCs w:val="24"/>
+            </w:rPr>
+            <w:instrText xml:space="preserve"> HYPERLINK \l _Toc27927 </w:instrText>
+          </w:r>
+          <w:r>
+            <w:rPr>
+              <w:rFonts w:hint="eastAsia" w:ascii="宋体" w:hAnsi="宋体" w:eastAsia="宋体" w:cs="宋体"/>
               <w:szCs w:val="24"/>
             </w:rPr>
             <w:fldChar w:fldCharType="separate"/>
@@ -2000,7 +2040,7 @@
             <w:fldChar w:fldCharType="begin"/>
           </w:r>
           <w:r>
-            <w:instrText xml:space="preserve"> PAGEREF _Toc6451 \h </w:instrText>
+            <w:instrText xml:space="preserve"> PAGEREF _Toc27927 \h </w:instrText>
           </w:r>
           <w:r>
             <w:fldChar w:fldCharType="separate"/>
@@ -2013,7 +2053,7 @@
           </w:r>
           <w:r>
             <w:rPr>
-              <w:rFonts w:ascii="宋体" w:eastAsia="宋体" w:hAnsi="宋体" w:cs="宋体" w:hint="eastAsia"/>
+              <w:rFonts w:hint="eastAsia" w:ascii="宋体" w:hAnsi="宋体" w:eastAsia="宋体" w:cs="宋体"/>
               <w:szCs w:val="24"/>
             </w:rPr>
             <w:fldChar w:fldCharType="end"/>
@@ -2021,28 +2061,28 @@
         </w:p>
         <w:p>
           <w:pPr>
-            <w:pStyle w:val="TOC1"/>
+            <w:pStyle w:val="16"/>
             <w:tabs>
               <w:tab w:val="right" w:leader="dot" w:pos="8306"/>
             </w:tabs>
           </w:pPr>
           <w:r>
             <w:rPr>
-              <w:rFonts w:ascii="宋体" w:eastAsia="宋体" w:hAnsi="宋体" w:cs="宋体" w:hint="eastAsia"/>
+              <w:rFonts w:hint="eastAsia" w:ascii="宋体" w:hAnsi="宋体" w:eastAsia="宋体" w:cs="宋体"/>
               <w:szCs w:val="24"/>
             </w:rPr>
             <w:fldChar w:fldCharType="begin"/>
           </w:r>
           <w:r>
             <w:rPr>
-              <w:rFonts w:ascii="宋体" w:eastAsia="宋体" w:hAnsi="宋体" w:cs="宋体" w:hint="eastAsia"/>
-              <w:szCs w:val="24"/>
-            </w:rPr>
-            <w:instrText xml:space="preserve"> HYPERLINK \l _Toc14572 </w:instrText>
-          </w:r>
-          <w:r>
-            <w:rPr>
-              <w:rFonts w:ascii="宋体" w:eastAsia="宋体" w:hAnsi="宋体" w:cs="宋体" w:hint="eastAsia"/>
+              <w:rFonts w:hint="eastAsia" w:ascii="宋体" w:hAnsi="宋体" w:eastAsia="宋体" w:cs="宋体"/>
+              <w:szCs w:val="24"/>
+            </w:rPr>
+            <w:instrText xml:space="preserve"> HYPERLINK \l _Toc1700 </w:instrText>
+          </w:r>
+          <w:r>
+            <w:rPr>
+              <w:rFonts w:hint="eastAsia" w:ascii="宋体" w:hAnsi="宋体" w:eastAsia="宋体" w:cs="宋体"/>
               <w:szCs w:val="24"/>
             </w:rPr>
             <w:fldChar w:fldCharType="separate"/>
@@ -2068,7 +2108,7 @@
             <w:fldChar w:fldCharType="begin"/>
           </w:r>
           <w:r>
-            <w:instrText xml:space="preserve"> PAGEREF _Toc14572 \h </w:instrText>
+            <w:instrText xml:space="preserve"> PAGEREF _Toc1700 \h </w:instrText>
           </w:r>
           <w:r>
             <w:fldChar w:fldCharType="separate"/>
@@ -2081,7 +2121,7 @@
           </w:r>
           <w:r>
             <w:rPr>
-              <w:rFonts w:ascii="宋体" w:eastAsia="宋体" w:hAnsi="宋体" w:cs="宋体" w:hint="eastAsia"/>
+              <w:rFonts w:hint="eastAsia" w:ascii="宋体" w:hAnsi="宋体" w:eastAsia="宋体" w:cs="宋体"/>
               <w:szCs w:val="24"/>
             </w:rPr>
             <w:fldChar w:fldCharType="end"/>
@@ -2089,28 +2129,28 @@
         </w:p>
         <w:p>
           <w:pPr>
-            <w:pStyle w:val="TOC2"/>
+            <w:pStyle w:val="17"/>
             <w:tabs>
               <w:tab w:val="right" w:leader="dot" w:pos="8306"/>
             </w:tabs>
           </w:pPr>
           <w:r>
             <w:rPr>
-              <w:rFonts w:ascii="宋体" w:eastAsia="宋体" w:hAnsi="宋体" w:cs="宋体" w:hint="eastAsia"/>
+              <w:rFonts w:hint="eastAsia" w:ascii="宋体" w:hAnsi="宋体" w:eastAsia="宋体" w:cs="宋体"/>
               <w:szCs w:val="24"/>
             </w:rPr>
             <w:fldChar w:fldCharType="begin"/>
           </w:r>
           <w:r>
             <w:rPr>
-              <w:rFonts w:ascii="宋体" w:eastAsia="宋体" w:hAnsi="宋体" w:cs="宋体" w:hint="eastAsia"/>
-              <w:szCs w:val="24"/>
-            </w:rPr>
-            <w:instrText xml:space="preserve"> HYPERLINK \l _Toc17605 </w:instrText>
-          </w:r>
-          <w:r>
-            <w:rPr>
-              <w:rFonts w:ascii="宋体" w:eastAsia="宋体" w:hAnsi="宋体" w:cs="宋体" w:hint="eastAsia"/>
+              <w:rFonts w:hint="eastAsia" w:ascii="宋体" w:hAnsi="宋体" w:eastAsia="宋体" w:cs="宋体"/>
+              <w:szCs w:val="24"/>
+            </w:rPr>
+            <w:instrText xml:space="preserve"> HYPERLINK \l _Toc22030 </w:instrText>
+          </w:r>
+          <w:r>
+            <w:rPr>
+              <w:rFonts w:hint="eastAsia" w:ascii="宋体" w:hAnsi="宋体" w:eastAsia="宋体" w:cs="宋体"/>
               <w:szCs w:val="24"/>
             </w:rPr>
             <w:fldChar w:fldCharType="separate"/>
@@ -2136,7 +2176,7 @@
             <w:fldChar w:fldCharType="begin"/>
           </w:r>
           <w:r>
-            <w:instrText xml:space="preserve"> PAGEREF _Toc17605 \h </w:instrText>
+            <w:instrText xml:space="preserve"> PAGEREF _Toc22030 \h </w:instrText>
           </w:r>
           <w:r>
             <w:fldChar w:fldCharType="separate"/>
@@ -2149,7 +2189,7 @@
           </w:r>
           <w:r>
             <w:rPr>
-              <w:rFonts w:ascii="宋体" w:eastAsia="宋体" w:hAnsi="宋体" w:cs="宋体" w:hint="eastAsia"/>
+              <w:rFonts w:hint="eastAsia" w:ascii="宋体" w:hAnsi="宋体" w:eastAsia="宋体" w:cs="宋体"/>
               <w:szCs w:val="24"/>
             </w:rPr>
             <w:fldChar w:fldCharType="end"/>
@@ -2157,28 +2197,28 @@
         </w:p>
         <w:p>
           <w:pPr>
-            <w:pStyle w:val="TOC2"/>
+            <w:pStyle w:val="17"/>
             <w:tabs>
               <w:tab w:val="right" w:leader="dot" w:pos="8306"/>
             </w:tabs>
           </w:pPr>
           <w:r>
             <w:rPr>
-              <w:rFonts w:ascii="宋体" w:eastAsia="宋体" w:hAnsi="宋体" w:cs="宋体" w:hint="eastAsia"/>
+              <w:rFonts w:hint="eastAsia" w:ascii="宋体" w:hAnsi="宋体" w:eastAsia="宋体" w:cs="宋体"/>
               <w:szCs w:val="24"/>
             </w:rPr>
             <w:fldChar w:fldCharType="begin"/>
           </w:r>
           <w:r>
             <w:rPr>
-              <w:rFonts w:ascii="宋体" w:eastAsia="宋体" w:hAnsi="宋体" w:cs="宋体" w:hint="eastAsia"/>
-              <w:szCs w:val="24"/>
-            </w:rPr>
-            <w:instrText xml:space="preserve"> HYPERLINK \l _Toc4640 </w:instrText>
-          </w:r>
-          <w:r>
-            <w:rPr>
-              <w:rFonts w:ascii="宋体" w:eastAsia="宋体" w:hAnsi="宋体" w:cs="宋体" w:hint="eastAsia"/>
+              <w:rFonts w:hint="eastAsia" w:ascii="宋体" w:hAnsi="宋体" w:eastAsia="宋体" w:cs="宋体"/>
+              <w:szCs w:val="24"/>
+            </w:rPr>
+            <w:instrText xml:space="preserve"> HYPERLINK \l _Toc27409 </w:instrText>
+          </w:r>
+          <w:r>
+            <w:rPr>
+              <w:rFonts w:hint="eastAsia" w:ascii="宋体" w:hAnsi="宋体" w:eastAsia="宋体" w:cs="宋体"/>
               <w:szCs w:val="24"/>
             </w:rPr>
             <w:fldChar w:fldCharType="separate"/>
@@ -2204,7 +2244,7 @@
             <w:fldChar w:fldCharType="begin"/>
           </w:r>
           <w:r>
-            <w:instrText xml:space="preserve"> PAGEREF _Toc4640 \h </w:instrText>
+            <w:instrText xml:space="preserve"> PAGEREF _Toc27409 \h </w:instrText>
           </w:r>
           <w:r>
             <w:fldChar w:fldCharType="separate"/>
@@ -2217,7 +2257,7 @@
           </w:r>
           <w:r>
             <w:rPr>
-              <w:rFonts w:ascii="宋体" w:eastAsia="宋体" w:hAnsi="宋体" w:cs="宋体" w:hint="eastAsia"/>
+              <w:rFonts w:hint="eastAsia" w:ascii="宋体" w:hAnsi="宋体" w:eastAsia="宋体" w:cs="宋体"/>
               <w:szCs w:val="24"/>
             </w:rPr>
             <w:fldChar w:fldCharType="end"/>
@@ -2225,28 +2265,28 @@
         </w:p>
         <w:p>
           <w:pPr>
-            <w:pStyle w:val="TOC1"/>
+            <w:pStyle w:val="16"/>
             <w:tabs>
               <w:tab w:val="right" w:leader="dot" w:pos="8306"/>
             </w:tabs>
           </w:pPr>
           <w:r>
             <w:rPr>
-              <w:rFonts w:ascii="宋体" w:eastAsia="宋体" w:hAnsi="宋体" w:cs="宋体" w:hint="eastAsia"/>
+              <w:rFonts w:hint="eastAsia" w:ascii="宋体" w:hAnsi="宋体" w:eastAsia="宋体" w:cs="宋体"/>
               <w:szCs w:val="24"/>
             </w:rPr>
             <w:fldChar w:fldCharType="begin"/>
           </w:r>
           <w:r>
             <w:rPr>
-              <w:rFonts w:ascii="宋体" w:eastAsia="宋体" w:hAnsi="宋体" w:cs="宋体" w:hint="eastAsia"/>
-              <w:szCs w:val="24"/>
-            </w:rPr>
-            <w:instrText xml:space="preserve"> HYPERLINK \l _Toc399 </w:instrText>
-          </w:r>
-          <w:r>
-            <w:rPr>
-              <w:rFonts w:ascii="宋体" w:eastAsia="宋体" w:hAnsi="宋体" w:cs="宋体" w:hint="eastAsia"/>
+              <w:rFonts w:hint="eastAsia" w:ascii="宋体" w:hAnsi="宋体" w:eastAsia="宋体" w:cs="宋体"/>
+              <w:szCs w:val="24"/>
+            </w:rPr>
+            <w:instrText xml:space="preserve"> HYPERLINK \l _Toc23537 </w:instrText>
+          </w:r>
+          <w:r>
+            <w:rPr>
+              <w:rFonts w:hint="eastAsia" w:ascii="宋体" w:hAnsi="宋体" w:eastAsia="宋体" w:cs="宋体"/>
               <w:szCs w:val="24"/>
             </w:rPr>
             <w:fldChar w:fldCharType="separate"/>
@@ -2272,7 +2312,7 @@
             <w:fldChar w:fldCharType="begin"/>
           </w:r>
           <w:r>
-            <w:instrText xml:space="preserve"> PAGEREF _Toc399 \h </w:instrText>
+            <w:instrText xml:space="preserve"> PAGEREF _Toc23537 \h </w:instrText>
           </w:r>
           <w:r>
             <w:fldChar w:fldCharType="separate"/>
@@ -2285,7 +2325,7 @@
           </w:r>
           <w:r>
             <w:rPr>
-              <w:rFonts w:ascii="宋体" w:eastAsia="宋体" w:hAnsi="宋体" w:cs="宋体" w:hint="eastAsia"/>
+              <w:rFonts w:hint="eastAsia" w:ascii="宋体" w:hAnsi="宋体" w:eastAsia="宋体" w:cs="宋体"/>
               <w:szCs w:val="24"/>
             </w:rPr>
             <w:fldChar w:fldCharType="end"/>
@@ -2293,28 +2333,28 @@
         </w:p>
         <w:p>
           <w:pPr>
-            <w:pStyle w:val="TOC3"/>
+            <w:pStyle w:val="13"/>
             <w:tabs>
               <w:tab w:val="right" w:leader="dot" w:pos="8306"/>
             </w:tabs>
           </w:pPr>
           <w:r>
             <w:rPr>
-              <w:rFonts w:ascii="宋体" w:eastAsia="宋体" w:hAnsi="宋体" w:cs="宋体" w:hint="eastAsia"/>
+              <w:rFonts w:hint="eastAsia" w:ascii="宋体" w:hAnsi="宋体" w:eastAsia="宋体" w:cs="宋体"/>
               <w:szCs w:val="24"/>
             </w:rPr>
             <w:fldChar w:fldCharType="begin"/>
           </w:r>
           <w:r>
             <w:rPr>
-              <w:rFonts w:ascii="宋体" w:eastAsia="宋体" w:hAnsi="宋体" w:cs="宋体" w:hint="eastAsia"/>
-              <w:szCs w:val="24"/>
-            </w:rPr>
-            <w:instrText xml:space="preserve"> HYPERLINK \l _Toc28204 </w:instrText>
-          </w:r>
-          <w:r>
-            <w:rPr>
-              <w:rFonts w:ascii="宋体" w:eastAsia="宋体" w:hAnsi="宋体" w:cs="宋体" w:hint="eastAsia"/>
+              <w:rFonts w:hint="eastAsia" w:ascii="宋体" w:hAnsi="宋体" w:eastAsia="宋体" w:cs="宋体"/>
+              <w:szCs w:val="24"/>
+            </w:rPr>
+            <w:instrText xml:space="preserve"> HYPERLINK \l _Toc3208 </w:instrText>
+          </w:r>
+          <w:r>
+            <w:rPr>
+              <w:rFonts w:hint="eastAsia" w:ascii="宋体" w:hAnsi="宋体" w:eastAsia="宋体" w:cs="宋体"/>
               <w:szCs w:val="24"/>
             </w:rPr>
             <w:fldChar w:fldCharType="separate"/>
@@ -2335,7 +2375,7 @@
             <w:fldChar w:fldCharType="begin"/>
           </w:r>
           <w:r>
-            <w:instrText xml:space="preserve"> PAGEREF _Toc28204 \h </w:instrText>
+            <w:instrText xml:space="preserve"> PAGEREF _Toc3208 \h </w:instrText>
           </w:r>
           <w:r>
             <w:fldChar w:fldCharType="separate"/>
@@ -2348,7 +2388,7 @@
           </w:r>
           <w:r>
             <w:rPr>
-              <w:rFonts w:ascii="宋体" w:eastAsia="宋体" w:hAnsi="宋体" w:cs="宋体" w:hint="eastAsia"/>
+              <w:rFonts w:hint="eastAsia" w:ascii="宋体" w:hAnsi="宋体" w:eastAsia="宋体" w:cs="宋体"/>
               <w:szCs w:val="24"/>
             </w:rPr>
             <w:fldChar w:fldCharType="end"/>
@@ -2356,28 +2396,28 @@
         </w:p>
         <w:p>
           <w:pPr>
-            <w:pStyle w:val="TOC3"/>
+            <w:pStyle w:val="13"/>
             <w:tabs>
               <w:tab w:val="right" w:leader="dot" w:pos="8306"/>
             </w:tabs>
           </w:pPr>
           <w:r>
             <w:rPr>
-              <w:rFonts w:ascii="宋体" w:eastAsia="宋体" w:hAnsi="宋体" w:cs="宋体" w:hint="eastAsia"/>
+              <w:rFonts w:hint="eastAsia" w:ascii="宋体" w:hAnsi="宋体" w:eastAsia="宋体" w:cs="宋体"/>
               <w:szCs w:val="24"/>
             </w:rPr>
             <w:fldChar w:fldCharType="begin"/>
           </w:r>
           <w:r>
             <w:rPr>
-              <w:rFonts w:ascii="宋体" w:eastAsia="宋体" w:hAnsi="宋体" w:cs="宋体" w:hint="eastAsia"/>
-              <w:szCs w:val="24"/>
-            </w:rPr>
-            <w:instrText xml:space="preserve"> HYPERLINK \l _Toc29509 </w:instrText>
-          </w:r>
-          <w:r>
-            <w:rPr>
-              <w:rFonts w:ascii="宋体" w:eastAsia="宋体" w:hAnsi="宋体" w:cs="宋体" w:hint="eastAsia"/>
+              <w:rFonts w:hint="eastAsia" w:ascii="宋体" w:hAnsi="宋体" w:eastAsia="宋体" w:cs="宋体"/>
+              <w:szCs w:val="24"/>
+            </w:rPr>
+            <w:instrText xml:space="preserve"> HYPERLINK \l _Toc30796 </w:instrText>
+          </w:r>
+          <w:r>
+            <w:rPr>
+              <w:rFonts w:hint="eastAsia" w:ascii="宋体" w:hAnsi="宋体" w:eastAsia="宋体" w:cs="宋体"/>
               <w:szCs w:val="24"/>
             </w:rPr>
             <w:fldChar w:fldCharType="separate"/>
@@ -2398,7 +2438,7 @@
             <w:fldChar w:fldCharType="begin"/>
           </w:r>
           <w:r>
-            <w:instrText xml:space="preserve"> PAGEREF _Toc29509 \h </w:instrText>
+            <w:instrText xml:space="preserve"> PAGEREF _Toc30796 \h </w:instrText>
           </w:r>
           <w:r>
             <w:fldChar w:fldCharType="separate"/>
@@ -2411,7 +2451,7 @@
           </w:r>
           <w:r>
             <w:rPr>
-              <w:rFonts w:ascii="宋体" w:eastAsia="宋体" w:hAnsi="宋体" w:cs="宋体" w:hint="eastAsia"/>
+              <w:rFonts w:hint="eastAsia" w:ascii="宋体" w:hAnsi="宋体" w:eastAsia="宋体" w:cs="宋体"/>
               <w:szCs w:val="24"/>
             </w:rPr>
             <w:fldChar w:fldCharType="end"/>
@@ -2419,28 +2459,28 @@
         </w:p>
         <w:p>
           <w:pPr>
-            <w:pStyle w:val="TOC3"/>
+            <w:pStyle w:val="13"/>
             <w:tabs>
               <w:tab w:val="right" w:leader="dot" w:pos="8306"/>
             </w:tabs>
           </w:pPr>
           <w:r>
             <w:rPr>
-              <w:rFonts w:ascii="宋体" w:eastAsia="宋体" w:hAnsi="宋体" w:cs="宋体" w:hint="eastAsia"/>
+              <w:rFonts w:hint="eastAsia" w:ascii="宋体" w:hAnsi="宋体" w:eastAsia="宋体" w:cs="宋体"/>
               <w:szCs w:val="24"/>
             </w:rPr>
             <w:fldChar w:fldCharType="begin"/>
           </w:r>
           <w:r>
             <w:rPr>
-              <w:rFonts w:ascii="宋体" w:eastAsia="宋体" w:hAnsi="宋体" w:cs="宋体" w:hint="eastAsia"/>
-              <w:szCs w:val="24"/>
-            </w:rPr>
-            <w:instrText xml:space="preserve"> HYPERLINK \l _Toc20511 </w:instrText>
-          </w:r>
-          <w:r>
-            <w:rPr>
-              <w:rFonts w:ascii="宋体" w:eastAsia="宋体" w:hAnsi="宋体" w:cs="宋体" w:hint="eastAsia"/>
+              <w:rFonts w:hint="eastAsia" w:ascii="宋体" w:hAnsi="宋体" w:eastAsia="宋体" w:cs="宋体"/>
+              <w:szCs w:val="24"/>
+            </w:rPr>
+            <w:instrText xml:space="preserve"> HYPERLINK \l _Toc26329 </w:instrText>
+          </w:r>
+          <w:r>
+            <w:rPr>
+              <w:rFonts w:hint="eastAsia" w:ascii="宋体" w:hAnsi="宋体" w:eastAsia="宋体" w:cs="宋体"/>
               <w:szCs w:val="24"/>
             </w:rPr>
             <w:fldChar w:fldCharType="separate"/>
@@ -2461,7 +2501,7 @@
             <w:fldChar w:fldCharType="begin"/>
           </w:r>
           <w:r>
-            <w:instrText xml:space="preserve"> PAGEREF _Toc20511 \h </w:instrText>
+            <w:instrText xml:space="preserve"> PAGEREF _Toc26329 \h </w:instrText>
           </w:r>
           <w:r>
             <w:fldChar w:fldCharType="separate"/>
@@ -2474,7 +2514,7 @@
           </w:r>
           <w:r>
             <w:rPr>
-              <w:rFonts w:ascii="宋体" w:eastAsia="宋体" w:hAnsi="宋体" w:cs="宋体" w:hint="eastAsia"/>
+              <w:rFonts w:hint="eastAsia" w:ascii="宋体" w:hAnsi="宋体" w:eastAsia="宋体" w:cs="宋体"/>
               <w:szCs w:val="24"/>
             </w:rPr>
             <w:fldChar w:fldCharType="end"/>
@@ -2482,28 +2522,28 @@
         </w:p>
         <w:p>
           <w:pPr>
-            <w:pStyle w:val="TOC3"/>
+            <w:pStyle w:val="13"/>
             <w:tabs>
               <w:tab w:val="right" w:leader="dot" w:pos="8306"/>
             </w:tabs>
           </w:pPr>
           <w:r>
             <w:rPr>
-              <w:rFonts w:ascii="宋体" w:eastAsia="宋体" w:hAnsi="宋体" w:cs="宋体" w:hint="eastAsia"/>
+              <w:rFonts w:hint="eastAsia" w:ascii="宋体" w:hAnsi="宋体" w:eastAsia="宋体" w:cs="宋体"/>
               <w:szCs w:val="24"/>
             </w:rPr>
             <w:fldChar w:fldCharType="begin"/>
           </w:r>
           <w:r>
             <w:rPr>
-              <w:rFonts w:ascii="宋体" w:eastAsia="宋体" w:hAnsi="宋体" w:cs="宋体" w:hint="eastAsia"/>
-              <w:szCs w:val="24"/>
-            </w:rPr>
-            <w:instrText xml:space="preserve"> HYPERLINK \l _Toc20051 </w:instrText>
-          </w:r>
-          <w:r>
-            <w:rPr>
-              <w:rFonts w:ascii="宋体" w:eastAsia="宋体" w:hAnsi="宋体" w:cs="宋体" w:hint="eastAsia"/>
+              <w:rFonts w:hint="eastAsia" w:ascii="宋体" w:hAnsi="宋体" w:eastAsia="宋体" w:cs="宋体"/>
+              <w:szCs w:val="24"/>
+            </w:rPr>
+            <w:instrText xml:space="preserve"> HYPERLINK \l _Toc18009 </w:instrText>
+          </w:r>
+          <w:r>
+            <w:rPr>
+              <w:rFonts w:hint="eastAsia" w:ascii="宋体" w:hAnsi="宋体" w:eastAsia="宋体" w:cs="宋体"/>
               <w:szCs w:val="24"/>
             </w:rPr>
             <w:fldChar w:fldCharType="separate"/>
@@ -2524,7 +2564,7 @@
             <w:fldChar w:fldCharType="begin"/>
           </w:r>
           <w:r>
-            <w:instrText xml:space="preserve"> PAGEREF _Toc20051 \h </w:instrText>
+            <w:instrText xml:space="preserve"> PAGEREF _Toc18009 \h </w:instrText>
           </w:r>
           <w:r>
             <w:fldChar w:fldCharType="separate"/>
@@ -2537,7 +2577,7 @@
           </w:r>
           <w:r>
             <w:rPr>
-              <w:rFonts w:ascii="宋体" w:eastAsia="宋体" w:hAnsi="宋体" w:cs="宋体" w:hint="eastAsia"/>
+              <w:rFonts w:hint="eastAsia" w:ascii="宋体" w:hAnsi="宋体" w:eastAsia="宋体" w:cs="宋体"/>
               <w:szCs w:val="24"/>
             </w:rPr>
             <w:fldChar w:fldCharType="end"/>
@@ -2545,28 +2585,28 @@
         </w:p>
         <w:p>
           <w:pPr>
-            <w:pStyle w:val="TOC3"/>
+            <w:pStyle w:val="13"/>
             <w:tabs>
               <w:tab w:val="right" w:leader="dot" w:pos="8306"/>
             </w:tabs>
           </w:pPr>
           <w:r>
             <w:rPr>
-              <w:rFonts w:ascii="宋体" w:eastAsia="宋体" w:hAnsi="宋体" w:cs="宋体" w:hint="eastAsia"/>
+              <w:rFonts w:hint="eastAsia" w:ascii="宋体" w:hAnsi="宋体" w:eastAsia="宋体" w:cs="宋体"/>
               <w:szCs w:val="24"/>
             </w:rPr>
             <w:fldChar w:fldCharType="begin"/>
           </w:r>
           <w:r>
             <w:rPr>
-              <w:rFonts w:ascii="宋体" w:eastAsia="宋体" w:hAnsi="宋体" w:cs="宋体" w:hint="eastAsia"/>
-              <w:szCs w:val="24"/>
-            </w:rPr>
-            <w:instrText xml:space="preserve"> HYPERLINK \l _Toc18912 </w:instrText>
-          </w:r>
-          <w:r>
-            <w:rPr>
-              <w:rFonts w:ascii="宋体" w:eastAsia="宋体" w:hAnsi="宋体" w:cs="宋体" w:hint="eastAsia"/>
+              <w:rFonts w:hint="eastAsia" w:ascii="宋体" w:hAnsi="宋体" w:eastAsia="宋体" w:cs="宋体"/>
+              <w:szCs w:val="24"/>
+            </w:rPr>
+            <w:instrText xml:space="preserve"> HYPERLINK \l _Toc9299 </w:instrText>
+          </w:r>
+          <w:r>
+            <w:rPr>
+              <w:rFonts w:hint="eastAsia" w:ascii="宋体" w:hAnsi="宋体" w:eastAsia="宋体" w:cs="宋体"/>
               <w:szCs w:val="24"/>
             </w:rPr>
             <w:fldChar w:fldCharType="separate"/>
@@ -2587,7 +2627,7 @@
             <w:fldChar w:fldCharType="begin"/>
           </w:r>
           <w:r>
-            <w:instrText xml:space="preserve"> PAGEREF _Toc18912 \h </w:instrText>
+            <w:instrText xml:space="preserve"> PAGEREF _Toc9299 \h </w:instrText>
           </w:r>
           <w:r>
             <w:fldChar w:fldCharType="separate"/>
@@ -2600,7 +2640,7 @@
           </w:r>
           <w:r>
             <w:rPr>
-              <w:rFonts w:ascii="宋体" w:eastAsia="宋体" w:hAnsi="宋体" w:cs="宋体" w:hint="eastAsia"/>
+              <w:rFonts w:hint="eastAsia" w:ascii="宋体" w:hAnsi="宋体" w:eastAsia="宋体" w:cs="宋体"/>
               <w:szCs w:val="24"/>
             </w:rPr>
             <w:fldChar w:fldCharType="end"/>
@@ -2608,28 +2648,28 @@
         </w:p>
         <w:p>
           <w:pPr>
-            <w:pStyle w:val="TOC3"/>
+            <w:pStyle w:val="13"/>
             <w:tabs>
               <w:tab w:val="right" w:leader="dot" w:pos="8306"/>
             </w:tabs>
           </w:pPr>
           <w:r>
             <w:rPr>
-              <w:rFonts w:ascii="宋体" w:eastAsia="宋体" w:hAnsi="宋体" w:cs="宋体" w:hint="eastAsia"/>
+              <w:rFonts w:hint="eastAsia" w:ascii="宋体" w:hAnsi="宋体" w:eastAsia="宋体" w:cs="宋体"/>
               <w:szCs w:val="24"/>
             </w:rPr>
             <w:fldChar w:fldCharType="begin"/>
           </w:r>
           <w:r>
             <w:rPr>
-              <w:rFonts w:ascii="宋体" w:eastAsia="宋体" w:hAnsi="宋体" w:cs="宋体" w:hint="eastAsia"/>
-              <w:szCs w:val="24"/>
-            </w:rPr>
-            <w:instrText xml:space="preserve"> HYPERLINK \l _Toc5997 </w:instrText>
-          </w:r>
-          <w:r>
-            <w:rPr>
-              <w:rFonts w:ascii="宋体" w:eastAsia="宋体" w:hAnsi="宋体" w:cs="宋体" w:hint="eastAsia"/>
+              <w:rFonts w:hint="eastAsia" w:ascii="宋体" w:hAnsi="宋体" w:eastAsia="宋体" w:cs="宋体"/>
+              <w:szCs w:val="24"/>
+            </w:rPr>
+            <w:instrText xml:space="preserve"> HYPERLINK \l _Toc23329 </w:instrText>
+          </w:r>
+          <w:r>
+            <w:rPr>
+              <w:rFonts w:hint="eastAsia" w:ascii="宋体" w:hAnsi="宋体" w:eastAsia="宋体" w:cs="宋体"/>
               <w:szCs w:val="24"/>
             </w:rPr>
             <w:fldChar w:fldCharType="separate"/>
@@ -2650,7 +2690,7 @@
             <w:fldChar w:fldCharType="begin"/>
           </w:r>
           <w:r>
-            <w:instrText xml:space="preserve"> PAGEREF _Toc5997 \h </w:instrText>
+            <w:instrText xml:space="preserve"> PAGEREF _Toc23329 \h </w:instrText>
           </w:r>
           <w:r>
             <w:fldChar w:fldCharType="separate"/>
@@ -2663,7 +2703,7 @@
           </w:r>
           <w:r>
             <w:rPr>
-              <w:rFonts w:ascii="宋体" w:eastAsia="宋体" w:hAnsi="宋体" w:cs="宋体" w:hint="eastAsia"/>
+              <w:rFonts w:hint="eastAsia" w:ascii="宋体" w:hAnsi="宋体" w:eastAsia="宋体" w:cs="宋体"/>
               <w:szCs w:val="24"/>
             </w:rPr>
             <w:fldChar w:fldCharType="end"/>
@@ -2671,28 +2711,28 @@
         </w:p>
         <w:p>
           <w:pPr>
-            <w:pStyle w:val="TOC3"/>
+            <w:pStyle w:val="13"/>
             <w:tabs>
               <w:tab w:val="right" w:leader="dot" w:pos="8306"/>
             </w:tabs>
           </w:pPr>
           <w:r>
             <w:rPr>
-              <w:rFonts w:ascii="宋体" w:eastAsia="宋体" w:hAnsi="宋体" w:cs="宋体" w:hint="eastAsia"/>
+              <w:rFonts w:hint="eastAsia" w:ascii="宋体" w:hAnsi="宋体" w:eastAsia="宋体" w:cs="宋体"/>
               <w:szCs w:val="24"/>
             </w:rPr>
             <w:fldChar w:fldCharType="begin"/>
           </w:r>
           <w:r>
             <w:rPr>
-              <w:rFonts w:ascii="宋体" w:eastAsia="宋体" w:hAnsi="宋体" w:cs="宋体" w:hint="eastAsia"/>
-              <w:szCs w:val="24"/>
-            </w:rPr>
-            <w:instrText xml:space="preserve"> HYPERLINK \l _Toc17944 </w:instrText>
-          </w:r>
-          <w:r>
-            <w:rPr>
-              <w:rFonts w:ascii="宋体" w:eastAsia="宋体" w:hAnsi="宋体" w:cs="宋体" w:hint="eastAsia"/>
+              <w:rFonts w:hint="eastAsia" w:ascii="宋体" w:hAnsi="宋体" w:eastAsia="宋体" w:cs="宋体"/>
+              <w:szCs w:val="24"/>
+            </w:rPr>
+            <w:instrText xml:space="preserve"> HYPERLINK \l _Toc12787 </w:instrText>
+          </w:r>
+          <w:r>
+            <w:rPr>
+              <w:rFonts w:hint="eastAsia" w:ascii="宋体" w:hAnsi="宋体" w:eastAsia="宋体" w:cs="宋体"/>
               <w:szCs w:val="24"/>
             </w:rPr>
             <w:fldChar w:fldCharType="separate"/>
@@ -2713,7 +2753,7 @@
             <w:fldChar w:fldCharType="begin"/>
           </w:r>
           <w:r>
-            <w:instrText xml:space="preserve"> PAGEREF _Toc17944 \h </w:instrText>
+            <w:instrText xml:space="preserve"> PAGEREF _Toc12787 \h </w:instrText>
           </w:r>
           <w:r>
             <w:fldChar w:fldCharType="separate"/>
@@ -2726,7 +2766,7 @@
           </w:r>
           <w:r>
             <w:rPr>
-              <w:rFonts w:ascii="宋体" w:eastAsia="宋体" w:hAnsi="宋体" w:cs="宋体" w:hint="eastAsia"/>
+              <w:rFonts w:hint="eastAsia" w:ascii="宋体" w:hAnsi="宋体" w:eastAsia="宋体" w:cs="宋体"/>
               <w:szCs w:val="24"/>
             </w:rPr>
             <w:fldChar w:fldCharType="end"/>
@@ -2734,28 +2774,28 @@
         </w:p>
         <w:p>
           <w:pPr>
-            <w:pStyle w:val="TOC3"/>
+            <w:pStyle w:val="13"/>
             <w:tabs>
               <w:tab w:val="right" w:leader="dot" w:pos="8306"/>
             </w:tabs>
           </w:pPr>
           <w:r>
             <w:rPr>
-              <w:rFonts w:ascii="宋体" w:eastAsia="宋体" w:hAnsi="宋体" w:cs="宋体" w:hint="eastAsia"/>
+              <w:rFonts w:hint="eastAsia" w:ascii="宋体" w:hAnsi="宋体" w:eastAsia="宋体" w:cs="宋体"/>
               <w:szCs w:val="24"/>
             </w:rPr>
             <w:fldChar w:fldCharType="begin"/>
           </w:r>
           <w:r>
             <w:rPr>
-              <w:rFonts w:ascii="宋体" w:eastAsia="宋体" w:hAnsi="宋体" w:cs="宋体" w:hint="eastAsia"/>
-              <w:szCs w:val="24"/>
-            </w:rPr>
-            <w:instrText xml:space="preserve"> HYPERLINK \l _Toc11348 </w:instrText>
-          </w:r>
-          <w:r>
-            <w:rPr>
-              <w:rFonts w:ascii="宋体" w:eastAsia="宋体" w:hAnsi="宋体" w:cs="宋体" w:hint="eastAsia"/>
+              <w:rFonts w:hint="eastAsia" w:ascii="宋体" w:hAnsi="宋体" w:eastAsia="宋体" w:cs="宋体"/>
+              <w:szCs w:val="24"/>
+            </w:rPr>
+            <w:instrText xml:space="preserve"> HYPERLINK \l _Toc13182 </w:instrText>
+          </w:r>
+          <w:r>
+            <w:rPr>
+              <w:rFonts w:hint="eastAsia" w:ascii="宋体" w:hAnsi="宋体" w:eastAsia="宋体" w:cs="宋体"/>
               <w:szCs w:val="24"/>
             </w:rPr>
             <w:fldChar w:fldCharType="separate"/>
@@ -2780,7 +2820,7 @@
             <w:fldChar w:fldCharType="begin"/>
           </w:r>
           <w:r>
-            <w:instrText xml:space="preserve"> PAGEREF _Toc11348 \h </w:instrText>
+            <w:instrText xml:space="preserve"> PAGEREF _Toc13182 \h </w:instrText>
           </w:r>
           <w:r>
             <w:fldChar w:fldCharType="separate"/>
@@ -2793,7 +2833,7 @@
           </w:r>
           <w:r>
             <w:rPr>
-              <w:rFonts w:ascii="宋体" w:eastAsia="宋体" w:hAnsi="宋体" w:cs="宋体" w:hint="eastAsia"/>
+              <w:rFonts w:hint="eastAsia" w:ascii="宋体" w:hAnsi="宋体" w:eastAsia="宋体" w:cs="宋体"/>
               <w:szCs w:val="24"/>
             </w:rPr>
             <w:fldChar w:fldCharType="end"/>
@@ -2801,28 +2841,28 @@
         </w:p>
         <w:p>
           <w:pPr>
-            <w:pStyle w:val="TOC3"/>
+            <w:pStyle w:val="13"/>
             <w:tabs>
               <w:tab w:val="right" w:leader="dot" w:pos="8306"/>
             </w:tabs>
           </w:pPr>
           <w:r>
             <w:rPr>
-              <w:rFonts w:ascii="宋体" w:eastAsia="宋体" w:hAnsi="宋体" w:cs="宋体" w:hint="eastAsia"/>
+              <w:rFonts w:hint="eastAsia" w:ascii="宋体" w:hAnsi="宋体" w:eastAsia="宋体" w:cs="宋体"/>
               <w:szCs w:val="24"/>
             </w:rPr>
             <w:fldChar w:fldCharType="begin"/>
           </w:r>
           <w:r>
             <w:rPr>
-              <w:rFonts w:ascii="宋体" w:eastAsia="宋体" w:hAnsi="宋体" w:cs="宋体" w:hint="eastAsia"/>
-              <w:szCs w:val="24"/>
-            </w:rPr>
-            <w:instrText xml:space="preserve"> HYPERLINK \l _Toc14932 </w:instrText>
-          </w:r>
-          <w:r>
-            <w:rPr>
-              <w:rFonts w:ascii="宋体" w:eastAsia="宋体" w:hAnsi="宋体" w:cs="宋体" w:hint="eastAsia"/>
+              <w:rFonts w:hint="eastAsia" w:ascii="宋体" w:hAnsi="宋体" w:eastAsia="宋体" w:cs="宋体"/>
+              <w:szCs w:val="24"/>
+            </w:rPr>
+            <w:instrText xml:space="preserve"> HYPERLINK \l _Toc30153 </w:instrText>
+          </w:r>
+          <w:r>
+            <w:rPr>
+              <w:rFonts w:hint="eastAsia" w:ascii="宋体" w:hAnsi="宋体" w:eastAsia="宋体" w:cs="宋体"/>
               <w:szCs w:val="24"/>
             </w:rPr>
             <w:fldChar w:fldCharType="separate"/>
@@ -2843,7 +2883,7 @@
             <w:fldChar w:fldCharType="begin"/>
           </w:r>
           <w:r>
-            <w:instrText xml:space="preserve"> PAGEREF _Toc14932 \h </w:instrText>
+            <w:instrText xml:space="preserve"> PAGEREF _Toc30153 \h </w:instrText>
           </w:r>
           <w:r>
             <w:fldChar w:fldCharType="separate"/>
@@ -2856,7 +2896,7 @@
           </w:r>
           <w:r>
             <w:rPr>
-              <w:rFonts w:ascii="宋体" w:eastAsia="宋体" w:hAnsi="宋体" w:cs="宋体" w:hint="eastAsia"/>
+              <w:rFonts w:hint="eastAsia" w:ascii="宋体" w:hAnsi="宋体" w:eastAsia="宋体" w:cs="宋体"/>
               <w:szCs w:val="24"/>
             </w:rPr>
             <w:fldChar w:fldCharType="end"/>
@@ -2864,28 +2904,28 @@
         </w:p>
         <w:p>
           <w:pPr>
-            <w:pStyle w:val="TOC3"/>
+            <w:pStyle w:val="13"/>
             <w:tabs>
               <w:tab w:val="right" w:leader="dot" w:pos="8306"/>
             </w:tabs>
           </w:pPr>
           <w:r>
             <w:rPr>
-              <w:rFonts w:ascii="宋体" w:eastAsia="宋体" w:hAnsi="宋体" w:cs="宋体" w:hint="eastAsia"/>
+              <w:rFonts w:hint="eastAsia" w:ascii="宋体" w:hAnsi="宋体" w:eastAsia="宋体" w:cs="宋体"/>
               <w:szCs w:val="24"/>
             </w:rPr>
             <w:fldChar w:fldCharType="begin"/>
           </w:r>
           <w:r>
             <w:rPr>
-              <w:rFonts w:ascii="宋体" w:eastAsia="宋体" w:hAnsi="宋体" w:cs="宋体" w:hint="eastAsia"/>
-              <w:szCs w:val="24"/>
-            </w:rPr>
-            <w:instrText xml:space="preserve"> HYPERLINK \l _Toc18410 </w:instrText>
-          </w:r>
-          <w:r>
-            <w:rPr>
-              <w:rFonts w:ascii="宋体" w:eastAsia="宋体" w:hAnsi="宋体" w:cs="宋体" w:hint="eastAsia"/>
+              <w:rFonts w:hint="eastAsia" w:ascii="宋体" w:hAnsi="宋体" w:eastAsia="宋体" w:cs="宋体"/>
+              <w:szCs w:val="24"/>
+            </w:rPr>
+            <w:instrText xml:space="preserve"> HYPERLINK \l _Toc3925 </w:instrText>
+          </w:r>
+          <w:r>
+            <w:rPr>
+              <w:rFonts w:hint="eastAsia" w:ascii="宋体" w:hAnsi="宋体" w:eastAsia="宋体" w:cs="宋体"/>
               <w:szCs w:val="24"/>
             </w:rPr>
             <w:fldChar w:fldCharType="separate"/>
@@ -2906,7 +2946,7 @@
             <w:fldChar w:fldCharType="begin"/>
           </w:r>
           <w:r>
-            <w:instrText xml:space="preserve"> PAGEREF _Toc18410 \h </w:instrText>
+            <w:instrText xml:space="preserve"> PAGEREF _Toc3925 \h </w:instrText>
           </w:r>
           <w:r>
             <w:fldChar w:fldCharType="separate"/>
@@ -2919,7 +2959,7 @@
           </w:r>
           <w:r>
             <w:rPr>
-              <w:rFonts w:ascii="宋体" w:eastAsia="宋体" w:hAnsi="宋体" w:cs="宋体" w:hint="eastAsia"/>
+              <w:rFonts w:hint="eastAsia" w:ascii="宋体" w:hAnsi="宋体" w:eastAsia="宋体" w:cs="宋体"/>
               <w:szCs w:val="24"/>
             </w:rPr>
             <w:fldChar w:fldCharType="end"/>
@@ -2927,28 +2967,28 @@
         </w:p>
         <w:p>
           <w:pPr>
-            <w:pStyle w:val="TOC2"/>
+            <w:pStyle w:val="17"/>
             <w:tabs>
               <w:tab w:val="right" w:leader="dot" w:pos="8306"/>
             </w:tabs>
           </w:pPr>
           <w:r>
             <w:rPr>
-              <w:rFonts w:ascii="宋体" w:eastAsia="宋体" w:hAnsi="宋体" w:cs="宋体" w:hint="eastAsia"/>
+              <w:rFonts w:hint="eastAsia" w:ascii="宋体" w:hAnsi="宋体" w:eastAsia="宋体" w:cs="宋体"/>
               <w:szCs w:val="24"/>
             </w:rPr>
             <w:fldChar w:fldCharType="begin"/>
           </w:r>
           <w:r>
             <w:rPr>
-              <w:rFonts w:ascii="宋体" w:eastAsia="宋体" w:hAnsi="宋体" w:cs="宋体" w:hint="eastAsia"/>
-              <w:szCs w:val="24"/>
-            </w:rPr>
-            <w:instrText xml:space="preserve"> HYPERLINK \l _Toc19281 </w:instrText>
-          </w:r>
-          <w:r>
-            <w:rPr>
-              <w:rFonts w:ascii="宋体" w:eastAsia="宋体" w:hAnsi="宋体" w:cs="宋体" w:hint="eastAsia"/>
+              <w:rFonts w:hint="eastAsia" w:ascii="宋体" w:hAnsi="宋体" w:eastAsia="宋体" w:cs="宋体"/>
+              <w:szCs w:val="24"/>
+            </w:rPr>
+            <w:instrText xml:space="preserve"> HYPERLINK \l _Toc16857 </w:instrText>
+          </w:r>
+          <w:r>
+            <w:rPr>
+              <w:rFonts w:hint="eastAsia" w:ascii="宋体" w:hAnsi="宋体" w:eastAsia="宋体" w:cs="宋体"/>
               <w:szCs w:val="24"/>
             </w:rPr>
             <w:fldChar w:fldCharType="separate"/>
@@ -2969,7 +3009,7 @@
             <w:fldChar w:fldCharType="begin"/>
           </w:r>
           <w:r>
-            <w:instrText xml:space="preserve"> PAGEREF _Toc19281 \h </w:instrText>
+            <w:instrText xml:space="preserve"> PAGEREF _Toc16857 \h </w:instrText>
           </w:r>
           <w:r>
             <w:fldChar w:fldCharType="separate"/>
@@ -2982,7 +3022,7 @@
           </w:r>
           <w:r>
             <w:rPr>
-              <w:rFonts w:ascii="宋体" w:eastAsia="宋体" w:hAnsi="宋体" w:cs="宋体" w:hint="eastAsia"/>
+              <w:rFonts w:hint="eastAsia" w:ascii="宋体" w:hAnsi="宋体" w:eastAsia="宋体" w:cs="宋体"/>
               <w:szCs w:val="24"/>
             </w:rPr>
             <w:fldChar w:fldCharType="end"/>
@@ -2990,42 +3030,42 @@
         </w:p>
         <w:p>
           <w:pPr>
-            <w:pStyle w:val="TOC1"/>
+            <w:pStyle w:val="16"/>
             <w:tabs>
               <w:tab w:val="right" w:leader="dot" w:pos="8306"/>
             </w:tabs>
           </w:pPr>
           <w:r>
             <w:rPr>
-              <w:rFonts w:ascii="宋体" w:eastAsia="宋体" w:hAnsi="宋体" w:cs="宋体" w:hint="eastAsia"/>
+              <w:rFonts w:hint="eastAsia" w:ascii="宋体" w:hAnsi="宋体" w:eastAsia="宋体" w:cs="宋体"/>
               <w:szCs w:val="24"/>
             </w:rPr>
             <w:fldChar w:fldCharType="begin"/>
           </w:r>
           <w:r>
             <w:rPr>
-              <w:rFonts w:ascii="宋体" w:eastAsia="宋体" w:hAnsi="宋体" w:cs="宋体" w:hint="eastAsia"/>
-              <w:szCs w:val="24"/>
-            </w:rPr>
-            <w:instrText xml:space="preserve"> HYPERLINK \l _Toc982 </w:instrText>
-          </w:r>
-          <w:r>
-            <w:rPr>
-              <w:rFonts w:ascii="宋体" w:eastAsia="宋体" w:hAnsi="宋体" w:cs="宋体" w:hint="eastAsia"/>
+              <w:rFonts w:hint="eastAsia" w:ascii="宋体" w:hAnsi="宋体" w:eastAsia="宋体" w:cs="宋体"/>
+              <w:szCs w:val="24"/>
+            </w:rPr>
+            <w:instrText xml:space="preserve"> HYPERLINK \l _Toc2949 </w:instrText>
+          </w:r>
+          <w:r>
+            <w:rPr>
+              <w:rFonts w:hint="eastAsia" w:ascii="宋体" w:hAnsi="宋体" w:eastAsia="宋体" w:cs="宋体"/>
               <w:szCs w:val="24"/>
             </w:rPr>
             <w:fldChar w:fldCharType="separate"/>
           </w:r>
           <w:r>
             <w:rPr>
-              <w:rFonts w:eastAsia="宋体" w:hint="default"/>
+              <w:rFonts w:hint="default" w:eastAsia="宋体"/>
               <w:lang w:val="en-US" w:eastAsia="zh-CN"/>
             </w:rPr>
             <w:t xml:space="preserve">6. </w:t>
           </w:r>
           <w:r>
             <w:rPr>
-              <w:rFonts w:eastAsia="宋体" w:hint="eastAsia"/>
+              <w:rFonts w:hint="eastAsia" w:eastAsia="宋体"/>
               <w:lang w:val="en-US" w:eastAsia="zh-CN"/>
             </w:rPr>
             <w:t>附则</w:t>
@@ -3037,7 +3077,7 @@
             <w:fldChar w:fldCharType="begin"/>
           </w:r>
           <w:r>
-            <w:instrText xml:space="preserve"> PAGEREF _Toc982 \h </w:instrText>
+            <w:instrText xml:space="preserve"> PAGEREF _Toc2949 \h </w:instrText>
           </w:r>
           <w:r>
             <w:fldChar w:fldCharType="separate"/>
@@ -3050,7 +3090,7 @@
           </w:r>
           <w:r>
             <w:rPr>
-              <w:rFonts w:ascii="宋体" w:eastAsia="宋体" w:hAnsi="宋体" w:cs="宋体" w:hint="eastAsia"/>
+              <w:rFonts w:hint="eastAsia" w:ascii="宋体" w:hAnsi="宋体" w:eastAsia="宋体" w:cs="宋体"/>
               <w:szCs w:val="24"/>
             </w:rPr>
             <w:fldChar w:fldCharType="end"/>
@@ -3058,28 +3098,28 @@
         </w:p>
         <w:p>
           <w:pPr>
-            <w:pStyle w:val="TOC1"/>
+            <w:pStyle w:val="16"/>
             <w:tabs>
               <w:tab w:val="right" w:leader="dot" w:pos="8306"/>
             </w:tabs>
           </w:pPr>
           <w:r>
             <w:rPr>
-              <w:rFonts w:ascii="宋体" w:eastAsia="宋体" w:hAnsi="宋体" w:cs="宋体" w:hint="eastAsia"/>
+              <w:rFonts w:hint="eastAsia" w:ascii="宋体" w:hAnsi="宋体" w:eastAsia="宋体" w:cs="宋体"/>
               <w:szCs w:val="24"/>
             </w:rPr>
             <w:fldChar w:fldCharType="begin"/>
           </w:r>
           <w:r>
             <w:rPr>
-              <w:rFonts w:ascii="宋体" w:eastAsia="宋体" w:hAnsi="宋体" w:cs="宋体" w:hint="eastAsia"/>
-              <w:szCs w:val="24"/>
-            </w:rPr>
-            <w:instrText xml:space="preserve"> HYPERLINK \l _Toc31887 </w:instrText>
-          </w:r>
-          <w:r>
-            <w:rPr>
-              <w:rFonts w:ascii="宋体" w:eastAsia="宋体" w:hAnsi="宋体" w:cs="宋体" w:hint="eastAsia"/>
+              <w:rFonts w:hint="eastAsia" w:ascii="宋体" w:hAnsi="宋体" w:eastAsia="宋体" w:cs="宋体"/>
+              <w:szCs w:val="24"/>
+            </w:rPr>
+            <w:instrText xml:space="preserve"> HYPERLINK \l _Toc11976 </w:instrText>
+          </w:r>
+          <w:r>
+            <w:rPr>
+              <w:rFonts w:hint="eastAsia" w:ascii="宋体" w:hAnsi="宋体" w:eastAsia="宋体" w:cs="宋体"/>
               <w:szCs w:val="24"/>
             </w:rPr>
             <w:fldChar w:fldCharType="separate"/>
@@ -3105,7 +3145,7 @@
             <w:fldChar w:fldCharType="begin"/>
           </w:r>
           <w:r>
-            <w:instrText xml:space="preserve"> PAGEREF _Toc31887 \h </w:instrText>
+            <w:instrText xml:space="preserve"> PAGEREF _Toc11976 \h </w:instrText>
           </w:r>
           <w:r>
             <w:fldChar w:fldCharType="separate"/>
@@ -3118,7 +3158,7 @@
           </w:r>
           <w:r>
             <w:rPr>
-              <w:rFonts w:ascii="宋体" w:eastAsia="宋体" w:hAnsi="宋体" w:cs="宋体" w:hint="eastAsia"/>
+              <w:rFonts w:hint="eastAsia" w:ascii="宋体" w:hAnsi="宋体" w:eastAsia="宋体" w:cs="宋体"/>
               <w:szCs w:val="24"/>
             </w:rPr>
             <w:fldChar w:fldCharType="end"/>
@@ -3126,28 +3166,28 @@
         </w:p>
         <w:p>
           <w:pPr>
-            <w:pStyle w:val="TOC1"/>
+            <w:pStyle w:val="16"/>
             <w:tabs>
               <w:tab w:val="right" w:leader="dot" w:pos="8306"/>
             </w:tabs>
           </w:pPr>
           <w:r>
             <w:rPr>
-              <w:rFonts w:ascii="宋体" w:eastAsia="宋体" w:hAnsi="宋体" w:cs="宋体" w:hint="eastAsia"/>
+              <w:rFonts w:hint="eastAsia" w:ascii="宋体" w:hAnsi="宋体" w:eastAsia="宋体" w:cs="宋体"/>
               <w:szCs w:val="24"/>
             </w:rPr>
             <w:fldChar w:fldCharType="begin"/>
           </w:r>
           <w:r>
             <w:rPr>
-              <w:rFonts w:ascii="宋体" w:eastAsia="宋体" w:hAnsi="宋体" w:cs="宋体" w:hint="eastAsia"/>
-              <w:szCs w:val="24"/>
-            </w:rPr>
-            <w:instrText xml:space="preserve"> HYPERLINK \l _Toc11323 </w:instrText>
-          </w:r>
-          <w:r>
-            <w:rPr>
-              <w:rFonts w:ascii="宋体" w:eastAsia="宋体" w:hAnsi="宋体" w:cs="宋体" w:hint="eastAsia"/>
+              <w:rFonts w:hint="eastAsia" w:ascii="宋体" w:hAnsi="宋体" w:eastAsia="宋体" w:cs="宋体"/>
+              <w:szCs w:val="24"/>
+            </w:rPr>
+            <w:instrText xml:space="preserve"> HYPERLINK \l _Toc6232 </w:instrText>
+          </w:r>
+          <w:r>
+            <w:rPr>
+              <w:rFonts w:hint="eastAsia" w:ascii="宋体" w:hAnsi="宋体" w:eastAsia="宋体" w:cs="宋体"/>
               <w:szCs w:val="24"/>
             </w:rPr>
             <w:fldChar w:fldCharType="separate"/>
@@ -3173,7 +3213,7 @@
             <w:fldChar w:fldCharType="begin"/>
           </w:r>
           <w:r>
-            <w:instrText xml:space="preserve"> PAGEREF _Toc11323 \h </w:instrText>
+            <w:instrText xml:space="preserve"> PAGEREF _Toc6232 \h </w:instrText>
           </w:r>
           <w:r>
             <w:fldChar w:fldCharType="separate"/>
@@ -3186,7 +3226,7 @@
           </w:r>
           <w:r>
             <w:rPr>
-              <w:rFonts w:ascii="宋体" w:eastAsia="宋体" w:hAnsi="宋体" w:cs="宋体" w:hint="eastAsia"/>
+              <w:rFonts w:hint="eastAsia" w:ascii="宋体" w:hAnsi="宋体" w:eastAsia="宋体" w:cs="宋体"/>
               <w:szCs w:val="24"/>
             </w:rPr>
             <w:fldChar w:fldCharType="end"/>
@@ -3201,7 +3241,7 @@
             <w:overflowPunct/>
             <w:bidi w:val="0"/>
             <w:rPr>
-              <w:rFonts w:ascii="宋体" w:eastAsia="宋体" w:hAnsi="宋体" w:cs="宋体" w:hint="eastAsia"/>
+              <w:rFonts w:hint="eastAsia" w:ascii="宋体" w:hAnsi="宋体" w:eastAsia="宋体" w:cs="宋体"/>
               <w:snapToGrid w:val="0"/>
               <w:color w:val="000000"/>
               <w:kern w:val="0"/>
@@ -3212,7 +3252,7 @@
           </w:pPr>
           <w:r>
             <w:rPr>
-              <w:rFonts w:ascii="宋体" w:eastAsia="宋体" w:hAnsi="宋体" w:cs="宋体" w:hint="eastAsia"/>
+              <w:rFonts w:hint="eastAsia" w:ascii="宋体" w:hAnsi="宋体" w:eastAsia="宋体" w:cs="宋体"/>
               <w:szCs w:val="24"/>
             </w:rPr>
             <w:fldChar w:fldCharType="end"/>
@@ -3229,7 +3269,7 @@
         <w:overflowPunct/>
         <w:bidi w:val="0"/>
         <w:rPr>
-          <w:rFonts w:ascii="Arial" w:eastAsia="Arial" w:hAnsi="Arial" w:cs="Arial"/>
+          <w:rFonts w:ascii="Arial" w:hAnsi="Arial" w:eastAsia="Arial" w:cs="Arial"/>
           <w:snapToGrid w:val="0"/>
           <w:color w:val="000000"/>
           <w:kern w:val="0"/>
@@ -3240,7 +3280,7 @@
       </w:pPr>
       <w:r>
         <w:rPr>
-          <w:rFonts w:ascii="Arial" w:eastAsia="Arial" w:hAnsi="Arial" w:cs="Arial"/>
+          <w:rFonts w:ascii="Arial" w:hAnsi="Arial" w:eastAsia="Arial" w:cs="Arial"/>
           <w:snapToGrid w:val="0"/>
           <w:color w:val="000000"/>
           <w:kern w:val="0"/>
@@ -3253,23 +3293,23 @@
     </w:p>
     <w:p>
       <w:pPr>
-        <w:pStyle w:val="1"/>
-        <w:keepLines w:val="0"/>
-        <w:pageBreakBefore w:val="0"/>
-        <w:widowControl w:val="0"/>
-        <w:wordWrap/>
-        <w:overflowPunct/>
-        <w:bidi w:val="0"/>
-      </w:pPr>
-      <w:bookmarkStart w:id="3" w:name="_Toc8663"/>
+        <w:pStyle w:val="28"/>
+        <w:keepLines w:val="0"/>
+        <w:pageBreakBefore w:val="0"/>
+        <w:widowControl w:val="0"/>
+        <w:wordWrap/>
+        <w:overflowPunct/>
+        <w:bidi w:val="0"/>
+      </w:pPr>
+      <w:bookmarkStart w:id="2" w:name="_Toc26613"/>
       <w:r>
         <w:t>目的</w:t>
       </w:r>
-      <w:bookmarkEnd w:id="3"/>
-    </w:p>
-    <w:p>
-      <w:pPr>
-        <w:pStyle w:val="a1"/>
+      <w:bookmarkEnd w:id="2"/>
+    </w:p>
+    <w:p>
+      <w:pPr>
+        <w:pStyle w:val="29"/>
         <w:keepLines w:val="0"/>
         <w:pageBreakBefore w:val="0"/>
         <w:widowControl w:val="0"/>
@@ -3283,7 +3323,7 @@
     </w:p>
     <w:p>
       <w:pPr>
-        <w:pStyle w:val="1"/>
+        <w:pStyle w:val="28"/>
         <w:keepLines w:val="0"/>
         <w:pageBreakBefore w:val="0"/>
         <w:widowControl w:val="0"/>
@@ -3295,7 +3335,7 @@
           <w:lang w:val="en-US" w:eastAsia="zh-CN"/>
         </w:rPr>
       </w:pPr>
-      <w:bookmarkStart w:id="4" w:name="_Toc26632"/>
+      <w:bookmarkStart w:id="3" w:name="_Toc23846"/>
       <w:r>
         <w:rPr>
           <w:rFonts w:hint="eastAsia"/>
@@ -3303,11 +3343,11 @@
         </w:rPr>
         <w:t>原则</w:t>
       </w:r>
-      <w:bookmarkEnd w:id="4"/>
-    </w:p>
-    <w:p>
-      <w:pPr>
-        <w:pStyle w:val="a1"/>
+      <w:bookmarkEnd w:id="3"/>
+    </w:p>
+    <w:p>
+      <w:pPr>
+        <w:pStyle w:val="29"/>
         <w:keepLines w:val="0"/>
         <w:pageBreakBefore w:val="0"/>
         <w:widowControl w:val="0"/>
@@ -3331,15 +3371,15 @@
     </w:p>
     <w:p>
       <w:pPr>
-        <w:pStyle w:val="1"/>
-        <w:keepLines w:val="0"/>
-        <w:pageBreakBefore w:val="0"/>
-        <w:widowControl w:val="0"/>
-        <w:wordWrap/>
-        <w:overflowPunct/>
-        <w:bidi w:val="0"/>
-      </w:pPr>
-      <w:bookmarkStart w:id="5" w:name="_Toc6451"/>
+        <w:pStyle w:val="28"/>
+        <w:keepLines w:val="0"/>
+        <w:pageBreakBefore w:val="0"/>
+        <w:widowControl w:val="0"/>
+        <w:wordWrap/>
+        <w:overflowPunct/>
+        <w:bidi w:val="0"/>
+      </w:pPr>
+      <w:bookmarkStart w:id="4" w:name="_Toc27927"/>
       <w:r>
         <w:rPr>
           <w:rFonts w:hint="eastAsia"/>
@@ -3350,11 +3390,11 @@
       <w:r>
         <w:t>范围</w:t>
       </w:r>
-      <w:bookmarkEnd w:id="5"/>
-    </w:p>
-    <w:p>
-      <w:pPr>
-        <w:pStyle w:val="a1"/>
+      <w:bookmarkEnd w:id="4"/>
+    </w:p>
+    <w:p>
+      <w:pPr>
+        <w:pStyle w:val="29"/>
         <w:keepLines w:val="0"/>
         <w:pageBreakBefore w:val="0"/>
         <w:widowControl w:val="0"/>
@@ -3368,7 +3408,7 @@
     </w:p>
     <w:p>
       <w:pPr>
-        <w:pStyle w:val="1"/>
+        <w:pStyle w:val="28"/>
         <w:keepLines w:val="0"/>
         <w:pageBreakBefore w:val="0"/>
         <w:widowControl w:val="0"/>
@@ -3380,7 +3420,7 @@
           <w:lang w:val="en-US" w:eastAsia="zh-CN"/>
         </w:rPr>
       </w:pPr>
-      <w:bookmarkStart w:id="6" w:name="_Toc14572"/>
+      <w:bookmarkStart w:id="5" w:name="_Toc1700"/>
       <w:r>
         <w:rPr>
           <w:rFonts w:hint="eastAsia"/>
@@ -3388,11 +3428,11 @@
         </w:rPr>
         <w:t>岗位职责</w:t>
       </w:r>
-      <w:bookmarkEnd w:id="6"/>
-    </w:p>
-    <w:p>
-      <w:pPr>
-        <w:pStyle w:val="2"/>
+      <w:bookmarkEnd w:id="5"/>
+    </w:p>
+    <w:p>
+      <w:pPr>
+        <w:pStyle w:val="30"/>
         <w:keepLines w:val="0"/>
         <w:pageBreakBefore w:val="0"/>
         <w:widowControl w:val="0"/>
@@ -3404,7 +3444,7 @@
           <w:lang w:val="en-US" w:eastAsia="zh-CN"/>
         </w:rPr>
       </w:pPr>
-      <w:bookmarkStart w:id="7" w:name="_Toc17605"/>
+      <w:bookmarkStart w:id="6" w:name="_Toc22030"/>
       <w:r>
         <w:rPr>
           <w:rFonts w:hint="eastAsia"/>
@@ -3412,11 +3452,11 @@
         </w:rPr>
         <w:t>运维项目经理</w:t>
       </w:r>
-      <w:bookmarkEnd w:id="7"/>
-    </w:p>
-    <w:p>
-      <w:pPr>
-        <w:pStyle w:val="a1"/>
+      <w:bookmarkEnd w:id="6"/>
+    </w:p>
+    <w:p>
+      <w:pPr>
+        <w:pStyle w:val="29"/>
         <w:keepLines w:val="0"/>
         <w:pageBreakBefore w:val="0"/>
         <w:widowControl w:val="0"/>
@@ -3427,7 +3467,7 @@
         <w:wordWrap/>
         <w:overflowPunct/>
         <w:bidi w:val="0"/>
-        <w:ind w:left="425" w:hanging="425" w:leftChars="0" w:firstLineChars="0"/>
+        <w:ind w:left="425" w:leftChars="0" w:hanging="425" w:firstLineChars="0"/>
       </w:pPr>
       <w:r>
         <w:t>负责发布流程所有具体活动的协调、监控工作；制定发布计划，</w:t>
@@ -3435,7 +3475,7 @@
     </w:p>
     <w:p>
       <w:pPr>
-        <w:pStyle w:val="a1"/>
+        <w:pStyle w:val="29"/>
         <w:keepLines w:val="0"/>
         <w:pageBreakBefore w:val="0"/>
         <w:widowControl w:val="0"/>
@@ -3446,7 +3486,7 @@
         <w:wordWrap/>
         <w:overflowPunct/>
         <w:bidi w:val="0"/>
-        <w:ind w:left="425" w:hanging="425" w:leftChars="0" w:firstLineChars="0"/>
+        <w:ind w:left="425" w:leftChars="0" w:hanging="425" w:firstLineChars="0"/>
       </w:pPr>
       <w:r>
         <w:t>负责编写《发布报告》和《发布评估报告》；</w:t>
@@ -3454,7 +3494,7 @@
     </w:p>
     <w:p>
       <w:pPr>
-        <w:pStyle w:val="a1"/>
+        <w:pStyle w:val="29"/>
         <w:keepLines w:val="0"/>
         <w:pageBreakBefore w:val="0"/>
         <w:widowControl w:val="0"/>
@@ -3465,7 +3505,7 @@
         <w:wordWrap/>
         <w:overflowPunct/>
         <w:bidi w:val="0"/>
-        <w:ind w:left="425" w:hanging="425" w:leftChars="0" w:firstLineChars="0"/>
+        <w:ind w:left="425" w:leftChars="0" w:hanging="425" w:firstLineChars="0"/>
         <w:rPr>
           <w:rFonts w:hint="eastAsia"/>
           <w:lang w:val="en-US" w:eastAsia="zh-CN"/>
@@ -3477,7 +3517,7 @@
     </w:p>
     <w:p>
       <w:pPr>
-        <w:pStyle w:val="2"/>
+        <w:pStyle w:val="30"/>
         <w:keepLines w:val="0"/>
         <w:pageBreakBefore w:val="0"/>
         <w:widowControl w:val="0"/>
@@ -3489,7 +3529,7 @@
           <w:lang w:val="en-US" w:eastAsia="zh-CN"/>
         </w:rPr>
       </w:pPr>
-      <w:bookmarkStart w:id="8" w:name="_Toc4640"/>
+      <w:bookmarkStart w:id="7" w:name="_Toc27409"/>
       <w:r>
         <w:rPr>
           <w:rFonts w:hint="eastAsia"/>
@@ -3497,11 +3537,11 @@
         </w:rPr>
         <w:t>运维实施工程师</w:t>
       </w:r>
-      <w:bookmarkEnd w:id="8"/>
-    </w:p>
-    <w:p>
-      <w:pPr>
-        <w:pStyle w:val="a1"/>
+      <w:bookmarkEnd w:id="7"/>
+    </w:p>
+    <w:p>
+      <w:pPr>
+        <w:pStyle w:val="29"/>
         <w:keepLines w:val="0"/>
         <w:pageBreakBefore w:val="0"/>
         <w:widowControl w:val="0"/>
@@ -3512,7 +3552,7 @@
         <w:wordWrap/>
         <w:overflowPunct/>
         <w:bidi w:val="0"/>
-        <w:ind w:left="425" w:hanging="425" w:leftChars="0" w:firstLineChars="0"/>
+        <w:ind w:left="425" w:leftChars="0" w:hanging="425" w:firstLineChars="0"/>
         <w:rPr>
           <w:rFonts w:hint="eastAsia"/>
           <w:lang w:val="en-US" w:eastAsia="zh-CN"/>
@@ -3524,7 +3564,7 @@
     </w:p>
     <w:p>
       <w:pPr>
-        <w:pStyle w:val="a1"/>
+        <w:pStyle w:val="29"/>
         <w:keepLines w:val="0"/>
         <w:pageBreakBefore w:val="0"/>
         <w:widowControl w:val="0"/>
@@ -3535,7 +3575,7 @@
         <w:wordWrap/>
         <w:overflowPunct/>
         <w:bidi w:val="0"/>
-        <w:ind w:left="425" w:hanging="425" w:leftChars="0" w:firstLineChars="0"/>
+        <w:ind w:left="425" w:leftChars="0" w:hanging="425" w:firstLineChars="0"/>
       </w:pPr>
       <w:r>
         <w:rPr>
@@ -3550,7 +3590,7 @@
     </w:p>
     <w:p>
       <w:pPr>
-        <w:pStyle w:val="a1"/>
+        <w:pStyle w:val="29"/>
         <w:keepLines w:val="0"/>
         <w:pageBreakBefore w:val="0"/>
         <w:widowControl w:val="0"/>
@@ -3561,7 +3601,7 @@
         <w:wordWrap/>
         <w:overflowPunct/>
         <w:bidi w:val="0"/>
-        <w:ind w:left="425" w:hanging="425" w:leftChars="0" w:firstLineChars="0"/>
+        <w:ind w:left="425" w:leftChars="0" w:hanging="425" w:firstLineChars="0"/>
         <w:rPr>
           <w:rFonts w:hint="eastAsia"/>
           <w:lang w:val="en-US" w:eastAsia="zh-CN"/>
@@ -3587,7 +3627,7 @@
     </w:p>
     <w:p>
       <w:pPr>
-        <w:pStyle w:val="a1"/>
+        <w:pStyle w:val="29"/>
         <w:keepLines w:val="0"/>
         <w:pageBreakBefore w:val="0"/>
         <w:widowControl w:val="0"/>
@@ -3598,7 +3638,7 @@
         <w:wordWrap/>
         <w:overflowPunct/>
         <w:bidi w:val="0"/>
-        <w:ind w:left="425" w:hanging="425" w:leftChars="0" w:firstLineChars="0"/>
+        <w:ind w:left="425" w:leftChars="0" w:hanging="425" w:firstLineChars="0"/>
         <w:rPr>
           <w:rFonts w:hint="eastAsia"/>
           <w:lang w:val="en-US" w:eastAsia="zh-CN"/>
@@ -3614,7 +3654,7 @@
     </w:p>
     <w:p>
       <w:pPr>
-        <w:pStyle w:val="a1"/>
+        <w:pStyle w:val="29"/>
         <w:keepLines w:val="0"/>
         <w:pageBreakBefore w:val="0"/>
         <w:widowControl w:val="0"/>
@@ -3625,7 +3665,7 @@
         <w:wordWrap/>
         <w:overflowPunct/>
         <w:bidi w:val="0"/>
-        <w:ind w:left="425" w:hanging="425" w:leftChars="0" w:firstLineChars="0"/>
+        <w:ind w:left="425" w:leftChars="0" w:hanging="425" w:firstLineChars="0"/>
       </w:pPr>
       <w:r>
         <w:rPr>
@@ -3640,7 +3680,7 @@
     </w:p>
     <w:p>
       <w:pPr>
-        <w:pStyle w:val="a1"/>
+        <w:pStyle w:val="29"/>
         <w:keepLines w:val="0"/>
         <w:pageBreakBefore w:val="0"/>
         <w:widowControl w:val="0"/>
@@ -3651,7 +3691,7 @@
         <w:wordWrap/>
         <w:overflowPunct/>
         <w:bidi w:val="0"/>
-        <w:ind w:left="425" w:hanging="425" w:leftChars="0" w:firstLineChars="0"/>
+        <w:ind w:left="425" w:leftChars="0" w:hanging="425" w:firstLineChars="0"/>
         <w:rPr>
           <w:rFonts w:hint="eastAsia"/>
           <w:lang w:val="en-US" w:eastAsia="zh-CN"/>
@@ -3670,7 +3710,7 @@
     </w:p>
     <w:p>
       <w:pPr>
-        <w:pStyle w:val="1"/>
+        <w:pStyle w:val="28"/>
         <w:keepLines w:val="0"/>
         <w:pageBreakBefore w:val="0"/>
         <w:widowControl w:val="0"/>
@@ -3682,7 +3722,7 @@
           <w:lang w:val="en-US" w:eastAsia="zh-CN"/>
         </w:rPr>
       </w:pPr>
-      <w:bookmarkStart w:id="9" w:name="_Toc399"/>
+      <w:bookmarkStart w:id="8" w:name="_Toc23537"/>
       <w:r>
         <w:rPr>
           <w:rFonts w:hint="eastAsia"/>
@@ -3690,11 +3730,11 @@
         </w:rPr>
         <w:t>发布管理流程</w:t>
       </w:r>
-      <w:bookmarkEnd w:id="9"/>
-    </w:p>
-    <w:p>
-      <w:pPr>
-        <w:pStyle w:val="a1"/>
+      <w:bookmarkEnd w:id="8"/>
+    </w:p>
+    <w:p>
+      <w:pPr>
+        <w:pStyle w:val="29"/>
         <w:keepLines w:val="0"/>
         <w:pageBreakBefore w:val="0"/>
         <w:widowControl w:val="0"/>
@@ -3716,7 +3756,7 @@
     </w:p>
     <w:p>
       <w:pPr>
-        <w:pStyle w:val="a1"/>
+        <w:pStyle w:val="29"/>
         <w:keepLines w:val="0"/>
         <w:pageBreakBefore w:val="0"/>
         <w:widowControl w:val="0"/>
@@ -3732,7 +3772,7 @@
     </w:p>
     <w:p>
       <w:pPr>
-        <w:pStyle w:val="a1"/>
+        <w:pStyle w:val="29"/>
         <w:keepLines w:val="0"/>
         <w:pageBreakBefore w:val="0"/>
         <w:widowControl w:val="0"/>
@@ -3839,55 +3879,44 @@
     </w:p>
     <w:p>
       <w:pPr>
-        <w:pStyle w:val="a1"/>
-        <w:keepLines w:val="0"/>
-        <w:pageBreakBefore w:val="0"/>
-        <w:widowControl w:val="0"/>
-        <w:wordWrap/>
-        <w:overflowPunct/>
-        <w:bidi w:val="0"/>
-        <w:rPr>
-          <w:rStyle w:val="2Char"/>
+        <w:pStyle w:val="29"/>
+        <w:keepLines w:val="0"/>
+        <w:pageBreakBefore w:val="0"/>
+        <w:widowControl w:val="0"/>
+        <w:wordWrap/>
+        <w:overflowPunct/>
+        <w:bidi w:val="0"/>
+        <w:rPr>
+          <w:rStyle w:val="39"/>
           <w:rFonts w:hint="default"/>
           <w:lang w:val="en-US" w:eastAsia="zh-CN"/>
         </w:rPr>
       </w:pPr>
+      <w:bookmarkStart w:id="35" w:name="_GoBack"/>
       <w:r>
         <w:rPr>
           <w:rFonts w:hint="default"/>
           <w:lang w:val="en-US" w:eastAsia="zh-CN"/>
         </w:rPr>
         <w:object>
-          <v:shapetype id="_x0000_t75" coordsize="21600,21600" o:spt="75" o:preferrelative="t" path="m@4@5l@4@11@9@11@9@5xe" filled="f" stroked="f">
-            <v:stroke joinstyle="miter"/>
-            <v:formulas>
-              <v:f eqn="if lineDrawn pixelLineWidth 0"/>
-              <v:f eqn="sum @0 1 0"/>
-              <v:f eqn="sum 0 0 @1"/>
-              <v:f eqn="prod @2 1 2"/>
-              <v:f eqn="prod @3 21600 pixelWidth"/>
-              <v:f eqn="prod @3 21600 pixelHeight"/>
-              <v:f eqn="sum @0 0 1"/>
-              <v:f eqn="prod @6 1 2"/>
-              <v:f eqn="prod @7 21600 pixelWidth"/>
-              <v:f eqn="sum @8 21600 0"/>
-              <v:f eqn="prod @7 21600 pixelHeight"/>
-              <v:f eqn="sum @10 21600 0"/>
-            </v:formulas>
-            <v:path o:extrusionok="f" gradientshapeok="t" o:connecttype="rect"/>
+          <v:shape id="_x0000_i1025" o:spt="75" alt="" type="#_x0000_t75" style="height:320.15pt;width:400.8pt;" o:ole="t" filled="f" o:preferrelative="t" stroked="f" coordsize="21600,21600">
+            <v:path/>
+            <v:fill on="f" focussize="0,0"/>
+            <v:stroke on="f"/>
+            <v:imagedata r:id="rId9" o:title=""/>
             <o:lock v:ext="edit" aspectratio="t"/>
-          </v:shapetype>
-          <v:shape id="_x0000_i1025" type="#_x0000_t75" style="height:319.95pt;width:400.8pt" o:oleicon="f" o:ole="" coordsize="21600,21600" o:preferrelative="t" filled="f" stroked="f">
-            <v:imagedata r:id="rId4" o:title=""/>
-            <o:lock v:ext="edit" aspectratio="t"/>
+            <w10:wrap type="none"/>
             <w10:anchorlock/>
           </v:shape>
-          <o:OLEObject Type="Embed" ProgID="Visio.Drawing.15" ShapeID="_x0000_i1025" DrawAspect="Content" ObjectID="_1468075725" r:id="rId5"/>
+          <o:OLEObject Type="Embed" ProgID="Visio.Drawing.15" ShapeID="_x0000_i1025" DrawAspect="Content" ObjectID="_1468075725" r:id="rId8">
+            <o:LockedField>false</o:LockedField>
+          </o:OLEObject>
         </w:object>
       </w:r>
-      <w:r>
-        <w:rPr>
-          <w:rStyle w:val="2Char"/>
+      <w:bookmarkEnd w:id="35"/>
+      <w:r>
+        <w:rPr>
+          <w:rStyle w:val="39"/>
           <w:rFonts w:hint="eastAsia"/>
           <w:lang w:val="en-US" w:eastAsia="zh-CN"/>
         </w:rPr>
@@ -3896,23 +3925,23 @@
     </w:p>
     <w:p>
       <w:pPr>
-        <w:pStyle w:val="3"/>
-        <w:keepLines w:val="0"/>
-        <w:pageBreakBefore w:val="0"/>
-        <w:widowControl w:val="0"/>
-        <w:wordWrap/>
-        <w:overflowPunct/>
-        <w:bidi w:val="0"/>
-      </w:pPr>
-      <w:bookmarkStart w:id="10" w:name="_Toc28204"/>
+        <w:pStyle w:val="31"/>
+        <w:keepLines w:val="0"/>
+        <w:pageBreakBefore w:val="0"/>
+        <w:widowControl w:val="0"/>
+        <w:wordWrap/>
+        <w:overflowPunct/>
+        <w:bidi w:val="0"/>
+      </w:pPr>
+      <w:bookmarkStart w:id="9" w:name="_Toc3208"/>
       <w:r>
         <w:t>制定发布方案</w:t>
       </w:r>
-      <w:bookmarkEnd w:id="10"/>
-    </w:p>
-    <w:p>
-      <w:pPr>
-        <w:pStyle w:val="a3"/>
+      <w:bookmarkEnd w:id="9"/>
+    </w:p>
+    <w:p>
+      <w:pPr>
+        <w:pStyle w:val="40"/>
         <w:keepLines w:val="0"/>
         <w:pageBreakBefore w:val="0"/>
         <w:widowControl w:val="0"/>
@@ -3923,7 +3952,7 @@
         <w:wordWrap/>
         <w:overflowPunct/>
         <w:bidi w:val="0"/>
-        <w:ind w:left="425" w:hanging="425" w:leftChars="0" w:firstLineChars="0"/>
+        <w:ind w:left="425" w:leftChars="0" w:hanging="425" w:firstLineChars="0"/>
       </w:pPr>
       <w:r>
         <w:rPr>
@@ -3938,7 +3967,7 @@
     </w:p>
     <w:p>
       <w:pPr>
-        <w:pStyle w:val="a3"/>
+        <w:pStyle w:val="40"/>
         <w:keepLines w:val="0"/>
         <w:pageBreakBefore w:val="0"/>
         <w:widowControl w:val="0"/>
@@ -3949,7 +3978,7 @@
         <w:wordWrap/>
         <w:overflowPunct/>
         <w:bidi w:val="0"/>
-        <w:ind w:left="845" w:hanging="425" w:leftChars="0" w:firstLineChars="0"/>
+        <w:ind w:left="845" w:leftChars="0" w:hanging="425" w:firstLineChars="0"/>
       </w:pPr>
       <w:r>
         <w:t>描述发布的目的和背景；</w:t>
@@ -3957,7 +3986,7 @@
     </w:p>
     <w:p>
       <w:pPr>
-        <w:pStyle w:val="a3"/>
+        <w:pStyle w:val="40"/>
         <w:keepLines w:val="0"/>
         <w:pageBreakBefore w:val="0"/>
         <w:widowControl w:val="0"/>
@@ -3968,7 +3997,7 @@
         <w:wordWrap/>
         <w:overflowPunct/>
         <w:bidi w:val="0"/>
-        <w:ind w:left="845" w:hanging="425" w:leftChars="0" w:firstLineChars="0"/>
+        <w:ind w:left="845" w:leftChars="0" w:hanging="425" w:firstLineChars="0"/>
       </w:pPr>
       <w:r>
         <w:t>描述发布影响范围；</w:t>
@@ -3976,7 +4005,7 @@
     </w:p>
     <w:p>
       <w:pPr>
-        <w:pStyle w:val="a3"/>
+        <w:pStyle w:val="40"/>
         <w:keepLines w:val="0"/>
         <w:pageBreakBefore w:val="0"/>
         <w:widowControl w:val="0"/>
@@ -3987,7 +4016,7 @@
         <w:wordWrap/>
         <w:overflowPunct/>
         <w:bidi w:val="0"/>
-        <w:ind w:left="845" w:hanging="425" w:leftChars="0" w:firstLineChars="0"/>
+        <w:ind w:left="845" w:leftChars="0" w:hanging="425" w:firstLineChars="0"/>
       </w:pPr>
       <w:r>
         <w:t>确定参与发布的部门及人员；</w:t>
@@ -3995,7 +4024,7 @@
     </w:p>
     <w:p>
       <w:pPr>
-        <w:pStyle w:val="a3"/>
+        <w:pStyle w:val="40"/>
         <w:keepLines w:val="0"/>
         <w:pageBreakBefore w:val="0"/>
         <w:widowControl w:val="0"/>
@@ -4006,7 +4035,7 @@
         <w:wordWrap/>
         <w:overflowPunct/>
         <w:bidi w:val="0"/>
-        <w:ind w:left="845" w:hanging="425" w:leftChars="0" w:firstLineChars="0"/>
+        <w:ind w:left="845" w:leftChars="0" w:hanging="425" w:firstLineChars="0"/>
       </w:pPr>
       <w:r>
         <w:t>对客户和服务支持人员的交流、准备、备案和培训；</w:t>
@@ -4014,7 +4043,7 @@
     </w:p>
     <w:p>
       <w:pPr>
-        <w:pStyle w:val="a3"/>
+        <w:pStyle w:val="40"/>
         <w:keepLines w:val="0"/>
         <w:pageBreakBefore w:val="0"/>
         <w:widowControl w:val="0"/>
@@ -4025,7 +4054,7 @@
         <w:wordWrap/>
         <w:overflowPunct/>
         <w:bidi w:val="0"/>
-        <w:ind w:left="845" w:hanging="425" w:leftChars="0" w:firstLineChars="0"/>
+        <w:ind w:left="845" w:leftChars="0" w:hanging="425" w:firstLineChars="0"/>
       </w:pPr>
       <w:r>
         <w:t>确定测试、培训、客服支持、现场部署等工作计划，包含上线规划；</w:t>
@@ -4033,7 +4062,7 @@
     </w:p>
     <w:p>
       <w:pPr>
-        <w:pStyle w:val="a3"/>
+        <w:pStyle w:val="40"/>
         <w:keepLines w:val="0"/>
         <w:pageBreakBefore w:val="0"/>
         <w:widowControl w:val="0"/>
@@ -4044,7 +4073,7 @@
         <w:wordWrap/>
         <w:overflowPunct/>
         <w:bidi w:val="0"/>
-        <w:ind w:left="845" w:hanging="425" w:leftChars="0" w:firstLineChars="0"/>
+        <w:ind w:left="845" w:leftChars="0" w:hanging="425" w:firstLineChars="0"/>
       </w:pPr>
       <w:r>
         <w:t>安排部署完成的后续工作计划；</w:t>
@@ -4052,7 +4081,7 @@
     </w:p>
     <w:p>
       <w:pPr>
-        <w:pStyle w:val="a3"/>
+        <w:pStyle w:val="40"/>
         <w:keepLines w:val="0"/>
         <w:pageBreakBefore w:val="0"/>
         <w:widowControl w:val="0"/>
@@ -4063,7 +4092,7 @@
         <w:wordWrap/>
         <w:overflowPunct/>
         <w:bidi w:val="0"/>
-        <w:ind w:left="845" w:hanging="425" w:leftChars="0" w:firstLineChars="0"/>
+        <w:ind w:left="845" w:leftChars="0" w:hanging="425" w:firstLineChars="0"/>
       </w:pPr>
       <w:r>
         <w:t>确定在发布失败情况下的退回方案；</w:t>
@@ -4071,7 +4100,7 @@
     </w:p>
     <w:p>
       <w:pPr>
-        <w:pStyle w:val="a3"/>
+        <w:pStyle w:val="40"/>
         <w:keepLines w:val="0"/>
         <w:pageBreakBefore w:val="0"/>
         <w:widowControl w:val="0"/>
@@ -4082,7 +4111,7 @@
         <w:wordWrap/>
         <w:overflowPunct/>
         <w:bidi w:val="0"/>
-        <w:ind w:left="845" w:hanging="425" w:leftChars="0" w:firstLineChars="0"/>
+        <w:ind w:left="845" w:leftChars="0" w:hanging="425" w:firstLineChars="0"/>
       </w:pPr>
       <w:r>
         <w:t>可预见问题以及相应的解决方法；</w:t>
@@ -4090,7 +4119,7 @@
     </w:p>
     <w:p>
       <w:pPr>
-        <w:pStyle w:val="a3"/>
+        <w:pStyle w:val="40"/>
         <w:keepLines w:val="0"/>
         <w:pageBreakBefore w:val="0"/>
         <w:widowControl w:val="0"/>
@@ -4101,7 +4130,7 @@
         <w:wordWrap/>
         <w:overflowPunct/>
         <w:bidi w:val="0"/>
-        <w:ind w:left="845" w:hanging="425" w:leftChars="0" w:firstLineChars="0"/>
+        <w:ind w:left="845" w:leftChars="0" w:hanging="425" w:firstLineChars="0"/>
       </w:pPr>
       <w:r>
         <w:t>确定与软、硬件有关的配置基线。</w:t>
@@ -4109,25 +4138,25 @@
     </w:p>
     <w:p>
       <w:pPr>
-        <w:pStyle w:val="3"/>
-        <w:keepLines w:val="0"/>
-        <w:pageBreakBefore w:val="0"/>
-        <w:widowControl w:val="0"/>
-        <w:wordWrap/>
-        <w:overflowPunct/>
-        <w:bidi w:val="0"/>
-      </w:pPr>
-      <w:bookmarkStart w:id="11" w:name="_Toc21080"/>
-      <w:bookmarkStart w:id="12" w:name="_Toc29509"/>
+        <w:pStyle w:val="31"/>
+        <w:keepLines w:val="0"/>
+        <w:pageBreakBefore w:val="0"/>
+        <w:widowControl w:val="0"/>
+        <w:wordWrap/>
+        <w:overflowPunct/>
+        <w:bidi w:val="0"/>
+      </w:pPr>
+      <w:bookmarkStart w:id="10" w:name="_Toc21080"/>
+      <w:bookmarkStart w:id="11" w:name="_Toc30796"/>
       <w:r>
         <w:t>发布方案评审</w:t>
       </w:r>
+      <w:bookmarkEnd w:id="10"/>
       <w:bookmarkEnd w:id="11"/>
-      <w:bookmarkEnd w:id="12"/>
-    </w:p>
-    <w:p>
-      <w:pPr>
-        <w:pStyle w:val="a3"/>
+    </w:p>
+    <w:p>
+      <w:pPr>
+        <w:pStyle w:val="40"/>
         <w:keepLines w:val="0"/>
         <w:pageBreakBefore w:val="0"/>
         <w:widowControl w:val="0"/>
@@ -4156,25 +4185,25 @@
     </w:p>
     <w:p>
       <w:pPr>
-        <w:pStyle w:val="3"/>
-        <w:keepLines w:val="0"/>
-        <w:pageBreakBefore w:val="0"/>
-        <w:widowControl w:val="0"/>
-        <w:wordWrap/>
-        <w:overflowPunct/>
-        <w:bidi w:val="0"/>
-      </w:pPr>
-      <w:bookmarkStart w:id="13" w:name="bookmark15"/>
+        <w:pStyle w:val="31"/>
+        <w:keepLines w:val="0"/>
+        <w:pageBreakBefore w:val="0"/>
+        <w:widowControl w:val="0"/>
+        <w:wordWrap/>
+        <w:overflowPunct/>
+        <w:bidi w:val="0"/>
+      </w:pPr>
+      <w:bookmarkStart w:id="12" w:name="bookmark15"/>
+      <w:bookmarkEnd w:id="12"/>
+      <w:bookmarkStart w:id="13" w:name="_Toc26329"/>
+      <w:r>
+        <w:t>构建测试环境、测试和验收</w:t>
+      </w:r>
       <w:bookmarkEnd w:id="13"/>
-      <w:bookmarkStart w:id="14" w:name="_Toc20511"/>
-      <w:r>
-        <w:t>构建测试环境、测试和验收</w:t>
-      </w:r>
-      <w:bookmarkEnd w:id="14"/>
-    </w:p>
-    <w:p>
-      <w:pPr>
-        <w:pStyle w:val="a3"/>
+    </w:p>
+    <w:p>
+      <w:pPr>
+        <w:pStyle w:val="40"/>
         <w:keepLines w:val="0"/>
         <w:pageBreakBefore w:val="0"/>
         <w:widowControl w:val="0"/>
@@ -4185,7 +4214,7 @@
         <w:wordWrap/>
         <w:overflowPunct/>
         <w:bidi w:val="0"/>
-        <w:ind w:left="425" w:hanging="425" w:leftChars="0" w:firstLineChars="0"/>
+        <w:ind w:left="425" w:leftChars="0" w:hanging="425" w:firstLineChars="0"/>
       </w:pPr>
       <w:r>
         <w:t>根据方案，在实施之前如果需要内部测试，需要</w:t>
@@ -4223,25 +4252,25 @@
     </w:p>
     <w:p>
       <w:pPr>
-        <w:pStyle w:val="3"/>
-        <w:keepLines w:val="0"/>
-        <w:pageBreakBefore w:val="0"/>
-        <w:widowControl w:val="0"/>
-        <w:wordWrap/>
-        <w:overflowPunct/>
-        <w:bidi w:val="0"/>
-      </w:pPr>
-      <w:bookmarkStart w:id="15" w:name="bookmark16"/>
+        <w:pStyle w:val="31"/>
+        <w:keepLines w:val="0"/>
+        <w:pageBreakBefore w:val="0"/>
+        <w:widowControl w:val="0"/>
+        <w:wordWrap/>
+        <w:overflowPunct/>
+        <w:bidi w:val="0"/>
+      </w:pPr>
+      <w:bookmarkStart w:id="14" w:name="bookmark16"/>
+      <w:bookmarkEnd w:id="14"/>
+      <w:bookmarkStart w:id="15" w:name="_Toc18009"/>
+      <w:r>
+        <w:t>上线规划</w:t>
+      </w:r>
       <w:bookmarkEnd w:id="15"/>
-      <w:bookmarkStart w:id="16" w:name="_Toc20051"/>
-      <w:r>
-        <w:t>上线规划</w:t>
-      </w:r>
-      <w:bookmarkEnd w:id="16"/>
-    </w:p>
-    <w:p>
-      <w:pPr>
-        <w:pStyle w:val="a3"/>
+    </w:p>
+    <w:p>
+      <w:pPr>
+        <w:pStyle w:val="40"/>
         <w:keepLines w:val="0"/>
         <w:pageBreakBefore w:val="0"/>
         <w:widowControl w:val="0"/>
@@ -4252,7 +4281,7 @@
         <w:wordWrap/>
         <w:overflowPunct/>
         <w:bidi w:val="0"/>
-        <w:ind w:left="425" w:hanging="425" w:leftChars="0" w:firstLineChars="0"/>
+        <w:ind w:left="425" w:leftChars="0" w:hanging="425" w:firstLineChars="0"/>
       </w:pPr>
       <w:r>
         <w:t>通常情况下发布方案包括上线计划，即在发布方案中已经确定了上线计划，个别重大发布可对原有《发布方案》中计划的拓展，其中要说明安装和测试预期结果，并制作详细的上线时间安排、工作安排和详细的上线步骤、回退计划等。</w:t>
@@ -4260,25 +4289,25 @@
     </w:p>
     <w:p>
       <w:pPr>
-        <w:pStyle w:val="3"/>
-        <w:keepLines w:val="0"/>
-        <w:pageBreakBefore w:val="0"/>
-        <w:widowControl w:val="0"/>
-        <w:wordWrap/>
-        <w:overflowPunct/>
-        <w:bidi w:val="0"/>
-      </w:pPr>
-      <w:bookmarkStart w:id="17" w:name="bookmark17"/>
+        <w:pStyle w:val="31"/>
+        <w:keepLines w:val="0"/>
+        <w:pageBreakBefore w:val="0"/>
+        <w:widowControl w:val="0"/>
+        <w:wordWrap/>
+        <w:overflowPunct/>
+        <w:bidi w:val="0"/>
+      </w:pPr>
+      <w:bookmarkStart w:id="16" w:name="bookmark17"/>
+      <w:bookmarkEnd w:id="16"/>
+      <w:bookmarkStart w:id="17" w:name="_Toc9299"/>
+      <w:r>
+        <w:t>上线审批</w:t>
+      </w:r>
       <w:bookmarkEnd w:id="17"/>
-      <w:bookmarkStart w:id="18" w:name="_Toc18912"/>
-      <w:r>
-        <w:t>上线审批</w:t>
-      </w:r>
-      <w:bookmarkEnd w:id="18"/>
-    </w:p>
-    <w:p>
-      <w:pPr>
-        <w:pStyle w:val="a3"/>
+    </w:p>
+    <w:p>
+      <w:pPr>
+        <w:pStyle w:val="40"/>
         <w:keepLines w:val="0"/>
         <w:pageBreakBefore w:val="0"/>
         <w:widowControl w:val="0"/>
@@ -4289,7 +4318,7 @@
         <w:wordWrap/>
         <w:overflowPunct/>
         <w:bidi w:val="0"/>
-        <w:ind w:left="425" w:hanging="425" w:leftChars="0" w:firstLineChars="0"/>
+        <w:ind w:left="425" w:leftChars="0" w:hanging="425" w:firstLineChars="0"/>
       </w:pPr>
       <w:r>
         <w:t>通常情况下《发布方案》包含《上线计划》，因此在方案审批时已对《上线计划》也同时确认。</w:t>
@@ -4297,7 +4326,7 @@
     </w:p>
     <w:p>
       <w:pPr>
-        <w:pStyle w:val="a3"/>
+        <w:pStyle w:val="40"/>
         <w:keepLines w:val="0"/>
         <w:pageBreakBefore w:val="0"/>
         <w:widowControl w:val="0"/>
@@ -4308,7 +4337,7 @@
         <w:wordWrap/>
         <w:overflowPunct/>
         <w:bidi w:val="0"/>
-        <w:ind w:left="425" w:hanging="425" w:leftChars="0" w:firstLineChars="0"/>
+        <w:ind w:left="425" w:leftChars="0" w:hanging="425" w:firstLineChars="0"/>
       </w:pPr>
       <w:r>
         <w:t>若有单独制作《上线计划》的， 由</w:t>
@@ -4336,25 +4365,25 @@
     </w:p>
     <w:p>
       <w:pPr>
-        <w:pStyle w:val="3"/>
-        <w:keepLines w:val="0"/>
-        <w:pageBreakBefore w:val="0"/>
-        <w:widowControl w:val="0"/>
-        <w:wordWrap/>
-        <w:overflowPunct/>
-        <w:bidi w:val="0"/>
-      </w:pPr>
-      <w:bookmarkStart w:id="19" w:name="bookmark18"/>
+        <w:pStyle w:val="31"/>
+        <w:keepLines w:val="0"/>
+        <w:pageBreakBefore w:val="0"/>
+        <w:widowControl w:val="0"/>
+        <w:wordWrap/>
+        <w:overflowPunct/>
+        <w:bidi w:val="0"/>
+      </w:pPr>
+      <w:bookmarkStart w:id="18" w:name="bookmark18"/>
+      <w:bookmarkEnd w:id="18"/>
+      <w:bookmarkStart w:id="19" w:name="_Toc23329"/>
+      <w:r>
+        <w:t>沟通和培训</w:t>
+      </w:r>
       <w:bookmarkEnd w:id="19"/>
-      <w:bookmarkStart w:id="20" w:name="_Toc5997"/>
-      <w:r>
-        <w:t>沟通和培训</w:t>
-      </w:r>
-      <w:bookmarkEnd w:id="20"/>
-    </w:p>
-    <w:p>
-      <w:pPr>
-        <w:pStyle w:val="a3"/>
+    </w:p>
+    <w:p>
+      <w:pPr>
+        <w:pStyle w:val="40"/>
         <w:keepLines w:val="0"/>
         <w:pageBreakBefore w:val="0"/>
         <w:widowControl w:val="0"/>
@@ -4365,7 +4394,7 @@
         <w:wordWrap/>
         <w:overflowPunct/>
         <w:bidi w:val="0"/>
-        <w:ind w:left="425" w:hanging="425" w:leftChars="0" w:firstLineChars="0"/>
+        <w:ind w:left="425" w:leftChars="0" w:hanging="425" w:firstLineChars="0"/>
       </w:pPr>
       <w:r>
         <w:t>系统版本升级部署前，需要对服务支持人员进行沟通、知识更新培训，保障发布后的客服支持工作；需要对企业用户相关人员进行沟通和培训，发布上线通知，使得用户明确软件上线后对其工作有何影响，必要时对用户进行培训。</w:t>
@@ -4373,23 +4402,23 @@
     </w:p>
     <w:p>
       <w:pPr>
-        <w:pStyle w:val="3"/>
-        <w:keepLines w:val="0"/>
-        <w:pageBreakBefore w:val="0"/>
-        <w:widowControl w:val="0"/>
-        <w:wordWrap/>
-        <w:overflowPunct/>
-        <w:bidi w:val="0"/>
-      </w:pPr>
-      <w:bookmarkStart w:id="21" w:name="_Toc17944"/>
+        <w:pStyle w:val="31"/>
+        <w:keepLines w:val="0"/>
+        <w:pageBreakBefore w:val="0"/>
+        <w:widowControl w:val="0"/>
+        <w:wordWrap/>
+        <w:overflowPunct/>
+        <w:bidi w:val="0"/>
+      </w:pPr>
+      <w:bookmarkStart w:id="20" w:name="_Toc12787"/>
       <w:r>
         <w:t>分发和部署</w:t>
       </w:r>
-      <w:bookmarkEnd w:id="21"/>
-    </w:p>
-    <w:p>
-      <w:pPr>
-        <w:pStyle w:val="a3"/>
+      <w:bookmarkEnd w:id="20"/>
+    </w:p>
+    <w:p>
+      <w:pPr>
+        <w:pStyle w:val="40"/>
         <w:keepLines w:val="0"/>
         <w:pageBreakBefore w:val="0"/>
         <w:widowControl w:val="0"/>
@@ -4400,7 +4429,7 @@
         <w:wordWrap/>
         <w:overflowPunct/>
         <w:bidi w:val="0"/>
-        <w:ind w:left="425" w:hanging="425" w:leftChars="0" w:firstLineChars="0"/>
+        <w:ind w:left="425" w:leftChars="0" w:hanging="425" w:firstLineChars="0"/>
       </w:pPr>
       <w:r>
         <w:t>经过环境构建、测试和试运行后，可进行软件的上线部署工作。</w:t>
@@ -4408,7 +4437,7 @@
     </w:p>
     <w:p>
       <w:pPr>
-        <w:pStyle w:val="a3"/>
+        <w:pStyle w:val="40"/>
         <w:keepLines w:val="0"/>
         <w:pageBreakBefore w:val="0"/>
         <w:widowControl w:val="0"/>
@@ -4419,7 +4448,7 @@
         <w:wordWrap/>
         <w:overflowPunct/>
         <w:bidi w:val="0"/>
-        <w:ind w:left="425" w:hanging="425" w:leftChars="0" w:firstLineChars="0"/>
+        <w:ind w:left="425" w:leftChars="0" w:hanging="425" w:firstLineChars="0"/>
       </w:pPr>
       <w:r>
         <w:t>更新配置库</w:t>
@@ -4427,7 +4456,7 @@
     </w:p>
     <w:p>
       <w:pPr>
-        <w:pStyle w:val="a3"/>
+        <w:pStyle w:val="40"/>
         <w:keepLines w:val="0"/>
         <w:pageBreakBefore w:val="0"/>
         <w:widowControl w:val="0"/>
@@ -4438,7 +4467,7 @@
         <w:wordWrap/>
         <w:overflowPunct/>
         <w:bidi w:val="0"/>
-        <w:ind w:left="425" w:hanging="425" w:leftChars="0" w:firstLineChars="0"/>
+        <w:ind w:left="425" w:leftChars="0" w:hanging="425" w:firstLineChars="0"/>
       </w:pPr>
       <w:r>
         <w:t>发布实施完成后，</w:t>
@@ -4456,7 +4485,7 @@
     </w:p>
     <w:p>
       <w:pPr>
-        <w:pStyle w:val="a3"/>
+        <w:pStyle w:val="40"/>
         <w:keepLines w:val="0"/>
         <w:pageBreakBefore w:val="0"/>
         <w:widowControl w:val="0"/>
@@ -4467,7 +4496,7 @@
         <w:wordWrap/>
         <w:overflowPunct/>
         <w:bidi w:val="0"/>
-        <w:ind w:left="425" w:hanging="425" w:leftChars="0" w:firstLineChars="0"/>
+        <w:ind w:left="425" w:leftChars="0" w:hanging="425" w:firstLineChars="0"/>
       </w:pPr>
       <w:r>
         <w:t>参照《配置管理过程》。</w:t>
@@ -4475,10 +4504,10 @@
     </w:p>
     <w:p>
       <w:pPr>
-        <w:pStyle w:val="3"/>
-        <w:bidi w:val="0"/>
-      </w:pPr>
-      <w:bookmarkStart w:id="22" w:name="_Toc11348"/>
+        <w:pStyle w:val="31"/>
+        <w:bidi w:val="0"/>
+      </w:pPr>
+      <w:bookmarkStart w:id="21" w:name="_Toc13182"/>
       <w:r>
         <w:rPr>
           <w:rFonts w:hint="eastAsia"/>
@@ -4486,13 +4515,13 @@
         </w:rPr>
         <w:t>发布回退</w:t>
       </w:r>
-      <w:bookmarkEnd w:id="22"/>
-    </w:p>
-    <w:p>
-      <w:pPr>
-        <w:pStyle w:val="a1"/>
-        <w:rPr>
-          <w:rFonts w:eastAsia="宋体" w:hint="default"/>
+      <w:bookmarkEnd w:id="21"/>
+    </w:p>
+    <w:p>
+      <w:pPr>
+        <w:pStyle w:val="29"/>
+        <w:rPr>
+          <w:rFonts w:hint="default" w:eastAsia="宋体"/>
           <w:lang w:val="en-US" w:eastAsia="zh-CN"/>
         </w:rPr>
       </w:pPr>
@@ -4506,7 +4535,7 @@
     </w:p>
     <w:p>
       <w:pPr>
-        <w:pStyle w:val="a1"/>
+        <w:pStyle w:val="29"/>
         <w:rPr>
           <w:rFonts w:hint="eastAsia"/>
         </w:rPr>
@@ -4520,7 +4549,7 @@
     </w:p>
     <w:p>
       <w:pPr>
-        <w:pStyle w:val="a1"/>
+        <w:pStyle w:val="29"/>
         <w:rPr>
           <w:rFonts w:hint="eastAsia"/>
         </w:rPr>
@@ -4534,7 +4563,7 @@
     </w:p>
     <w:p>
       <w:pPr>
-        <w:pStyle w:val="a1"/>
+        <w:pStyle w:val="29"/>
         <w:rPr>
           <w:rFonts w:hint="eastAsia"/>
         </w:rPr>
@@ -4548,7 +4577,7 @@
     </w:p>
     <w:p>
       <w:pPr>
-        <w:pStyle w:val="a1"/>
+        <w:pStyle w:val="29"/>
         <w:rPr>
           <w:rFonts w:hint="eastAsia"/>
         </w:rPr>
@@ -4562,7 +4591,7 @@
     </w:p>
     <w:p>
       <w:pPr>
-        <w:pStyle w:val="a1"/>
+        <w:pStyle w:val="29"/>
       </w:pPr>
       <w:r>
         <w:rPr>
@@ -4573,25 +4602,25 @@
     </w:p>
     <w:p>
       <w:pPr>
-        <w:pStyle w:val="3"/>
-        <w:keepLines w:val="0"/>
-        <w:pageBreakBefore w:val="0"/>
-        <w:widowControl w:val="0"/>
-        <w:wordWrap/>
-        <w:overflowPunct/>
-        <w:bidi w:val="0"/>
-      </w:pPr>
-      <w:bookmarkStart w:id="23" w:name="bookmark20"/>
+        <w:pStyle w:val="31"/>
+        <w:keepLines w:val="0"/>
+        <w:pageBreakBefore w:val="0"/>
+        <w:widowControl w:val="0"/>
+        <w:wordWrap/>
+        <w:overflowPunct/>
+        <w:bidi w:val="0"/>
+      </w:pPr>
+      <w:bookmarkStart w:id="22" w:name="bookmark20"/>
+      <w:bookmarkEnd w:id="22"/>
+      <w:bookmarkStart w:id="23" w:name="_Toc30153"/>
+      <w:r>
+        <w:t>发布关闭</w:t>
+      </w:r>
       <w:bookmarkEnd w:id="23"/>
-      <w:bookmarkStart w:id="24" w:name="_Toc14932"/>
-      <w:r>
-        <w:t>发布关闭</w:t>
-      </w:r>
-      <w:bookmarkEnd w:id="24"/>
-    </w:p>
-    <w:p>
-      <w:pPr>
-        <w:pStyle w:val="a3"/>
+    </w:p>
+    <w:p>
+      <w:pPr>
+        <w:pStyle w:val="40"/>
         <w:keepLines w:val="0"/>
         <w:pageBreakBefore w:val="0"/>
         <w:widowControl w:val="0"/>
@@ -4602,7 +4631,7 @@
         <w:wordWrap/>
         <w:overflowPunct/>
         <w:bidi w:val="0"/>
-        <w:ind w:left="425" w:hanging="425" w:leftChars="0" w:firstLineChars="0"/>
+        <w:ind w:left="425" w:leftChars="0" w:hanging="425" w:firstLineChars="0"/>
       </w:pPr>
       <w:r>
         <w:rPr>
@@ -4617,25 +4646,25 @@
     </w:p>
     <w:p>
       <w:pPr>
-        <w:pStyle w:val="3"/>
-        <w:keepLines w:val="0"/>
-        <w:pageBreakBefore w:val="0"/>
-        <w:widowControl w:val="0"/>
-        <w:wordWrap/>
-        <w:overflowPunct/>
-        <w:bidi w:val="0"/>
-      </w:pPr>
-      <w:bookmarkStart w:id="25" w:name="bookmark21"/>
+        <w:pStyle w:val="31"/>
+        <w:keepLines w:val="0"/>
+        <w:pageBreakBefore w:val="0"/>
+        <w:widowControl w:val="0"/>
+        <w:wordWrap/>
+        <w:overflowPunct/>
+        <w:bidi w:val="0"/>
+      </w:pPr>
+      <w:bookmarkStart w:id="24" w:name="bookmark21"/>
+      <w:bookmarkEnd w:id="24"/>
+      <w:bookmarkStart w:id="25" w:name="_Toc3925"/>
+      <w:r>
+        <w:t>发布报告</w:t>
+      </w:r>
       <w:bookmarkEnd w:id="25"/>
-      <w:bookmarkStart w:id="26" w:name="_Toc18410"/>
-      <w:r>
-        <w:t>发布报告</w:t>
-      </w:r>
-      <w:bookmarkEnd w:id="26"/>
-    </w:p>
-    <w:p>
-      <w:pPr>
-        <w:pStyle w:val="a3"/>
+    </w:p>
+    <w:p>
+      <w:pPr>
+        <w:pStyle w:val="40"/>
         <w:keepLines w:val="0"/>
         <w:pageBreakBefore w:val="0"/>
         <w:widowControl w:val="0"/>
@@ -4646,7 +4675,7 @@
         <w:wordWrap/>
         <w:overflowPunct/>
         <w:bidi w:val="0"/>
-        <w:ind w:left="425" w:hanging="425" w:leftChars="0" w:firstLineChars="0"/>
+        <w:ind w:left="425" w:leftChars="0" w:hanging="425" w:firstLineChars="0"/>
       </w:pPr>
       <w:r>
         <w:t>发布完成后，每季度对用户提出的因为升级导致的错误或问题，由技术人员收集如下的信息：</w:t>
@@ -4654,7 +4683,7 @@
     </w:p>
     <w:p>
       <w:pPr>
-        <w:pStyle w:val="a3"/>
+        <w:pStyle w:val="40"/>
         <w:keepLines w:val="0"/>
         <w:pageBreakBefore w:val="0"/>
         <w:widowControl w:val="0"/>
@@ -4665,7 +4694,7 @@
         <w:wordWrap/>
         <w:overflowPunct/>
         <w:bidi w:val="0"/>
-        <w:ind w:left="425" w:hanging="425" w:leftChars="0" w:firstLineChars="0"/>
+        <w:ind w:left="425" w:leftChars="0" w:hanging="425" w:firstLineChars="0"/>
       </w:pPr>
       <w:r>
         <w:t>发布引起的事件或问题数量；</w:t>
@@ -4673,7 +4702,7 @@
     </w:p>
     <w:p>
       <w:pPr>
-        <w:pStyle w:val="a3"/>
+        <w:pStyle w:val="40"/>
         <w:keepLines w:val="0"/>
         <w:pageBreakBefore w:val="0"/>
         <w:widowControl w:val="0"/>
@@ -4684,7 +4713,7 @@
         <w:wordWrap/>
         <w:overflowPunct/>
         <w:bidi w:val="0"/>
-        <w:ind w:left="425" w:hanging="425" w:leftChars="0" w:firstLineChars="0"/>
+        <w:ind w:left="425" w:leftChars="0" w:hanging="425" w:firstLineChars="0"/>
       </w:pPr>
       <w:r>
         <w:t>发布成功率</w:t>
@@ -4692,7 +4721,7 @@
     </w:p>
     <w:p>
       <w:pPr>
-        <w:pStyle w:val="a3"/>
+        <w:pStyle w:val="40"/>
         <w:keepLines w:val="0"/>
         <w:pageBreakBefore w:val="0"/>
         <w:widowControl w:val="0"/>
@@ -4703,7 +4732,7 @@
         <w:wordWrap/>
         <w:overflowPunct/>
         <w:bidi w:val="0"/>
-        <w:ind w:left="425" w:hanging="425" w:leftChars="0" w:firstLineChars="0"/>
+        <w:ind w:left="425" w:leftChars="0" w:hanging="425" w:firstLineChars="0"/>
       </w:pPr>
       <w:r>
         <w:t>对发布数据进行分析，找出存在的问题，并提出纠正或预防措施，编写出《发布报告》，成为服务报告的一部分。</w:t>
@@ -4711,35 +4740,36 @@
     </w:p>
     <w:p>
       <w:pPr>
-        <w:pStyle w:val="2"/>
-        <w:keepLines w:val="0"/>
-        <w:pageBreakBefore w:val="0"/>
-        <w:widowControl w:val="0"/>
-        <w:wordWrap/>
-        <w:overflowPunct/>
-        <w:bidi w:val="0"/>
-      </w:pPr>
-      <w:bookmarkStart w:id="27" w:name="_Toc6088"/>
-      <w:bookmarkStart w:id="28" w:name="_Toc19281"/>
+        <w:pStyle w:val="30"/>
+        <w:keepLines w:val="0"/>
+        <w:pageBreakBefore w:val="0"/>
+        <w:widowControl w:val="0"/>
+        <w:wordWrap/>
+        <w:overflowPunct/>
+        <w:bidi w:val="0"/>
+      </w:pPr>
+      <w:bookmarkStart w:id="26" w:name="_Toc6088"/>
+      <w:bookmarkStart w:id="27" w:name="_Toc16857"/>
       <w:r>
         <w:t>考核指标</w:t>
       </w:r>
+      <w:bookmarkEnd w:id="26"/>
       <w:bookmarkEnd w:id="27"/>
-      <w:bookmarkEnd w:id="28"/>
     </w:p>
     <w:tbl>
       <w:tblPr>
-        <w:tblStyle w:val="TableGrid"/>
+        <w:tblStyle w:val="21"/>
         <w:tblW w:w="0" w:type="auto"/>
         <w:tblInd w:w="0" w:type="dxa"/>
         <w:tblBorders>
-          <w:top w:val="single" w:sz="4" w:space="0" w:color="auto"/>
-          <w:left w:val="single" w:sz="4" w:space="0" w:color="auto"/>
-          <w:bottom w:val="single" w:sz="4" w:space="0" w:color="auto"/>
-          <w:right w:val="single" w:sz="4" w:space="0" w:color="auto"/>
-          <w:insideH w:val="single" w:sz="4" w:space="0" w:color="auto"/>
-          <w:insideV w:val="single" w:sz="4" w:space="0" w:color="auto"/>
+          <w:top w:val="single" w:color="auto" w:sz="4" w:space="0"/>
+          <w:left w:val="single" w:color="auto" w:sz="4" w:space="0"/>
+          <w:bottom w:val="single" w:color="auto" w:sz="4" w:space="0"/>
+          <w:right w:val="single" w:color="auto" w:sz="4" w:space="0"/>
+          <w:insideH w:val="single" w:color="auto" w:sz="4" w:space="0"/>
+          <w:insideV w:val="single" w:color="auto" w:sz="4" w:space="0"/>
         </w:tblBorders>
+        <w:tblLayout w:type="autofit"/>
         <w:tblCellMar>
           <w:top w:w="0" w:type="dxa"/>
           <w:left w:w="108" w:type="dxa"/>
@@ -4755,15 +4785,13 @@
       </w:tblGrid>
       <w:tr>
         <w:tblPrEx>
-          <w:tblW w:w="0" w:type="auto"/>
-          <w:tblInd w:w="0" w:type="dxa"/>
           <w:tblBorders>
-            <w:top w:val="single" w:sz="4" w:space="0" w:color="auto"/>
-            <w:left w:val="single" w:sz="4" w:space="0" w:color="auto"/>
-            <w:bottom w:val="single" w:sz="4" w:space="0" w:color="auto"/>
-            <w:right w:val="single" w:sz="4" w:space="0" w:color="auto"/>
-            <w:insideH w:val="single" w:sz="4" w:space="0" w:color="auto"/>
-            <w:insideV w:val="single" w:sz="4" w:space="0" w:color="auto"/>
+            <w:top w:val="single" w:color="auto" w:sz="4" w:space="0"/>
+            <w:left w:val="single" w:color="auto" w:sz="4" w:space="0"/>
+            <w:bottom w:val="single" w:color="auto" w:sz="4" w:space="0"/>
+            <w:right w:val="single" w:color="auto" w:sz="4" w:space="0"/>
+            <w:insideH w:val="single" w:color="auto" w:sz="4" w:space="0"/>
+            <w:insideV w:val="single" w:color="auto" w:sz="4" w:space="0"/>
           </w:tblBorders>
           <w:tblCellMar>
             <w:top w:w="0" w:type="dxa"/>
@@ -4778,17 +4806,17 @@
           </w:tcPr>
           <w:p>
             <w:pPr>
-              <w:pStyle w:val="a1"/>
+              <w:pStyle w:val="29"/>
               <w:keepLines w:val="0"/>
               <w:pageBreakBefore w:val="0"/>
               <w:widowControl w:val="0"/>
               <w:wordWrap/>
               <w:overflowPunct/>
               <w:bidi w:val="0"/>
-              <w:ind w:left="0" w:firstLine="0" w:leftChars="0" w:firstLineChars="0"/>
+              <w:ind w:left="0" w:leftChars="0" w:firstLine="0" w:firstLineChars="0"/>
               <w:jc w:val="both"/>
               <w:rPr>
-                <w:rFonts w:ascii="宋体" w:eastAsia="宋体" w:hAnsi="宋体" w:cs="宋体" w:hint="default"/>
+                <w:rFonts w:hint="default" w:ascii="宋体" w:hAnsi="宋体" w:eastAsia="宋体" w:cs="宋体"/>
                 <w:sz w:val="18"/>
                 <w:szCs w:val="18"/>
                 <w:lang w:val="en-US" w:eastAsia="zh-CN"/>
@@ -4796,7 +4824,7 @@
             </w:pPr>
             <w:r>
               <w:rPr>
-                <w:rFonts w:ascii="宋体" w:eastAsia="宋体" w:hAnsi="宋体" w:cs="宋体" w:hint="eastAsia"/>
+                <w:rFonts w:hint="eastAsia" w:ascii="宋体" w:hAnsi="宋体" w:eastAsia="宋体" w:cs="宋体"/>
                 <w:sz w:val="18"/>
                 <w:szCs w:val="18"/>
                 <w:lang w:val="en-US" w:eastAsia="zh-CN"/>
@@ -4811,17 +4839,17 @@
           </w:tcPr>
           <w:p>
             <w:pPr>
-              <w:pStyle w:val="a1"/>
+              <w:pStyle w:val="29"/>
               <w:keepLines w:val="0"/>
               <w:pageBreakBefore w:val="0"/>
               <w:widowControl w:val="0"/>
               <w:wordWrap/>
               <w:overflowPunct/>
               <w:bidi w:val="0"/>
-              <w:ind w:left="0" w:firstLine="0" w:leftChars="0" w:firstLineChars="0"/>
+              <w:ind w:left="0" w:leftChars="0" w:firstLine="0" w:firstLineChars="0"/>
               <w:jc w:val="both"/>
               <w:rPr>
-                <w:rFonts w:ascii="宋体" w:eastAsia="宋体" w:hAnsi="宋体" w:cs="宋体" w:hint="default"/>
+                <w:rFonts w:hint="default" w:ascii="宋体" w:hAnsi="宋体" w:eastAsia="宋体" w:cs="宋体"/>
                 <w:sz w:val="18"/>
                 <w:szCs w:val="18"/>
                 <w:lang w:val="en-US" w:eastAsia="zh-CN"/>
@@ -4829,7 +4857,7 @@
             </w:pPr>
             <w:r>
               <w:rPr>
-                <w:rFonts w:ascii="宋体" w:eastAsia="宋体" w:hAnsi="宋体" w:cs="宋体" w:hint="eastAsia"/>
+                <w:rFonts w:hint="eastAsia" w:ascii="宋体" w:hAnsi="宋体" w:eastAsia="宋体" w:cs="宋体"/>
                 <w:sz w:val="18"/>
                 <w:szCs w:val="18"/>
                 <w:lang w:val="en-US" w:eastAsia="zh-CN"/>
@@ -4844,17 +4872,17 @@
           </w:tcPr>
           <w:p>
             <w:pPr>
-              <w:pStyle w:val="a1"/>
+              <w:pStyle w:val="29"/>
               <w:keepLines w:val="0"/>
               <w:pageBreakBefore w:val="0"/>
               <w:widowControl w:val="0"/>
               <w:wordWrap/>
               <w:overflowPunct/>
               <w:bidi w:val="0"/>
-              <w:ind w:left="0" w:firstLine="0" w:leftChars="0" w:firstLineChars="0"/>
+              <w:ind w:left="0" w:leftChars="0" w:firstLine="0" w:firstLineChars="0"/>
               <w:jc w:val="both"/>
               <w:rPr>
-                <w:rFonts w:ascii="宋体" w:eastAsia="宋体" w:hAnsi="宋体" w:cs="宋体" w:hint="default"/>
+                <w:rFonts w:hint="default" w:ascii="宋体" w:hAnsi="宋体" w:eastAsia="宋体" w:cs="宋体"/>
                 <w:sz w:val="18"/>
                 <w:szCs w:val="18"/>
                 <w:lang w:val="en-US" w:eastAsia="zh-CN"/>
@@ -4862,7 +4890,7 @@
             </w:pPr>
             <w:r>
               <w:rPr>
-                <w:rFonts w:ascii="宋体" w:eastAsia="宋体" w:hAnsi="宋体" w:cs="宋体" w:hint="eastAsia"/>
+                <w:rFonts w:hint="eastAsia" w:ascii="宋体" w:hAnsi="宋体" w:eastAsia="宋体" w:cs="宋体"/>
                 <w:sz w:val="18"/>
                 <w:szCs w:val="18"/>
                 <w:lang w:val="en-US" w:eastAsia="zh-CN"/>
@@ -4877,17 +4905,17 @@
           </w:tcPr>
           <w:p>
             <w:pPr>
-              <w:pStyle w:val="a1"/>
+              <w:pStyle w:val="29"/>
               <w:keepLines w:val="0"/>
               <w:pageBreakBefore w:val="0"/>
               <w:widowControl w:val="0"/>
               <w:wordWrap/>
               <w:overflowPunct/>
               <w:bidi w:val="0"/>
-              <w:ind w:left="0" w:firstLine="0" w:leftChars="0" w:firstLineChars="0"/>
+              <w:ind w:left="0" w:leftChars="0" w:firstLine="0" w:firstLineChars="0"/>
               <w:jc w:val="both"/>
               <w:rPr>
-                <w:rFonts w:ascii="宋体" w:eastAsia="宋体" w:hAnsi="宋体" w:cs="宋体" w:hint="default"/>
+                <w:rFonts w:hint="default" w:ascii="宋体" w:hAnsi="宋体" w:eastAsia="宋体" w:cs="宋体"/>
                 <w:sz w:val="18"/>
                 <w:szCs w:val="18"/>
                 <w:lang w:val="en-US" w:eastAsia="zh-CN"/>
@@ -4895,7 +4923,7 @@
             </w:pPr>
             <w:r>
               <w:rPr>
-                <w:rFonts w:ascii="宋体" w:eastAsia="宋体" w:hAnsi="宋体" w:cs="宋体" w:hint="eastAsia"/>
+                <w:rFonts w:hint="eastAsia" w:ascii="宋体" w:hAnsi="宋体" w:eastAsia="宋体" w:cs="宋体"/>
                 <w:sz w:val="18"/>
                 <w:szCs w:val="18"/>
                 <w:lang w:val="en-US" w:eastAsia="zh-CN"/>
@@ -4907,8 +4935,14 @@
       </w:tr>
       <w:tr>
         <w:tblPrEx>
-          <w:tblW w:w="0" w:type="auto"/>
-          <w:tblInd w:w="0" w:type="dxa"/>
+          <w:tblBorders>
+            <w:top w:val="single" w:color="auto" w:sz="4" w:space="0"/>
+            <w:left w:val="single" w:color="auto" w:sz="4" w:space="0"/>
+            <w:bottom w:val="single" w:color="auto" w:sz="4" w:space="0"/>
+            <w:right w:val="single" w:color="auto" w:sz="4" w:space="0"/>
+            <w:insideH w:val="single" w:color="auto" w:sz="4" w:space="0"/>
+            <w:insideV w:val="single" w:color="auto" w:sz="4" w:space="0"/>
+          </w:tblBorders>
           <w:tblCellMar>
             <w:top w:w="0" w:type="dxa"/>
             <w:left w:w="108" w:type="dxa"/>
@@ -4917,7 +4951,7 @@
           </w:tblCellMar>
         </w:tblPrEx>
         <w:trPr>
-          <w:trHeight w:val="327"/>
+          <w:trHeight w:val="327" w:hRule="atLeast"/>
         </w:trPr>
         <w:tc>
           <w:tcPr>
@@ -4925,14 +4959,14 @@
           </w:tcPr>
           <w:p>
             <w:pPr>
-              <w:pStyle w:val="a1"/>
+              <w:pStyle w:val="29"/>
               <w:keepLines w:val="0"/>
               <w:pageBreakBefore w:val="0"/>
               <w:widowControl w:val="0"/>
               <w:wordWrap/>
               <w:overflowPunct/>
               <w:bidi w:val="0"/>
-              <w:ind w:left="0" w:firstLine="0" w:leftChars="0" w:firstLineChars="0"/>
+              <w:ind w:left="0" w:leftChars="0" w:firstLine="0" w:firstLineChars="0"/>
               <w:jc w:val="both"/>
               <w:rPr>
                 <w:rFonts w:hint="default"/>
@@ -4942,7 +4976,7 @@
             </w:pPr>
             <w:r>
               <w:rPr>
-                <w:rFonts w:ascii="宋体" w:eastAsia="宋体" w:hAnsi="宋体" w:cs="宋体" w:hint="eastAsia"/>
+                <w:rFonts w:hint="eastAsia" w:ascii="宋体" w:hAnsi="宋体" w:eastAsia="宋体" w:cs="宋体"/>
                 <w:sz w:val="18"/>
                 <w:szCs w:val="18"/>
               </w:rPr>
@@ -4956,14 +4990,14 @@
           </w:tcPr>
           <w:p>
             <w:pPr>
-              <w:pStyle w:val="a1"/>
+              <w:pStyle w:val="29"/>
               <w:keepLines w:val="0"/>
               <w:pageBreakBefore w:val="0"/>
               <w:widowControl w:val="0"/>
               <w:wordWrap/>
               <w:overflowPunct/>
               <w:bidi w:val="0"/>
-              <w:ind w:left="0" w:firstLine="0" w:leftChars="0" w:firstLineChars="0"/>
+              <w:ind w:left="0" w:leftChars="0" w:firstLine="0" w:firstLineChars="0"/>
               <w:jc w:val="both"/>
               <w:rPr>
                 <w:rFonts w:hint="default"/>
@@ -4973,7 +5007,7 @@
             </w:pPr>
             <w:r>
               <w:rPr>
-                <w:rFonts w:ascii="宋体" w:eastAsia="宋体" w:hAnsi="宋体" w:cs="宋体" w:hint="eastAsia"/>
+                <w:rFonts w:hint="eastAsia" w:ascii="宋体" w:hAnsi="宋体" w:eastAsia="宋体" w:cs="宋体"/>
                 <w:sz w:val="18"/>
                 <w:szCs w:val="18"/>
               </w:rPr>
@@ -4981,7 +5015,7 @@
             </w:r>
             <w:r>
               <w:rPr>
-                <w:rFonts w:ascii="宋体" w:eastAsia="宋体" w:hAnsi="宋体" w:cs="宋体" w:hint="eastAsia"/>
+                <w:rFonts w:hint="eastAsia" w:ascii="宋体" w:hAnsi="宋体" w:eastAsia="宋体" w:cs="宋体"/>
                 <w:sz w:val="18"/>
                 <w:szCs w:val="18"/>
                 <w:lang w:eastAsia="zh-CN"/>
@@ -4990,7 +5024,7 @@
             </w:r>
             <w:r>
               <w:rPr>
-                <w:rFonts w:ascii="宋体" w:eastAsia="宋体" w:hAnsi="宋体" w:cs="宋体" w:hint="eastAsia"/>
+                <w:rFonts w:hint="eastAsia" w:ascii="宋体" w:hAnsi="宋体" w:eastAsia="宋体" w:cs="宋体"/>
                 <w:sz w:val="18"/>
                 <w:szCs w:val="18"/>
               </w:rPr>
@@ -5004,14 +5038,14 @@
           </w:tcPr>
           <w:p>
             <w:pPr>
-              <w:pStyle w:val="a1"/>
+              <w:pStyle w:val="29"/>
               <w:keepLines w:val="0"/>
               <w:pageBreakBefore w:val="0"/>
               <w:widowControl w:val="0"/>
               <w:wordWrap/>
               <w:overflowPunct/>
               <w:bidi w:val="0"/>
-              <w:ind w:left="0" w:firstLine="0" w:leftChars="0" w:firstLineChars="0"/>
+              <w:ind w:left="0" w:leftChars="0" w:firstLine="0" w:firstLineChars="0"/>
               <w:rPr>
                 <w:rFonts w:hint="default"/>
                 <w:vertAlign w:val="baseline"/>
@@ -5020,7 +5054,7 @@
             </w:pPr>
             <w:r>
               <w:rPr>
-                <w:rFonts w:ascii="宋体" w:eastAsia="宋体" w:hAnsi="宋体" w:cs="宋体" w:hint="eastAsia"/>
+                <w:rFonts w:hint="eastAsia" w:ascii="宋体" w:hAnsi="宋体" w:eastAsia="宋体" w:cs="宋体"/>
                 <w:sz w:val="18"/>
                 <w:szCs w:val="18"/>
               </w:rPr>
@@ -5034,7 +5068,7 @@
           </w:tcPr>
           <w:p>
             <w:pPr>
-              <w:pStyle w:val="a1"/>
+              <w:pStyle w:val="29"/>
               <w:keepLines w:val="0"/>
               <w:pageBreakBefore w:val="0"/>
               <w:widowControl w:val="0"/>
@@ -5049,7 +5083,7 @@
             </w:pPr>
             <w:r>
               <w:rPr>
-                <w:rFonts w:ascii="宋体" w:eastAsia="宋体" w:hAnsi="宋体" w:cs="宋体" w:hint="eastAsia"/>
+                <w:rFonts w:hint="eastAsia" w:ascii="宋体" w:hAnsi="宋体" w:eastAsia="宋体" w:cs="宋体"/>
                 <w:sz w:val="18"/>
                 <w:szCs w:val="18"/>
               </w:rPr>
@@ -5061,33 +5095,33 @@
     </w:tbl>
     <w:p>
       <w:pPr>
-        <w:pStyle w:val="1"/>
-        <w:keepLines w:val="0"/>
-        <w:pageBreakBefore w:val="0"/>
-        <w:widowControl w:val="0"/>
-        <w:wordWrap/>
-        <w:overflowPunct/>
-        <w:bidi w:val="0"/>
-        <w:rPr>
-          <w:rStyle w:val="1Char"/>
-          <w:rFonts w:eastAsia="宋体" w:hint="default"/>
+        <w:pStyle w:val="28"/>
+        <w:keepLines w:val="0"/>
+        <w:pageBreakBefore w:val="0"/>
+        <w:widowControl w:val="0"/>
+        <w:wordWrap/>
+        <w:overflowPunct/>
+        <w:bidi w:val="0"/>
+        <w:rPr>
+          <w:rStyle w:val="38"/>
+          <w:rFonts w:hint="default" w:eastAsia="宋体"/>
           <w:lang w:val="en-US" w:eastAsia="zh-CN"/>
         </w:rPr>
       </w:pPr>
-      <w:bookmarkStart w:id="29" w:name="bookmark3"/>
+      <w:bookmarkStart w:id="28" w:name="bookmark3"/>
+      <w:bookmarkEnd w:id="28"/>
+      <w:bookmarkStart w:id="29" w:name="_Toc17424"/>
+      <w:bookmarkStart w:id="30" w:name="_Toc2949"/>
+      <w:r>
+        <w:rPr>
+          <w:rStyle w:val="38"/>
+          <w:rFonts w:hint="eastAsia" w:eastAsia="宋体"/>
+          <w:lang w:val="en-US" w:eastAsia="zh-CN"/>
+        </w:rPr>
+        <w:t>附则</w:t>
+      </w:r>
       <w:bookmarkEnd w:id="29"/>
-      <w:bookmarkStart w:id="30" w:name="_Toc17424"/>
-      <w:bookmarkStart w:id="31" w:name="_Toc982"/>
-      <w:r>
-        <w:rPr>
-          <w:rStyle w:val="1Char"/>
-          <w:rFonts w:eastAsia="宋体" w:hint="eastAsia"/>
-          <w:lang w:val="en-US" w:eastAsia="zh-CN"/>
-        </w:rPr>
-        <w:t>附则</w:t>
-      </w:r>
       <w:bookmarkEnd w:id="30"/>
-      <w:bookmarkEnd w:id="31"/>
     </w:p>
     <w:p>
       <w:pPr>
@@ -5109,17 +5143,17 @@
         <w:adjustRightInd w:val="0"/>
         <w:snapToGrid w:val="0"/>
         <w:spacing w:line="360" w:lineRule="auto"/>
-        <w:ind w:left="425" w:hanging="425" w:leftChars="0" w:firstLineChars="0"/>
+        <w:ind w:left="425" w:leftChars="0" w:hanging="425" w:firstLineChars="0"/>
         <w:textAlignment w:val="baseline"/>
         <w:rPr>
-          <w:rFonts w:ascii="宋体" w:eastAsia="宋体" w:hAnsi="宋体" w:cs="宋体"/>
+          <w:rFonts w:ascii="宋体" w:hAnsi="宋体" w:eastAsia="宋体" w:cs="宋体"/>
           <w:sz w:val="24"/>
           <w:szCs w:val="24"/>
         </w:rPr>
       </w:pPr>
       <w:r>
         <w:rPr>
-          <w:rFonts w:ascii="宋体" w:eastAsia="宋体" w:hAnsi="宋体" w:cs="宋体"/>
+          <w:rFonts w:ascii="宋体" w:hAnsi="宋体" w:eastAsia="宋体" w:cs="宋体"/>
           <w:spacing w:val="-1"/>
           <w:sz w:val="24"/>
           <w:szCs w:val="24"/>
@@ -5128,7 +5162,7 @@
       </w:r>
       <w:r>
         <w:rPr>
-          <w:rFonts w:ascii="宋体" w:eastAsia="宋体" w:hAnsi="宋体" w:cs="宋体" w:hint="eastAsia"/>
+          <w:rFonts w:hint="eastAsia" w:ascii="宋体" w:hAnsi="宋体" w:eastAsia="宋体" w:cs="宋体"/>
           <w:spacing w:val="-1"/>
           <w:sz w:val="24"/>
           <w:szCs w:val="24"/>
@@ -5138,7 +5172,7 @@
       </w:r>
       <w:r>
         <w:rPr>
-          <w:rFonts w:ascii="宋体" w:eastAsia="宋体" w:hAnsi="宋体" w:cs="宋体"/>
+          <w:rFonts w:ascii="宋体" w:hAnsi="宋体" w:eastAsia="宋体" w:cs="宋体"/>
           <w:spacing w:val="-1"/>
           <w:sz w:val="24"/>
           <w:szCs w:val="24"/>
@@ -5166,7 +5200,7 @@
         <w:adjustRightInd w:val="0"/>
         <w:snapToGrid w:val="0"/>
         <w:spacing w:line="360" w:lineRule="auto"/>
-        <w:ind w:left="425" w:hanging="425" w:leftChars="0" w:firstLineChars="0"/>
+        <w:ind w:left="425" w:leftChars="0" w:hanging="425" w:firstLineChars="0"/>
         <w:textAlignment w:val="baseline"/>
         <w:rPr>
           <w:rFonts w:hint="default"/>
@@ -5175,7 +5209,7 @@
       </w:pPr>
       <w:r>
         <w:rPr>
-          <w:rFonts w:ascii="宋体" w:eastAsia="宋体" w:hAnsi="宋体" w:cs="宋体"/>
+          <w:rFonts w:ascii="宋体" w:hAnsi="宋体" w:eastAsia="宋体" w:cs="宋体"/>
           <w:spacing w:val="-2"/>
           <w:sz w:val="24"/>
           <w:szCs w:val="24"/>
@@ -5185,7 +5219,7 @@
     </w:p>
     <w:p>
       <w:pPr>
-        <w:pStyle w:val="1"/>
+        <w:pStyle w:val="28"/>
         <w:keepLines w:val="0"/>
         <w:pageBreakBefore w:val="0"/>
         <w:widowControl w:val="0"/>
@@ -5197,10 +5231,10 @@
           <w:lang w:val="en-US" w:eastAsia="zh-CN"/>
         </w:rPr>
       </w:pPr>
-      <w:bookmarkStart w:id="32" w:name="bookmark14"/>
-      <w:bookmarkEnd w:id="32"/>
-      <w:bookmarkStart w:id="33" w:name="_Toc3099"/>
-      <w:bookmarkStart w:id="34" w:name="_Toc31887"/>
+      <w:bookmarkStart w:id="31" w:name="bookmark14"/>
+      <w:bookmarkEnd w:id="31"/>
+      <w:bookmarkStart w:id="32" w:name="_Toc3099"/>
+      <w:bookmarkStart w:id="33" w:name="_Toc11976"/>
       <w:r>
         <w:rPr>
           <w:rFonts w:hint="eastAsia"/>
@@ -5208,12 +5242,12 @@
         </w:rPr>
         <w:t>附件</w:t>
       </w:r>
+      <w:bookmarkEnd w:id="32"/>
       <w:bookmarkEnd w:id="33"/>
-      <w:bookmarkEnd w:id="34"/>
-    </w:p>
-    <w:p>
-      <w:pPr>
-        <w:pStyle w:val="a3"/>
+    </w:p>
+    <w:p>
+      <w:pPr>
+        <w:pStyle w:val="40"/>
         <w:keepLines w:val="0"/>
         <w:pageBreakBefore w:val="0"/>
         <w:widowControl w:val="0"/>
@@ -5237,7 +5271,7 @@
     </w:p>
     <w:p>
       <w:pPr>
-        <w:pStyle w:val="a3"/>
+        <w:pStyle w:val="40"/>
         <w:keepLines w:val="0"/>
         <w:pageBreakBefore w:val="0"/>
         <w:widowControl w:val="0"/>
@@ -5261,7 +5295,7 @@
     </w:p>
     <w:p>
       <w:pPr>
-        <w:pStyle w:val="1"/>
+        <w:pStyle w:val="28"/>
         <w:keepLines w:val="0"/>
         <w:pageBreakBefore w:val="0"/>
         <w:widowControl w:val="0"/>
@@ -5273,7 +5307,7 @@
           <w:lang w:val="en-US" w:eastAsia="zh-CN"/>
         </w:rPr>
       </w:pPr>
-      <w:bookmarkStart w:id="35" w:name="_Toc11323"/>
+      <w:bookmarkStart w:id="34" w:name="_Toc6232"/>
       <w:r>
         <w:rPr>
           <w:rFonts w:hint="eastAsia"/>
@@ -5281,11 +5315,11 @@
         </w:rPr>
         <w:t>记录</w:t>
       </w:r>
-      <w:bookmarkEnd w:id="35"/>
-    </w:p>
-    <w:p>
-      <w:pPr>
-        <w:pStyle w:val="a3"/>
+      <w:bookmarkEnd w:id="34"/>
+    </w:p>
+    <w:p>
+      <w:pPr>
+        <w:pStyle w:val="40"/>
         <w:keepLines w:val="0"/>
         <w:pageBreakBefore w:val="0"/>
         <w:widowControl w:val="0"/>
@@ -5299,7 +5333,7 @@
     </w:p>
     <w:p>
       <w:pPr>
-        <w:pStyle w:val="a3"/>
+        <w:pStyle w:val="40"/>
         <w:keepLines w:val="0"/>
         <w:pageBreakBefore w:val="0"/>
         <w:widowControl w:val="0"/>
@@ -5313,7 +5347,7 @@
     </w:p>
     <w:p>
       <w:pPr>
-        <w:pStyle w:val="a3"/>
+        <w:pStyle w:val="40"/>
         <w:keepLines w:val="0"/>
         <w:pageBreakBefore w:val="0"/>
         <w:widowControl w:val="0"/>
@@ -5330,44 +5364,94 @@
       </w:r>
     </w:p>
     <w:sectPr>
-      <w:headerReference w:type="default" r:id="rId6"/>
-      <w:footerReference w:type="default" r:id="rId7"/>
+      <w:headerReference r:id="rId5" w:type="default"/>
+      <w:footerReference r:id="rId6" w:type="default"/>
       <w:pgSz w:w="11906" w:h="16838"/>
       <w:pgMar w:top="1417" w:right="1800" w:bottom="1440" w:left="1800" w:header="1140" w:footer="992" w:gutter="0"/>
-      <w:cols w:num="1" w:space="425"/>
+      <w:cols w:space="425" w:num="1"/>
       <w:docGrid w:type="lines" w:linePitch="312" w:charSpace="0"/>
     </w:sectPr>
   </w:body>
 </w:document>
 </file>
 
+<file path=word/endnotes.xml><?xml version="1.0" encoding="utf-8"?>
+<w:endnotes xmlns:wpc="http://schemas.microsoft.com/office/word/2010/wordprocessingCanvas" xmlns:mc="http://schemas.openxmlformats.org/markup-compatibility/2006" xmlns:o="urn:schemas-microsoft-com:office:office" xmlns:r="http://schemas.openxmlformats.org/officeDocument/2006/relationships" xmlns:m="http://schemas.openxmlformats.org/officeDocument/2006/math" xmlns:v="urn:schemas-microsoft-com:vml" xmlns:wp14="http://schemas.microsoft.com/office/word/2010/wordprocessingDrawing" xmlns:wp="http://schemas.openxmlformats.org/drawingml/2006/wordprocessingDrawing" xmlns:w="http://schemas.openxmlformats.org/wordprocessingml/2006/main" xmlns:w14="http://schemas.microsoft.com/office/word/2010/wordml" xmlns:w15="http://schemas.microsoft.com/office/word/2012/wordml" xmlns:w10="urn:schemas-microsoft-com:office:word" xmlns:wpg="http://schemas.microsoft.com/office/word/2010/wordprocessingGroup" xmlns:wpi="http://schemas.microsoft.com/office/word/2010/wordprocessingInk" xmlns:wne="http://schemas.microsoft.com/office/word/2006/wordml" xmlns:wps="http://schemas.microsoft.com/office/word/2010/wordprocessingShape" xmlns:wpsCustomData="http://www.wps.cn/officeDocument/2013/wpsCustomData" mc:Ignorable="w14 w15 wp14">
+  <w:endnote w:type="separator" w:id="0">
+    <w:p>
+      <w:pPr>
+        <w:spacing w:line="240" w:lineRule="auto"/>
+      </w:pPr>
+      <w:r>
+        <w:separator/>
+      </w:r>
+    </w:p>
+  </w:endnote>
+  <w:endnote w:type="continuationSeparator" w:id="1">
+    <w:p>
+      <w:pPr>
+        <w:spacing w:line="240" w:lineRule="auto"/>
+      </w:pPr>
+      <w:r>
+        <w:continuationSeparator/>
+      </w:r>
+    </w:p>
+  </w:endnote>
+</w:endnotes>
+</file>
+
 <file path=word/footer1.xml><?xml version="1.0" encoding="utf-8"?>
-<w:ftr xmlns:wpc="http://schemas.microsoft.com/office/word/2010/wordprocessingCanvas" xmlns:mc="http://schemas.openxmlformats.org/markup-compatibility/2006" xmlns:o="urn:schemas-microsoft-com:office:office" xmlns:r="http://schemas.openxmlformats.org/officeDocument/2006/relationships" xmlns:m="http://schemas.openxmlformats.org/officeDocument/2006/math" xmlns:v="urn:schemas-microsoft-com:vml" xmlns:wp14="http://schemas.microsoft.com/office/word/2010/wordprocessingDrawing" xmlns:wp="http://schemas.openxmlformats.org/drawingml/2006/wordprocessingDrawing" xmlns:w10="urn:schemas-microsoft-com:office:word" xmlns:w="http://schemas.openxmlformats.org/wordprocessingml/2006/main" xmlns:w14="http://schemas.microsoft.com/office/word/2010/wordml" xmlns:w15="http://schemas.microsoft.com/office/word/2012/wordml" xmlns:wne="http://schemas.microsoft.com/office/word/2006/wordml" xmlns:wpg="http://schemas.microsoft.com/office/word/2010/wordprocessingGroup" xmlns:wpi="http://schemas.microsoft.com/office/word/2010/wordprocessingInk" xmlns:wps="http://schemas.microsoft.com/office/word/2010/wordprocessingShape" mc:Ignorable="w14 w15 wp14">
+<w:ftr xmlns:wpc="http://schemas.microsoft.com/office/word/2010/wordprocessingCanvas" xmlns:mc="http://schemas.openxmlformats.org/markup-compatibility/2006" xmlns:o="urn:schemas-microsoft-com:office:office" xmlns:r="http://schemas.openxmlformats.org/officeDocument/2006/relationships" xmlns:m="http://schemas.openxmlformats.org/officeDocument/2006/math" xmlns:v="urn:schemas-microsoft-com:vml" xmlns:wp14="http://schemas.microsoft.com/office/word/2010/wordprocessingDrawing" xmlns:wp="http://schemas.openxmlformats.org/drawingml/2006/wordprocessingDrawing" xmlns:w10="urn:schemas-microsoft-com:office:word" xmlns:w="http://schemas.openxmlformats.org/wordprocessingml/2006/main" xmlns:w14="http://schemas.microsoft.com/office/word/2010/wordml" xmlns:w15="http://schemas.microsoft.com/office/word/2012/wordml" xmlns:wpg="http://schemas.microsoft.com/office/word/2010/wordprocessingGroup" xmlns:wpi="http://schemas.microsoft.com/office/word/2010/wordprocessingInk" xmlns:wne="http://schemas.microsoft.com/office/word/2006/wordml" xmlns:wps="http://schemas.microsoft.com/office/word/2010/wordprocessingShape" xmlns:wpsCustomData="http://www.wps.cn/officeDocument/2013/wpsCustomData" mc:Ignorable="w14 w15 wp14">
   <w:p>
     <w:pPr>
-      <w:pStyle w:val="Footer"/>
+      <w:pStyle w:val="14"/>
     </w:pPr>
   </w:p>
 </w:ftr>
 </file>
 
+<file path=word/footnotes.xml><?xml version="1.0" encoding="utf-8"?>
+<w:footnotes xmlns:wpc="http://schemas.microsoft.com/office/word/2010/wordprocessingCanvas" xmlns:mc="http://schemas.openxmlformats.org/markup-compatibility/2006" xmlns:o="urn:schemas-microsoft-com:office:office" xmlns:r="http://schemas.openxmlformats.org/officeDocument/2006/relationships" xmlns:m="http://schemas.openxmlformats.org/officeDocument/2006/math" xmlns:v="urn:schemas-microsoft-com:vml" xmlns:wp14="http://schemas.microsoft.com/office/word/2010/wordprocessingDrawing" xmlns:wp="http://schemas.openxmlformats.org/drawingml/2006/wordprocessingDrawing" xmlns:w="http://schemas.openxmlformats.org/wordprocessingml/2006/main" xmlns:w14="http://schemas.microsoft.com/office/word/2010/wordml" xmlns:w15="http://schemas.microsoft.com/office/word/2012/wordml" xmlns:w10="urn:schemas-microsoft-com:office:word" xmlns:wpg="http://schemas.microsoft.com/office/word/2010/wordprocessingGroup" xmlns:wpi="http://schemas.microsoft.com/office/word/2010/wordprocessingInk" xmlns:wne="http://schemas.microsoft.com/office/word/2006/wordml" xmlns:wps="http://schemas.microsoft.com/office/word/2010/wordprocessingShape" xmlns:wpsCustomData="http://www.wps.cn/officeDocument/2013/wpsCustomData" mc:Ignorable="w14 w15 wp14">
+  <w:footnote w:type="separator" w:id="0">
+    <w:p>
+      <w:pPr>
+        <w:spacing w:line="360" w:lineRule="auto"/>
+      </w:pPr>
+      <w:r>
+        <w:separator/>
+      </w:r>
+    </w:p>
+  </w:footnote>
+  <w:footnote w:type="continuationSeparator" w:id="1">
+    <w:p>
+      <w:pPr>
+        <w:spacing w:line="360" w:lineRule="auto"/>
+      </w:pPr>
+      <w:r>
+        <w:continuationSeparator/>
+      </w:r>
+    </w:p>
+  </w:footnote>
+</w:footnotes>
+</file>
+
 <file path=word/header1.xml><?xml version="1.0" encoding="utf-8"?>
-<w:hdr xmlns:wpc="http://schemas.microsoft.com/office/word/2010/wordprocessingCanvas" xmlns:mc="http://schemas.openxmlformats.org/markup-compatibility/2006" xmlns:o="urn:schemas-microsoft-com:office:office" xmlns:r="http://schemas.openxmlformats.org/officeDocument/2006/relationships" xmlns:m="http://schemas.openxmlformats.org/officeDocument/2006/math" xmlns:v="urn:schemas-microsoft-com:vml" xmlns:wp14="http://schemas.microsoft.com/office/word/2010/wordprocessingDrawing" xmlns:wp="http://schemas.openxmlformats.org/drawingml/2006/wordprocessingDrawing" xmlns:w10="urn:schemas-microsoft-com:office:word" xmlns:w="http://schemas.openxmlformats.org/wordprocessingml/2006/main" xmlns:w14="http://schemas.microsoft.com/office/word/2010/wordml" xmlns:w15="http://schemas.microsoft.com/office/word/2012/wordml" xmlns:wne="http://schemas.microsoft.com/office/word/2006/wordml" xmlns:wpg="http://schemas.microsoft.com/office/word/2010/wordprocessingGroup" xmlns:wpi="http://schemas.microsoft.com/office/word/2010/wordprocessingInk" xmlns:wps="http://schemas.microsoft.com/office/word/2010/wordprocessingShape" mc:Ignorable="w14 w15 wp14">
+<w:hdr xmlns:wpc="http://schemas.microsoft.com/office/word/2010/wordprocessingCanvas" xmlns:mc="http://schemas.openxmlformats.org/markup-compatibility/2006" xmlns:o="urn:schemas-microsoft-com:office:office" xmlns:r="http://schemas.openxmlformats.org/officeDocument/2006/relationships" xmlns:m="http://schemas.openxmlformats.org/officeDocument/2006/math" xmlns:v="urn:schemas-microsoft-com:vml" xmlns:wp14="http://schemas.microsoft.com/office/word/2010/wordprocessingDrawing" xmlns:wp="http://schemas.openxmlformats.org/drawingml/2006/wordprocessingDrawing" xmlns:w10="urn:schemas-microsoft-com:office:word" xmlns:w="http://schemas.openxmlformats.org/wordprocessingml/2006/main" xmlns:w14="http://schemas.microsoft.com/office/word/2010/wordml" xmlns:w15="http://schemas.microsoft.com/office/word/2012/wordml" xmlns:wpg="http://schemas.microsoft.com/office/word/2010/wordprocessingGroup" xmlns:wpi="http://schemas.microsoft.com/office/word/2010/wordprocessingInk" xmlns:wne="http://schemas.microsoft.com/office/word/2006/wordml" xmlns:wps="http://schemas.microsoft.com/office/word/2010/wordprocessingShape" xmlns:wpsCustomData="http://www.wps.cn/officeDocument/2013/wpsCustomData" mc:Ignorable="w14 w15 wp14">
   <w:p>
     <w:pPr>
-      <w:pStyle w:val="Header"/>
+      <w:pStyle w:val="15"/>
       <w:pBdr>
-        <w:bottom w:val="single" w:sz="4" w:space="1" w:color="auto"/>
+        <w:bottom w:val="single" w:color="auto" w:sz="4" w:space="1"/>
       </w:pBdr>
       <w:jc w:val="right"/>
       <w:rPr>
-        <w:rFonts w:eastAsiaTheme="minorEastAsia" w:hint="eastAsia"/>
+        <w:rFonts w:hint="eastAsia" w:eastAsiaTheme="minorEastAsia"/>
         <w:lang w:eastAsia="zh-CN"/>
       </w:rPr>
     </w:pPr>
     <w:r>
       <w:rPr>
-        <w:rFonts w:eastAsiaTheme="minorEastAsia" w:hint="eastAsia"/>
+        <w:rFonts w:hint="eastAsia" w:eastAsiaTheme="minorEastAsia"/>
         <w:lang w:eastAsia="zh-CN"/>
       </w:rPr>
       <w:t>陕西益利德软件科技有限公司</w:t>
@@ -5377,15 +5461,15 @@
 </file>
 
 <file path=word/numbering.xml><?xml version="1.0" encoding="utf-8"?>
-<w:numbering xmlns:wpc="http://schemas.microsoft.com/office/word/2010/wordprocessingCanvas" xmlns:mc="http://schemas.openxmlformats.org/markup-compatibility/2006" xmlns:o="urn:schemas-microsoft-com:office:office" xmlns:r="http://schemas.openxmlformats.org/officeDocument/2006/relationships" xmlns:m="http://schemas.openxmlformats.org/officeDocument/2006/math" xmlns:v="urn:schemas-microsoft-com:vml" xmlns:wp14="http://schemas.microsoft.com/office/word/2010/wordprocessingDrawing" xmlns:wp="http://schemas.openxmlformats.org/drawingml/2006/wordprocessingDrawing" xmlns:w10="urn:schemas-microsoft-com:office:word" xmlns:w="http://schemas.openxmlformats.org/wordprocessingml/2006/main" xmlns:w14="http://schemas.microsoft.com/office/word/2010/wordml" xmlns:w15="http://schemas.microsoft.com/office/word/2012/wordml" xmlns:wne="http://schemas.microsoft.com/office/word/2006/wordml" xmlns:wpg="http://schemas.microsoft.com/office/word/2010/wordprocessingGroup" xmlns:wpi="http://schemas.microsoft.com/office/word/2010/wordprocessingInk" xmlns:wps="http://schemas.microsoft.com/office/word/2010/wordprocessingShape" mc:Ignorable="w14 w15 wp14">
+<w:numbering xmlns:wpc="http://schemas.microsoft.com/office/word/2010/wordprocessingCanvas" xmlns:mc="http://schemas.openxmlformats.org/markup-compatibility/2006" xmlns:o="urn:schemas-microsoft-com:office:office" xmlns:r="http://schemas.openxmlformats.org/officeDocument/2006/relationships" xmlns:m="http://schemas.openxmlformats.org/officeDocument/2006/math" xmlns:v="urn:schemas-microsoft-com:vml" xmlns:wp14="http://schemas.microsoft.com/office/word/2010/wordprocessingDrawing" xmlns:wp="http://schemas.openxmlformats.org/drawingml/2006/wordprocessingDrawing" xmlns:w10="urn:schemas-microsoft-com:office:word" xmlns:w="http://schemas.openxmlformats.org/wordprocessingml/2006/main" xmlns:w14="http://schemas.microsoft.com/office/word/2010/wordml" xmlns:wpg="http://schemas.microsoft.com/office/word/2010/wordprocessingGroup" xmlns:wpi="http://schemas.microsoft.com/office/word/2010/wordprocessingInk" xmlns:wne="http://schemas.microsoft.com/office/word/2006/wordml" xmlns:wps="http://schemas.microsoft.com/office/word/2010/wordprocessingShape" xmlns:wpsCustomData="http://www.wps.cn/officeDocument/2013/wpsCustomData" mc:Ignorable="w14 wp14">
   <w:abstractNum w:abstractNumId="0">
     <w:nsid w:val="8E964DCE"/>
     <w:multiLevelType w:val="multilevel"/>
     <w:tmpl w:val="8E964DCE"/>
-    <w:lvl w:ilvl="0">
+    <w:lvl w:ilvl="0" w:tentative="0">
       <w:start w:val="1"/>
       <w:numFmt w:val="decimal"/>
-      <w:pStyle w:val="Heading1"/>
+      <w:pStyle w:val="2"/>
       <w:lvlText w:val="%1."/>
       <w:lvlJc w:val="left"/>
       <w:pPr>
@@ -5395,10 +5479,10 @@
         <w:rFonts w:hint="default"/>
       </w:rPr>
     </w:lvl>
-    <w:lvl w:ilvl="1">
+    <w:lvl w:ilvl="1" w:tentative="0">
       <w:start w:val="1"/>
       <w:numFmt w:val="decimal"/>
-      <w:pStyle w:val="Heading2"/>
+      <w:pStyle w:val="3"/>
       <w:lvlText w:val="%1.%2."/>
       <w:lvlJc w:val="left"/>
       <w:pPr>
@@ -5408,10 +5492,10 @@
         <w:rFonts w:hint="default"/>
       </w:rPr>
     </w:lvl>
-    <w:lvl w:ilvl="2">
+    <w:lvl w:ilvl="2" w:tentative="0">
       <w:start w:val="1"/>
       <w:numFmt w:val="decimal"/>
-      <w:pStyle w:val="Heading3"/>
+      <w:pStyle w:val="4"/>
       <w:lvlText w:val="%1.%2.%3."/>
       <w:lvlJc w:val="left"/>
       <w:pPr>
@@ -5421,10 +5505,10 @@
         <w:rFonts w:hint="default"/>
       </w:rPr>
     </w:lvl>
-    <w:lvl w:ilvl="3">
+    <w:lvl w:ilvl="3" w:tentative="0">
       <w:start w:val="1"/>
       <w:numFmt w:val="decimal"/>
-      <w:pStyle w:val="Heading4"/>
+      <w:pStyle w:val="5"/>
       <w:lvlText w:val="%1.%2.%3.%4."/>
       <w:lvlJc w:val="left"/>
       <w:pPr>
@@ -5434,10 +5518,10 @@
         <w:rFonts w:hint="default"/>
       </w:rPr>
     </w:lvl>
-    <w:lvl w:ilvl="4">
+    <w:lvl w:ilvl="4" w:tentative="0">
       <w:start w:val="1"/>
       <w:numFmt w:val="decimal"/>
-      <w:pStyle w:val="Heading5"/>
+      <w:pStyle w:val="6"/>
       <w:lvlText w:val="%1.%2.%3.%4.%5."/>
       <w:lvlJc w:val="left"/>
       <w:pPr>
@@ -5447,10 +5531,10 @@
         <w:rFonts w:hint="default"/>
       </w:rPr>
     </w:lvl>
-    <w:lvl w:ilvl="5">
+    <w:lvl w:ilvl="5" w:tentative="0">
       <w:start w:val="1"/>
       <w:numFmt w:val="decimal"/>
-      <w:pStyle w:val="Heading6"/>
+      <w:pStyle w:val="7"/>
       <w:lvlText w:val="%1.%2.%3.%4.%5.%6."/>
       <w:lvlJc w:val="left"/>
       <w:pPr>
@@ -5460,10 +5544,10 @@
         <w:rFonts w:hint="default"/>
       </w:rPr>
     </w:lvl>
-    <w:lvl w:ilvl="6">
+    <w:lvl w:ilvl="6" w:tentative="0">
       <w:start w:val="1"/>
       <w:numFmt w:val="decimal"/>
-      <w:pStyle w:val="Heading7"/>
+      <w:pStyle w:val="8"/>
       <w:lvlText w:val="%1.%2.%3.%4.%5.%6.%7."/>
       <w:lvlJc w:val="left"/>
       <w:pPr>
@@ -5473,10 +5557,10 @@
         <w:rFonts w:hint="default"/>
       </w:rPr>
     </w:lvl>
-    <w:lvl w:ilvl="7">
+    <w:lvl w:ilvl="7" w:tentative="0">
       <w:start w:val="1"/>
       <w:numFmt w:val="decimal"/>
-      <w:pStyle w:val="Heading8"/>
+      <w:pStyle w:val="9"/>
       <w:lvlText w:val="%1.%2.%3.%4.%5.%6.%7.%8."/>
       <w:lvlJc w:val="left"/>
       <w:pPr>
@@ -5486,10 +5570,10 @@
         <w:rFonts w:hint="default"/>
       </w:rPr>
     </w:lvl>
-    <w:lvl w:ilvl="8">
+    <w:lvl w:ilvl="8" w:tentative="0">
       <w:start w:val="1"/>
       <w:numFmt w:val="decimal"/>
-      <w:pStyle w:val="Heading9"/>
+      <w:pStyle w:val="10"/>
       <w:lvlText w:val="%1.%2.%3.%4.%5.%6.%7.%8.%9."/>
       <w:lvlJc w:val="left"/>
       <w:pPr>
@@ -5504,7 +5588,7 @@
     <w:nsid w:val="A1AE75FF"/>
     <w:multiLevelType w:val="singleLevel"/>
     <w:tmpl w:val="A1AE75FF"/>
-    <w:lvl w:ilvl="0">
+    <w:lvl w:ilvl="0" w:tentative="0">
       <w:start w:val="1"/>
       <w:numFmt w:val="decimal"/>
       <w:lvlText w:val="%1."/>
@@ -5521,7 +5605,7 @@
     <w:nsid w:val="A50D46BF"/>
     <w:multiLevelType w:val="singleLevel"/>
     <w:tmpl w:val="A50D46BF"/>
-    <w:lvl w:ilvl="0">
+    <w:lvl w:ilvl="0" w:tentative="0">
       <w:start w:val="1"/>
       <w:numFmt w:val="decimal"/>
       <w:lvlText w:val="%1."/>
@@ -5538,7 +5622,7 @@
     <w:nsid w:val="AC449EA3"/>
     <w:multiLevelType w:val="singleLevel"/>
     <w:tmpl w:val="AC449EA3"/>
-    <w:lvl w:ilvl="0">
+    <w:lvl w:ilvl="0" w:tentative="0">
       <w:start w:val="1"/>
       <w:numFmt w:val="decimal"/>
       <w:lvlText w:val="%1."/>
@@ -5555,7 +5639,7 @@
     <w:nsid w:val="B978E7DE"/>
     <w:multiLevelType w:val="singleLevel"/>
     <w:tmpl w:val="B978E7DE"/>
-    <w:lvl w:ilvl="0">
+    <w:lvl w:ilvl="0" w:tentative="0">
       <w:start w:val="1"/>
       <w:numFmt w:val="decimal"/>
       <w:lvlText w:val="%1."/>
@@ -5572,7 +5656,7 @@
     <w:nsid w:val="D167C790"/>
     <w:multiLevelType w:val="singleLevel"/>
     <w:tmpl w:val="D167C790"/>
-    <w:lvl w:ilvl="0">
+    <w:lvl w:ilvl="0" w:tentative="0">
       <w:start w:val="1"/>
       <w:numFmt w:val="decimal"/>
       <w:lvlText w:val="%1."/>
@@ -5589,7 +5673,7 @@
     <w:nsid w:val="F9539CF3"/>
     <w:multiLevelType w:val="singleLevel"/>
     <w:tmpl w:val="F9539CF3"/>
-    <w:lvl w:ilvl="0">
+    <w:lvl w:ilvl="0" w:tentative="0">
       <w:start w:val="1"/>
       <w:numFmt w:val="decimal"/>
       <w:lvlText w:val="%1."/>
@@ -5606,7 +5690,7 @@
     <w:nsid w:val="164392B3"/>
     <w:multiLevelType w:val="singleLevel"/>
     <w:tmpl w:val="164392B3"/>
-    <w:lvl w:ilvl="0">
+    <w:lvl w:ilvl="0" w:tentative="0">
       <w:start w:val="1"/>
       <w:numFmt w:val="decimal"/>
       <w:lvlText w:val="(%1)"/>
@@ -5626,7 +5710,7 @@
     <w:nsid w:val="26EE4F22"/>
     <w:multiLevelType w:val="singleLevel"/>
     <w:tmpl w:val="26EE4F22"/>
-    <w:lvl w:ilvl="0">
+    <w:lvl w:ilvl="0" w:tentative="0">
       <w:start w:val="1"/>
       <w:numFmt w:val="decimal"/>
       <w:lvlText w:val="%1."/>
@@ -5643,7 +5727,7 @@
     <w:nsid w:val="52688B41"/>
     <w:multiLevelType w:val="singleLevel"/>
     <w:tmpl w:val="52688B41"/>
-    <w:lvl w:ilvl="0">
+    <w:lvl w:ilvl="0" w:tentative="0">
       <w:start w:val="1"/>
       <w:numFmt w:val="decimal"/>
       <w:lvlText w:val="%1."/>
@@ -5660,7 +5744,7 @@
     <w:nsid w:val="64EE5127"/>
     <w:multiLevelType w:val="singleLevel"/>
     <w:tmpl w:val="64EE5127"/>
-    <w:lvl w:ilvl="0">
+    <w:lvl w:ilvl="0" w:tentative="0">
       <w:start w:val="1"/>
       <w:numFmt w:val="decimal"/>
       <w:lvlText w:val="%1."/>
@@ -5677,7 +5761,7 @@
     <w:nsid w:val="6985D86A"/>
     <w:multiLevelType w:val="singleLevel"/>
     <w:tmpl w:val="6985D86A"/>
-    <w:lvl w:ilvl="0">
+    <w:lvl w:ilvl="0" w:tentative="0">
       <w:start w:val="1"/>
       <w:numFmt w:val="decimal"/>
       <w:lvlText w:val="%1."/>
@@ -5730,267 +5814,269 @@
 </file>
 
 <file path=word/styles.xml><?xml version="1.0" encoding="utf-8"?>
-<w:styles xmlns:mc="http://schemas.openxmlformats.org/markup-compatibility/2006" xmlns:r="http://schemas.openxmlformats.org/officeDocument/2006/relationships" xmlns:w="http://schemas.openxmlformats.org/wordprocessingml/2006/main" xmlns:w14="http://schemas.microsoft.com/office/word/2010/wordml" xmlns:w15="http://schemas.microsoft.com/office/word/2012/wordml" mc:Ignorable="w14 w15">
+<w:styles xmlns:mc="http://schemas.openxmlformats.org/markup-compatibility/2006" xmlns:o="urn:schemas-microsoft-com:office:office" xmlns:r="http://schemas.openxmlformats.org/officeDocument/2006/relationships" xmlns:m="http://schemas.openxmlformats.org/officeDocument/2006/math" xmlns:v="urn:schemas-microsoft-com:vml" xmlns:w="http://schemas.openxmlformats.org/wordprocessingml/2006/main" xmlns:w14="http://schemas.microsoft.com/office/word/2010/wordml" xmlns:w10="urn:schemas-microsoft-com:office:word" xmlns:sl="http://schemas.openxmlformats.org/schemaLibrary/2006/main" xmlns:wpsCustomData="http://www.wps.cn/officeDocument/2013/wpsCustomData" mc:Ignorable="w14">
   <w:docDefaults>
     <w:rPrDefault>
       <w:rPr>
-        <w:rFonts w:ascii="Times New Roman" w:eastAsia="宋体" w:hAnsi="Times New Roman" w:cs="Times New Roman"/>
+        <w:rFonts w:ascii="Times New Roman" w:hAnsi="Times New Roman" w:eastAsia="宋体" w:cs="Times New Roman"/>
       </w:rPr>
     </w:rPrDefault>
     <w:pPrDefault/>
   </w:docDefaults>
-  <w:latentStyles w:defLockedState="0" w:defUIPriority="99" w:defSemiHidden="1" w:defUnhideWhenUsed="1" w:defQFormat="0" w:count="260">
-    <w:lsdException w:name="Normal" w:semiHidden="0" w:uiPriority="0" w:unhideWhenUsed="0" w:qFormat="1"/>
-    <w:lsdException w:name="heading 1" w:semiHidden="0" w:uiPriority="0" w:unhideWhenUsed="0" w:qFormat="1"/>
-    <w:lsdException w:name="heading 2" w:semiHidden="0" w:uiPriority="0" w:qFormat="1"/>
-    <w:lsdException w:name="heading 3" w:uiPriority="0" w:qFormat="1"/>
-    <w:lsdException w:name="heading 4" w:semiHidden="0" w:uiPriority="0" w:qFormat="1"/>
-    <w:lsdException w:name="heading 5" w:uiPriority="0" w:qFormat="1"/>
-    <w:lsdException w:name="heading 6" w:uiPriority="0" w:qFormat="1"/>
-    <w:lsdException w:name="heading 7" w:uiPriority="0" w:qFormat="1"/>
-    <w:lsdException w:name="heading 8" w:uiPriority="0" w:qFormat="1"/>
-    <w:lsdException w:name="heading 9" w:uiPriority="0" w:qFormat="1"/>
-    <w:lsdException w:name="index 1" w:semiHidden="0" w:uiPriority="0" w:unhideWhenUsed="0"/>
-    <w:lsdException w:name="index 2" w:semiHidden="0" w:uiPriority="0" w:unhideWhenUsed="0"/>
-    <w:lsdException w:name="index 3" w:semiHidden="0" w:uiPriority="0" w:unhideWhenUsed="0"/>
-    <w:lsdException w:name="index 4" w:semiHidden="0" w:uiPriority="0" w:unhideWhenUsed="0"/>
-    <w:lsdException w:name="index 5" w:semiHidden="0" w:uiPriority="0" w:unhideWhenUsed="0"/>
-    <w:lsdException w:name="index 6" w:semiHidden="0" w:uiPriority="0" w:unhideWhenUsed="0"/>
-    <w:lsdException w:name="index 7" w:semiHidden="0" w:uiPriority="0" w:unhideWhenUsed="0"/>
-    <w:lsdException w:name="index 8" w:semiHidden="0" w:uiPriority="0" w:unhideWhenUsed="0"/>
-    <w:lsdException w:name="index 9" w:semiHidden="0" w:uiPriority="0" w:unhideWhenUsed="0"/>
-    <w:lsdException w:name="toc 1" w:semiHidden="0" w:uiPriority="0" w:unhideWhenUsed="0" w:qFormat="1"/>
-    <w:lsdException w:name="toc 2" w:semiHidden="0" w:uiPriority="0" w:unhideWhenUsed="0" w:qFormat="1"/>
-    <w:lsdException w:name="toc 3" w:semiHidden="0" w:uiPriority="0" w:unhideWhenUsed="0" w:qFormat="1"/>
-    <w:lsdException w:name="toc 4" w:semiHidden="0" w:uiPriority="0" w:unhideWhenUsed="0"/>
-    <w:lsdException w:name="toc 5" w:semiHidden="0" w:uiPriority="0" w:unhideWhenUsed="0"/>
-    <w:lsdException w:name="toc 6" w:semiHidden="0" w:uiPriority="0" w:unhideWhenUsed="0"/>
-    <w:lsdException w:name="toc 7" w:semiHidden="0" w:uiPriority="0" w:unhideWhenUsed="0"/>
-    <w:lsdException w:name="toc 8" w:semiHidden="0" w:uiPriority="0" w:unhideWhenUsed="0"/>
-    <w:lsdException w:name="toc 9" w:semiHidden="0" w:uiPriority="0" w:unhideWhenUsed="0"/>
-    <w:lsdException w:name="Normal Indent" w:semiHidden="0" w:uiPriority="0" w:unhideWhenUsed="0"/>
-    <w:lsdException w:name="footnote text" w:semiHidden="0" w:uiPriority="0" w:unhideWhenUsed="0"/>
-    <w:lsdException w:name="annotation text" w:semiHidden="0" w:uiPriority="0" w:unhideWhenUsed="0" w:qFormat="1"/>
-    <w:lsdException w:name="header" w:semiHidden="0" w:uiPriority="0" w:unhideWhenUsed="0" w:qFormat="1"/>
-    <w:lsdException w:name="footer" w:semiHidden="0" w:uiPriority="0" w:unhideWhenUsed="0" w:qFormat="1"/>
-    <w:lsdException w:name="index heading" w:semiHidden="0" w:uiPriority="0" w:unhideWhenUsed="0"/>
-    <w:lsdException w:name="caption" w:uiPriority="0" w:qFormat="1"/>
-    <w:lsdException w:name="table of figures" w:semiHidden="0" w:uiPriority="0" w:unhideWhenUsed="0"/>
-    <w:lsdException w:name="envelope address" w:semiHidden="0" w:uiPriority="0" w:unhideWhenUsed="0"/>
-    <w:lsdException w:name="envelope return" w:semiHidden="0" w:uiPriority="0" w:unhideWhenUsed="0"/>
-    <w:lsdException w:name="footnote reference" w:semiHidden="0" w:uiPriority="0" w:unhideWhenUsed="0"/>
-    <w:lsdException w:name="annotation reference" w:semiHidden="0" w:uiPriority="0" w:unhideWhenUsed="0"/>
-    <w:lsdException w:name="line number" w:semiHidden="0" w:uiPriority="0" w:unhideWhenUsed="0"/>
-    <w:lsdException w:name="page number" w:semiHidden="0" w:uiPriority="0" w:unhideWhenUsed="0"/>
-    <w:lsdException w:name="endnote reference" w:semiHidden="0" w:uiPriority="0" w:unhideWhenUsed="0"/>
-    <w:lsdException w:name="endnote text" w:semiHidden="0" w:uiPriority="0" w:unhideWhenUsed="0"/>
-    <w:lsdException w:name="table of authorities" w:semiHidden="0" w:uiPriority="0" w:unhideWhenUsed="0"/>
-    <w:lsdException w:name="macro" w:semiHidden="0" w:uiPriority="0" w:unhideWhenUsed="0"/>
-    <w:lsdException w:name="toa heading" w:semiHidden="0" w:uiPriority="0" w:unhideWhenUsed="0"/>
-    <w:lsdException w:name="List" w:semiHidden="0" w:uiPriority="0" w:unhideWhenUsed="0"/>
-    <w:lsdException w:name="List Bullet" w:semiHidden="0" w:uiPriority="0" w:unhideWhenUsed="0"/>
-    <w:lsdException w:name="List Number" w:semiHidden="0" w:uiPriority="0" w:unhideWhenUsed="0"/>
-    <w:lsdException w:name="List 2" w:semiHidden="0" w:uiPriority="0" w:unhideWhenUsed="0"/>
-    <w:lsdException w:name="List 3" w:semiHidden="0" w:uiPriority="0" w:unhideWhenUsed="0"/>
-    <w:lsdException w:name="List 4" w:semiHidden="0" w:uiPriority="0" w:unhideWhenUsed="0"/>
-    <w:lsdException w:name="List 5" w:semiHidden="0" w:uiPriority="0" w:unhideWhenUsed="0"/>
-    <w:lsdException w:name="List Bullet 2" w:semiHidden="0" w:uiPriority="0" w:unhideWhenUsed="0"/>
-    <w:lsdException w:name="List Bullet 3" w:semiHidden="0" w:uiPriority="0" w:unhideWhenUsed="0"/>
-    <w:lsdException w:name="List Bullet 4" w:semiHidden="0" w:uiPriority="0" w:unhideWhenUsed="0"/>
-    <w:lsdException w:name="List Bullet 5" w:semiHidden="0" w:uiPriority="0" w:unhideWhenUsed="0"/>
-    <w:lsdException w:name="List Number 2" w:semiHidden="0" w:uiPriority="0" w:unhideWhenUsed="0"/>
-    <w:lsdException w:name="List Number 3" w:semiHidden="0" w:uiPriority="0" w:unhideWhenUsed="0"/>
-    <w:lsdException w:name="List Number 4" w:semiHidden="0" w:uiPriority="0" w:unhideWhenUsed="0"/>
-    <w:lsdException w:name="List Number 5" w:semiHidden="0" w:uiPriority="0" w:unhideWhenUsed="0"/>
-    <w:lsdException w:name="Title" w:semiHidden="0" w:uiPriority="0" w:unhideWhenUsed="0" w:qFormat="1"/>
-    <w:lsdException w:name="Closing" w:semiHidden="0" w:uiPriority="0" w:unhideWhenUsed="0"/>
-    <w:lsdException w:name="Signature" w:semiHidden="0" w:uiPriority="0" w:unhideWhenUsed="0"/>
-    <w:lsdException w:name="Default Paragraph Font" w:uiPriority="0" w:unhideWhenUsed="0" w:qFormat="1"/>
-    <w:lsdException w:name="Body Text" w:uiPriority="0" w:unhideWhenUsed="0" w:qFormat="1"/>
-    <w:lsdException w:name="Body Text Indent" w:semiHidden="0" w:uiPriority="0" w:unhideWhenUsed="0"/>
-    <w:lsdException w:name="List Continue" w:semiHidden="0" w:uiPriority="0" w:unhideWhenUsed="0"/>
-    <w:lsdException w:name="List Continue 2" w:semiHidden="0" w:uiPriority="0" w:unhideWhenUsed="0"/>
-    <w:lsdException w:name="List Continue 3" w:semiHidden="0" w:uiPriority="0" w:unhideWhenUsed="0"/>
-    <w:lsdException w:name="List Continue 4" w:semiHidden="0" w:uiPriority="0" w:unhideWhenUsed="0"/>
-    <w:lsdException w:name="List Continue 5" w:semiHidden="0" w:uiPriority="0" w:unhideWhenUsed="0"/>
-    <w:lsdException w:name="Message Header" w:semiHidden="0" w:uiPriority="0" w:unhideWhenUsed="0"/>
-    <w:lsdException w:name="Subtitle" w:semiHidden="0" w:uiPriority="0" w:unhideWhenUsed="0" w:qFormat="1"/>
-    <w:lsdException w:name="Salutation" w:semiHidden="0" w:uiPriority="0" w:unhideWhenUsed="0"/>
-    <w:lsdException w:name="Date" w:semiHidden="0" w:uiPriority="0" w:unhideWhenUsed="0"/>
-    <w:lsdException w:name="Body Text First Indent" w:semiHidden="0" w:uiPriority="0" w:unhideWhenUsed="0"/>
-    <w:lsdException w:name="Body Text First Indent 2" w:semiHidden="0" w:uiPriority="0" w:unhideWhenUsed="0"/>
-    <w:lsdException w:name="Body Text 2" w:semiHidden="0" w:uiPriority="0" w:unhideWhenUsed="0"/>
-    <w:lsdException w:name="Body Text 3" w:semiHidden="0" w:uiPriority="0" w:unhideWhenUsed="0"/>
-    <w:lsdException w:name="Body Text Indent 2" w:semiHidden="0" w:uiPriority="0" w:unhideWhenUsed="0"/>
-    <w:lsdException w:name="Body Text Indent 3" w:semiHidden="0" w:uiPriority="0" w:unhideWhenUsed="0"/>
-    <w:lsdException w:name="Block Text" w:semiHidden="0" w:uiPriority="0" w:unhideWhenUsed="0"/>
-    <w:lsdException w:name="Hyperlink" w:semiHidden="0" w:uiPriority="0" w:unhideWhenUsed="0"/>
-    <w:lsdException w:name="FollowedHyperlink" w:semiHidden="0" w:uiPriority="0" w:unhideWhenUsed="0"/>
-    <w:lsdException w:name="Strong" w:semiHidden="0" w:uiPriority="0" w:unhideWhenUsed="0" w:qFormat="1"/>
-    <w:lsdException w:name="Emphasis" w:semiHidden="0" w:uiPriority="0" w:unhideWhenUsed="0" w:qFormat="1"/>
-    <w:lsdException w:name="Document Map" w:semiHidden="0" w:uiPriority="0" w:unhideWhenUsed="0"/>
-    <w:lsdException w:name="Plain Text" w:semiHidden="0" w:uiPriority="0" w:unhideWhenUsed="0"/>
-    <w:lsdException w:name="E-mail Signature" w:semiHidden="0" w:uiPriority="0" w:unhideWhenUsed="0"/>
-    <w:lsdException w:name="Normal (Web)" w:semiHidden="0" w:uiPriority="0" w:unhideWhenUsed="0" w:qFormat="1"/>
-    <w:lsdException w:name="HTML Acronym" w:semiHidden="0" w:uiPriority="0" w:unhideWhenUsed="0"/>
-    <w:lsdException w:name="HTML Address" w:semiHidden="0" w:uiPriority="0" w:unhideWhenUsed="0"/>
-    <w:lsdException w:name="HTML Cite" w:semiHidden="0" w:uiPriority="0" w:unhideWhenUsed="0"/>
-    <w:lsdException w:name="HTML Code" w:semiHidden="0" w:uiPriority="0" w:unhideWhenUsed="0"/>
-    <w:lsdException w:name="HTML Definition" w:semiHidden="0" w:uiPriority="0" w:unhideWhenUsed="0"/>
-    <w:lsdException w:name="HTML Keyboard" w:semiHidden="0" w:uiPriority="0" w:unhideWhenUsed="0"/>
-    <w:lsdException w:name="HTML Preformatted" w:semiHidden="0" w:uiPriority="0" w:unhideWhenUsed="0"/>
-    <w:lsdException w:name="HTML Sample" w:semiHidden="0" w:uiPriority="0" w:unhideWhenUsed="0"/>
-    <w:lsdException w:name="HTML Typewriter" w:semiHidden="0" w:uiPriority="0" w:unhideWhenUsed="0"/>
-    <w:lsdException w:name="HTML Variable" w:semiHidden="0" w:uiPriority="0" w:unhideWhenUsed="0"/>
-    <w:lsdException w:name="Normal Table" w:uiPriority="0" w:unhideWhenUsed="0" w:qFormat="1"/>
-    <w:lsdException w:name="annotation subject" w:semiHidden="0" w:uiPriority="0" w:unhideWhenUsed="0"/>
-    <w:lsdException w:name="Table Simple 1" w:semiHidden="0" w:uiPriority="0" w:unhideWhenUsed="0"/>
-    <w:lsdException w:name="Table Simple 2" w:semiHidden="0" w:uiPriority="0" w:unhideWhenUsed="0"/>
-    <w:lsdException w:name="Table Simple 3" w:semiHidden="0" w:uiPriority="0" w:unhideWhenUsed="0"/>
-    <w:lsdException w:name="Table Classic 1" w:semiHidden="0" w:uiPriority="0" w:unhideWhenUsed="0"/>
-    <w:lsdException w:name="Table Classic 2" w:semiHidden="0" w:uiPriority="0" w:unhideWhenUsed="0"/>
-    <w:lsdException w:name="Table Classic 3" w:semiHidden="0" w:uiPriority="0" w:unhideWhenUsed="0"/>
-    <w:lsdException w:name="Table Classic 4" w:semiHidden="0" w:uiPriority="0" w:unhideWhenUsed="0"/>
-    <w:lsdException w:name="Table Colorful 1" w:semiHidden="0" w:uiPriority="0" w:unhideWhenUsed="0"/>
-    <w:lsdException w:name="Table Colorful 2" w:semiHidden="0" w:uiPriority="0" w:unhideWhenUsed="0"/>
-    <w:lsdException w:name="Table Colorful 3" w:semiHidden="0" w:uiPriority="0" w:unhideWhenUsed="0"/>
-    <w:lsdException w:name="Table Columns 1" w:semiHidden="0" w:uiPriority="0" w:unhideWhenUsed="0"/>
-    <w:lsdException w:name="Table Columns 2" w:semiHidden="0" w:uiPriority="0" w:unhideWhenUsed="0"/>
-    <w:lsdException w:name="Table Columns 3" w:semiHidden="0" w:uiPriority="0" w:unhideWhenUsed="0"/>
-    <w:lsdException w:name="Table Columns 4" w:semiHidden="0" w:uiPriority="0" w:unhideWhenUsed="0"/>
-    <w:lsdException w:name="Table Columns 5" w:semiHidden="0" w:uiPriority="0" w:unhideWhenUsed="0"/>
-    <w:lsdException w:name="Table Grid 1" w:semiHidden="0" w:uiPriority="0" w:unhideWhenUsed="0"/>
-    <w:lsdException w:name="Table Grid 2" w:semiHidden="0" w:uiPriority="0" w:unhideWhenUsed="0"/>
-    <w:lsdException w:name="Table Grid 3" w:semiHidden="0" w:uiPriority="0" w:unhideWhenUsed="0"/>
-    <w:lsdException w:name="Table Grid 4" w:semiHidden="0" w:uiPriority="0" w:unhideWhenUsed="0"/>
-    <w:lsdException w:name="Table Grid 5" w:semiHidden="0" w:uiPriority="0" w:unhideWhenUsed="0"/>
-    <w:lsdException w:name="Table Grid 6" w:semiHidden="0" w:uiPriority="0" w:unhideWhenUsed="0"/>
-    <w:lsdException w:name="Table Grid 7" w:semiHidden="0" w:uiPriority="0" w:unhideWhenUsed="0"/>
-    <w:lsdException w:name="Table Grid 8" w:semiHidden="0" w:uiPriority="0" w:unhideWhenUsed="0"/>
-    <w:lsdException w:name="Table List 1" w:semiHidden="0" w:uiPriority="0" w:unhideWhenUsed="0"/>
-    <w:lsdException w:name="Table List 2" w:semiHidden="0" w:uiPriority="0" w:unhideWhenUsed="0"/>
-    <w:lsdException w:name="Table List 3" w:semiHidden="0" w:uiPriority="0" w:unhideWhenUsed="0"/>
-    <w:lsdException w:name="Table List 4" w:semiHidden="0" w:uiPriority="0" w:unhideWhenUsed="0"/>
-    <w:lsdException w:name="Table List 5" w:semiHidden="0" w:uiPriority="0" w:unhideWhenUsed="0"/>
-    <w:lsdException w:name="Table List 6" w:semiHidden="0" w:uiPriority="0" w:unhideWhenUsed="0"/>
-    <w:lsdException w:name="Table List 7" w:semiHidden="0" w:uiPriority="0" w:unhideWhenUsed="0"/>
-    <w:lsdException w:name="Table List 8" w:semiHidden="0" w:uiPriority="0" w:unhideWhenUsed="0"/>
-    <w:lsdException w:name="Table 3D effects 1" w:semiHidden="0" w:uiPriority="0" w:unhideWhenUsed="0"/>
-    <w:lsdException w:name="Table 3D effects 2" w:semiHidden="0" w:uiPriority="0" w:unhideWhenUsed="0"/>
-    <w:lsdException w:name="Table 3D effects 3" w:semiHidden="0" w:uiPriority="0" w:unhideWhenUsed="0"/>
-    <w:lsdException w:name="Table Contemporary" w:semiHidden="0" w:uiPriority="0" w:unhideWhenUsed="0"/>
-    <w:lsdException w:name="Table Elegant" w:semiHidden="0" w:uiPriority="0" w:unhideWhenUsed="0"/>
-    <w:lsdException w:name="Table Professional" w:semiHidden="0" w:uiPriority="0" w:unhideWhenUsed="0"/>
-    <w:lsdException w:name="Table Subtle 1" w:semiHidden="0" w:uiPriority="0" w:unhideWhenUsed="0"/>
-    <w:lsdException w:name="Table Subtle 2" w:semiHidden="0" w:uiPriority="0" w:unhideWhenUsed="0"/>
-    <w:lsdException w:name="Table Web 1" w:semiHidden="0" w:uiPriority="0" w:unhideWhenUsed="0"/>
-    <w:lsdException w:name="Table Web 2" w:semiHidden="0" w:uiPriority="0" w:unhideWhenUsed="0"/>
-    <w:lsdException w:name="Table Web 3" w:semiHidden="0" w:uiPriority="0" w:unhideWhenUsed="0"/>
-    <w:lsdException w:name="Balloon Text" w:semiHidden="0" w:uiPriority="0" w:unhideWhenUsed="0"/>
-    <w:lsdException w:name="Table Grid" w:semiHidden="0" w:uiPriority="0" w:unhideWhenUsed="0" w:qFormat="1"/>
-    <w:lsdException w:name="Table Theme" w:semiHidden="0" w:uiPriority="0" w:unhideWhenUsed="0"/>
-    <w:lsdException w:name="Light Shading" w:semiHidden="0" w:uiPriority="60" w:unhideWhenUsed="0"/>
-    <w:lsdException w:name="Light List" w:semiHidden="0" w:uiPriority="61" w:unhideWhenUsed="0"/>
-    <w:lsdException w:name="Light Grid" w:semiHidden="0" w:uiPriority="62" w:unhideWhenUsed="0"/>
-    <w:lsdException w:name="Medium Shading 1" w:semiHidden="0" w:uiPriority="63" w:unhideWhenUsed="0"/>
-    <w:lsdException w:name="Medium Shading 2" w:semiHidden="0" w:uiPriority="64" w:unhideWhenUsed="0"/>
-    <w:lsdException w:name="Medium List 1" w:semiHidden="0" w:uiPriority="65" w:unhideWhenUsed="0"/>
-    <w:lsdException w:name="Medium List 2" w:semiHidden="0" w:uiPriority="66" w:unhideWhenUsed="0"/>
-    <w:lsdException w:name="Medium Grid 1" w:semiHidden="0" w:uiPriority="67" w:unhideWhenUsed="0"/>
-    <w:lsdException w:name="Medium Grid 2" w:semiHidden="0" w:uiPriority="68" w:unhideWhenUsed="0"/>
-    <w:lsdException w:name="Medium Grid 3" w:semiHidden="0" w:uiPriority="69" w:unhideWhenUsed="0"/>
-    <w:lsdException w:name="Dark List" w:semiHidden="0" w:uiPriority="70" w:unhideWhenUsed="0"/>
-    <w:lsdException w:name="Colorful Shading" w:semiHidden="0" w:uiPriority="71" w:unhideWhenUsed="0"/>
-    <w:lsdException w:name="Colorful List" w:semiHidden="0" w:uiPriority="72" w:unhideWhenUsed="0"/>
-    <w:lsdException w:name="Colorful Grid" w:semiHidden="0" w:uiPriority="73" w:unhideWhenUsed="0"/>
-    <w:lsdException w:name="Light Shading Accent 1" w:semiHidden="0" w:uiPriority="60" w:unhideWhenUsed="0"/>
-    <w:lsdException w:name="Light List Accent 1" w:semiHidden="0" w:uiPriority="61" w:unhideWhenUsed="0"/>
-    <w:lsdException w:name="Light Grid Accent 1" w:semiHidden="0" w:uiPriority="62" w:unhideWhenUsed="0"/>
-    <w:lsdException w:name="Medium Shading 1 Accent 1" w:semiHidden="0" w:uiPriority="63" w:unhideWhenUsed="0"/>
-    <w:lsdException w:name="Medium Shading 2 Accent 1" w:semiHidden="0" w:uiPriority="64" w:unhideWhenUsed="0"/>
-    <w:lsdException w:name="Medium List 1 Accent 1" w:semiHidden="0" w:uiPriority="65" w:unhideWhenUsed="0"/>
-    <w:lsdException w:name="Medium List 2 Accent 1" w:semiHidden="0" w:uiPriority="66" w:unhideWhenUsed="0"/>
-    <w:lsdException w:name="Medium Grid 1 Accent 1" w:semiHidden="0" w:uiPriority="67" w:unhideWhenUsed="0"/>
-    <w:lsdException w:name="Medium Grid 2 Accent 1" w:semiHidden="0" w:uiPriority="68" w:unhideWhenUsed="0"/>
-    <w:lsdException w:name="Medium Grid 3 Accent 1" w:semiHidden="0" w:uiPriority="69" w:unhideWhenUsed="0"/>
-    <w:lsdException w:name="Dark List Accent 1" w:semiHidden="0" w:uiPriority="70" w:unhideWhenUsed="0"/>
-    <w:lsdException w:name="Colorful Shading Accent 1" w:semiHidden="0" w:uiPriority="71" w:unhideWhenUsed="0"/>
-    <w:lsdException w:name="Colorful List Accent 1" w:semiHidden="0" w:uiPriority="72" w:unhideWhenUsed="0"/>
-    <w:lsdException w:name="Colorful Grid Accent 1" w:semiHidden="0" w:uiPriority="73" w:unhideWhenUsed="0"/>
-    <w:lsdException w:name="Light Shading Accent 2" w:semiHidden="0" w:uiPriority="60" w:unhideWhenUsed="0"/>
-    <w:lsdException w:name="Light List Accent 2" w:semiHidden="0" w:uiPriority="61" w:unhideWhenUsed="0"/>
-    <w:lsdException w:name="Light Grid Accent 2" w:semiHidden="0" w:uiPriority="62" w:unhideWhenUsed="0"/>
-    <w:lsdException w:name="Medium Shading 1 Accent 2" w:semiHidden="0" w:uiPriority="63" w:unhideWhenUsed="0"/>
-    <w:lsdException w:name="Medium Shading 2 Accent 2" w:semiHidden="0" w:uiPriority="64" w:unhideWhenUsed="0"/>
-    <w:lsdException w:name="Medium List 1 Accent 2" w:semiHidden="0" w:uiPriority="65" w:unhideWhenUsed="0"/>
-    <w:lsdException w:name="Medium List 2 Accent 2" w:semiHidden="0" w:uiPriority="66" w:unhideWhenUsed="0"/>
-    <w:lsdException w:name="Medium Grid 1 Accent 2" w:semiHidden="0" w:uiPriority="67" w:unhideWhenUsed="0"/>
-    <w:lsdException w:name="Medium Grid 2 Accent 2" w:semiHidden="0" w:uiPriority="68" w:unhideWhenUsed="0"/>
-    <w:lsdException w:name="Medium Grid 3 Accent 2" w:semiHidden="0" w:uiPriority="69" w:unhideWhenUsed="0"/>
-    <w:lsdException w:name="Dark List Accent 2" w:semiHidden="0" w:uiPriority="70" w:unhideWhenUsed="0"/>
-    <w:lsdException w:name="Colorful Shading Accent 2" w:semiHidden="0" w:uiPriority="71" w:unhideWhenUsed="0"/>
-    <w:lsdException w:name="Colorful List Accent 2" w:semiHidden="0" w:uiPriority="72" w:unhideWhenUsed="0"/>
-    <w:lsdException w:name="Colorful Grid Accent 2" w:semiHidden="0" w:uiPriority="73" w:unhideWhenUsed="0"/>
-    <w:lsdException w:name="Light Shading Accent 3" w:semiHidden="0" w:uiPriority="60" w:unhideWhenUsed="0"/>
-    <w:lsdException w:name="Light List Accent 3" w:semiHidden="0" w:uiPriority="61" w:unhideWhenUsed="0"/>
-    <w:lsdException w:name="Light Grid Accent 3" w:semiHidden="0" w:uiPriority="62" w:unhideWhenUsed="0"/>
-    <w:lsdException w:name="Medium Shading 1 Accent 3" w:semiHidden="0" w:uiPriority="63" w:unhideWhenUsed="0"/>
-    <w:lsdException w:name="Medium Shading 2 Accent 3" w:semiHidden="0" w:uiPriority="64" w:unhideWhenUsed="0"/>
-    <w:lsdException w:name="Medium List 1 Accent 3" w:semiHidden="0" w:uiPriority="65" w:unhideWhenUsed="0"/>
-    <w:lsdException w:name="Medium List 2 Accent 3" w:semiHidden="0" w:uiPriority="66" w:unhideWhenUsed="0"/>
-    <w:lsdException w:name="Medium Grid 1 Accent 3" w:semiHidden="0" w:uiPriority="67" w:unhideWhenUsed="0"/>
-    <w:lsdException w:name="Medium Grid 2 Accent 3" w:semiHidden="0" w:uiPriority="68" w:unhideWhenUsed="0"/>
-    <w:lsdException w:name="Medium Grid 3 Accent 3" w:semiHidden="0" w:uiPriority="69" w:unhideWhenUsed="0"/>
-    <w:lsdException w:name="Dark List Accent 3" w:semiHidden="0" w:uiPriority="70" w:unhideWhenUsed="0"/>
-    <w:lsdException w:name="Colorful Shading Accent 3" w:semiHidden="0" w:uiPriority="71" w:unhideWhenUsed="0"/>
-    <w:lsdException w:name="Colorful List Accent 3" w:semiHidden="0" w:uiPriority="72" w:unhideWhenUsed="0"/>
-    <w:lsdException w:name="Colorful Grid Accent 3" w:semiHidden="0" w:uiPriority="73" w:unhideWhenUsed="0"/>
-    <w:lsdException w:name="Light Shading Accent 4" w:semiHidden="0" w:uiPriority="60" w:unhideWhenUsed="0"/>
-    <w:lsdException w:name="Light List Accent 4" w:semiHidden="0" w:uiPriority="61" w:unhideWhenUsed="0"/>
-    <w:lsdException w:name="Light Grid Accent 4" w:semiHidden="0" w:uiPriority="62" w:unhideWhenUsed="0"/>
-    <w:lsdException w:name="Medium Shading 1 Accent 4" w:semiHidden="0" w:uiPriority="63" w:unhideWhenUsed="0"/>
-    <w:lsdException w:name="Medium Shading 2 Accent 4" w:semiHidden="0" w:uiPriority="64" w:unhideWhenUsed="0"/>
-    <w:lsdException w:name="Medium List 1 Accent 4" w:semiHidden="0" w:uiPriority="65" w:unhideWhenUsed="0"/>
-    <w:lsdException w:name="Medium List 2 Accent 4" w:semiHidden="0" w:uiPriority="66" w:unhideWhenUsed="0"/>
-    <w:lsdException w:name="Medium Grid 1 Accent 4" w:semiHidden="0" w:uiPriority="67" w:unhideWhenUsed="0"/>
-    <w:lsdException w:name="Medium Grid 2 Accent 4" w:semiHidden="0" w:uiPriority="68" w:unhideWhenUsed="0"/>
-    <w:lsdException w:name="Medium Grid 3 Accent 4" w:semiHidden="0" w:uiPriority="69" w:unhideWhenUsed="0"/>
-    <w:lsdException w:name="Dark List Accent 4" w:semiHidden="0" w:uiPriority="70" w:unhideWhenUsed="0"/>
-    <w:lsdException w:name="Colorful Shading Accent 4" w:semiHidden="0" w:uiPriority="71" w:unhideWhenUsed="0"/>
-    <w:lsdException w:name="Colorful List Accent 4" w:semiHidden="0" w:uiPriority="72" w:unhideWhenUsed="0"/>
-    <w:lsdException w:name="Colorful Grid Accent 4" w:semiHidden="0" w:uiPriority="73" w:unhideWhenUsed="0"/>
-    <w:lsdException w:name="Light Shading Accent 5" w:semiHidden="0" w:uiPriority="60" w:unhideWhenUsed="0"/>
-    <w:lsdException w:name="Light List Accent 5" w:semiHidden="0" w:uiPriority="61" w:unhideWhenUsed="0"/>
-    <w:lsdException w:name="Light Grid Accent 5" w:semiHidden="0" w:uiPriority="62" w:unhideWhenUsed="0"/>
-    <w:lsdException w:name="Medium Shading 1 Accent 5" w:semiHidden="0" w:uiPriority="63" w:unhideWhenUsed="0"/>
-    <w:lsdException w:name="Medium Shading 2 Accent 5" w:semiHidden="0" w:uiPriority="64" w:unhideWhenUsed="0"/>
-    <w:lsdException w:name="Medium List 1 Accent 5" w:semiHidden="0" w:uiPriority="65" w:unhideWhenUsed="0"/>
-    <w:lsdException w:name="Medium List 2 Accent 5" w:semiHidden="0" w:uiPriority="66" w:unhideWhenUsed="0"/>
-    <w:lsdException w:name="Medium Grid 1 Accent 5" w:semiHidden="0" w:uiPriority="67" w:unhideWhenUsed="0"/>
-    <w:lsdException w:name="Medium Grid 2 Accent 5" w:semiHidden="0" w:uiPriority="68" w:unhideWhenUsed="0"/>
-    <w:lsdException w:name="Medium Grid 3 Accent 5" w:semiHidden="0" w:uiPriority="69" w:unhideWhenUsed="0"/>
-    <w:lsdException w:name="Dark List Accent 5" w:semiHidden="0" w:uiPriority="70" w:unhideWhenUsed="0"/>
-    <w:lsdException w:name="Colorful Shading Accent 5" w:semiHidden="0" w:uiPriority="71" w:unhideWhenUsed="0"/>
-    <w:lsdException w:name="Colorful List Accent 5" w:semiHidden="0" w:uiPriority="72" w:unhideWhenUsed="0"/>
-    <w:lsdException w:name="Colorful Grid Accent 5" w:semiHidden="0" w:uiPriority="73" w:unhideWhenUsed="0"/>
-    <w:lsdException w:name="Light Shading Accent 6" w:semiHidden="0" w:uiPriority="60" w:unhideWhenUsed="0"/>
-    <w:lsdException w:name="Light List Accent 6" w:semiHidden="0" w:uiPriority="61" w:unhideWhenUsed="0"/>
-    <w:lsdException w:name="Light Grid Accent 6" w:semiHidden="0" w:uiPriority="62" w:unhideWhenUsed="0"/>
-    <w:lsdException w:name="Medium Shading 1 Accent 6" w:semiHidden="0" w:uiPriority="63" w:unhideWhenUsed="0"/>
-    <w:lsdException w:name="Medium Shading 2 Accent 6" w:semiHidden="0" w:uiPriority="64" w:unhideWhenUsed="0"/>
-    <w:lsdException w:name="Medium List 1 Accent 6" w:semiHidden="0" w:uiPriority="65" w:unhideWhenUsed="0"/>
-    <w:lsdException w:name="Medium List 2 Accent 6" w:semiHidden="0" w:uiPriority="66" w:unhideWhenUsed="0"/>
-    <w:lsdException w:name="Medium Grid 1 Accent 6" w:semiHidden="0" w:uiPriority="67" w:unhideWhenUsed="0"/>
-    <w:lsdException w:name="Medium Grid 2 Accent 6" w:semiHidden="0" w:uiPriority="68" w:unhideWhenUsed="0"/>
-    <w:lsdException w:name="Medium Grid 3 Accent 6" w:semiHidden="0" w:uiPriority="69" w:unhideWhenUsed="0"/>
-    <w:lsdException w:name="Dark List Accent 6" w:semiHidden="0" w:uiPriority="70" w:unhideWhenUsed="0"/>
-    <w:lsdException w:name="Colorful Shading Accent 6" w:semiHidden="0" w:uiPriority="71" w:unhideWhenUsed="0"/>
-    <w:lsdException w:name="Colorful List Accent 6" w:semiHidden="0" w:uiPriority="72" w:unhideWhenUsed="0"/>
-    <w:lsdException w:name="Colorful Grid Accent 6" w:semiHidden="0" w:uiPriority="73" w:unhideWhenUsed="0"/>
+  <w:latentStyles w:count="260" w:defQFormat="0" w:defUnhideWhenUsed="1" w:defSemiHidden="1" w:defUIPriority="99" w:defLockedState="0">
+    <w:lsdException w:qFormat="1" w:unhideWhenUsed="0" w:uiPriority="0" w:semiHidden="0" w:name="Normal"/>
+    <w:lsdException w:qFormat="1" w:unhideWhenUsed="0" w:uiPriority="0" w:semiHidden="0" w:name="heading 1"/>
+    <w:lsdException w:qFormat="1" w:uiPriority="0" w:semiHidden="0" w:name="heading 2"/>
+    <w:lsdException w:qFormat="1" w:uiPriority="0" w:name="heading 3"/>
+    <w:lsdException w:qFormat="1" w:uiPriority="0" w:semiHidden="0" w:name="heading 4"/>
+    <w:lsdException w:qFormat="1" w:uiPriority="0" w:name="heading 5"/>
+    <w:lsdException w:qFormat="1" w:uiPriority="0" w:name="heading 6"/>
+    <w:lsdException w:qFormat="1" w:uiPriority="0" w:name="heading 7"/>
+    <w:lsdException w:qFormat="1" w:uiPriority="0" w:name="heading 8"/>
+    <w:lsdException w:qFormat="1" w:uiPriority="0" w:name="heading 9"/>
+    <w:lsdException w:unhideWhenUsed="0" w:uiPriority="0" w:semiHidden="0" w:name="index 1"/>
+    <w:lsdException w:unhideWhenUsed="0" w:uiPriority="0" w:semiHidden="0" w:name="index 2"/>
+    <w:lsdException w:unhideWhenUsed="0" w:uiPriority="0" w:semiHidden="0" w:name="index 3"/>
+    <w:lsdException w:unhideWhenUsed="0" w:uiPriority="0" w:semiHidden="0" w:name="index 4"/>
+    <w:lsdException w:unhideWhenUsed="0" w:uiPriority="0" w:semiHidden="0" w:name="index 5"/>
+    <w:lsdException w:unhideWhenUsed="0" w:uiPriority="0" w:semiHidden="0" w:name="index 6"/>
+    <w:lsdException w:unhideWhenUsed="0" w:uiPriority="0" w:semiHidden="0" w:name="index 7"/>
+    <w:lsdException w:unhideWhenUsed="0" w:uiPriority="0" w:semiHidden="0" w:name="index 8"/>
+    <w:lsdException w:unhideWhenUsed="0" w:uiPriority="0" w:semiHidden="0" w:name="index 9"/>
+    <w:lsdException w:qFormat="1" w:unhideWhenUsed="0" w:uiPriority="0" w:semiHidden="0" w:name="toc 1"/>
+    <w:lsdException w:qFormat="1" w:unhideWhenUsed="0" w:uiPriority="0" w:semiHidden="0" w:name="toc 2"/>
+    <w:lsdException w:qFormat="1" w:unhideWhenUsed="0" w:uiPriority="0" w:semiHidden="0" w:name="toc 3"/>
+    <w:lsdException w:unhideWhenUsed="0" w:uiPriority="0" w:semiHidden="0" w:name="toc 4"/>
+    <w:lsdException w:unhideWhenUsed="0" w:uiPriority="0" w:semiHidden="0" w:name="toc 5"/>
+    <w:lsdException w:unhideWhenUsed="0" w:uiPriority="0" w:semiHidden="0" w:name="toc 6"/>
+    <w:lsdException w:unhideWhenUsed="0" w:uiPriority="0" w:semiHidden="0" w:name="toc 7"/>
+    <w:lsdException w:unhideWhenUsed="0" w:uiPriority="0" w:semiHidden="0" w:name="toc 8"/>
+    <w:lsdException w:unhideWhenUsed="0" w:uiPriority="0" w:semiHidden="0" w:name="toc 9"/>
+    <w:lsdException w:unhideWhenUsed="0" w:uiPriority="0" w:semiHidden="0" w:name="Normal Indent"/>
+    <w:lsdException w:unhideWhenUsed="0" w:uiPriority="0" w:semiHidden="0" w:name="footnote text"/>
+    <w:lsdException w:qFormat="1" w:unhideWhenUsed="0" w:uiPriority="0" w:semiHidden="0" w:name="annotation text"/>
+    <w:lsdException w:qFormat="1" w:unhideWhenUsed="0" w:uiPriority="0" w:semiHidden="0" w:name="header"/>
+    <w:lsdException w:qFormat="1" w:unhideWhenUsed="0" w:uiPriority="0" w:semiHidden="0" w:name="footer"/>
+    <w:lsdException w:unhideWhenUsed="0" w:uiPriority="0" w:semiHidden="0" w:name="index heading"/>
+    <w:lsdException w:qFormat="1" w:uiPriority="0" w:name="caption"/>
+    <w:lsdException w:unhideWhenUsed="0" w:uiPriority="0" w:semiHidden="0" w:name="table of figures"/>
+    <w:lsdException w:unhideWhenUsed="0" w:uiPriority="0" w:semiHidden="0" w:name="envelope address"/>
+    <w:lsdException w:unhideWhenUsed="0" w:uiPriority="0" w:semiHidden="0" w:name="envelope return"/>
+    <w:lsdException w:unhideWhenUsed="0" w:uiPriority="0" w:semiHidden="0" w:name="footnote reference"/>
+    <w:lsdException w:unhideWhenUsed="0" w:uiPriority="0" w:semiHidden="0" w:name="annotation reference"/>
+    <w:lsdException w:unhideWhenUsed="0" w:uiPriority="0" w:semiHidden="0" w:name="line number"/>
+    <w:lsdException w:unhideWhenUsed="0" w:uiPriority="0" w:semiHidden="0" w:name="page number"/>
+    <w:lsdException w:unhideWhenUsed="0" w:uiPriority="0" w:semiHidden="0" w:name="endnote reference"/>
+    <w:lsdException w:unhideWhenUsed="0" w:uiPriority="0" w:semiHidden="0" w:name="endnote text"/>
+    <w:lsdException w:unhideWhenUsed="0" w:uiPriority="0" w:semiHidden="0" w:name="table of authorities"/>
+    <w:lsdException w:unhideWhenUsed="0" w:uiPriority="0" w:semiHidden="0" w:name="macro"/>
+    <w:lsdException w:unhideWhenUsed="0" w:uiPriority="0" w:semiHidden="0" w:name="toa heading"/>
+    <w:lsdException w:unhideWhenUsed="0" w:uiPriority="0" w:semiHidden="0" w:name="List"/>
+    <w:lsdException w:unhideWhenUsed="0" w:uiPriority="0" w:semiHidden="0" w:name="List Bullet"/>
+    <w:lsdException w:unhideWhenUsed="0" w:uiPriority="0" w:semiHidden="0" w:name="List Number"/>
+    <w:lsdException w:unhideWhenUsed="0" w:uiPriority="0" w:semiHidden="0" w:name="List 2"/>
+    <w:lsdException w:unhideWhenUsed="0" w:uiPriority="0" w:semiHidden="0" w:name="List 3"/>
+    <w:lsdException w:unhideWhenUsed="0" w:uiPriority="0" w:semiHidden="0" w:name="List 4"/>
+    <w:lsdException w:unhideWhenUsed="0" w:uiPriority="0" w:semiHidden="0" w:name="List 5"/>
+    <w:lsdException w:unhideWhenUsed="0" w:uiPriority="0" w:semiHidden="0" w:name="List Bullet 2"/>
+    <w:lsdException w:unhideWhenUsed="0" w:uiPriority="0" w:semiHidden="0" w:name="List Bullet 3"/>
+    <w:lsdException w:unhideWhenUsed="0" w:uiPriority="0" w:semiHidden="0" w:name="List Bullet 4"/>
+    <w:lsdException w:unhideWhenUsed="0" w:uiPriority="0" w:semiHidden="0" w:name="List Bullet 5"/>
+    <w:lsdException w:unhideWhenUsed="0" w:uiPriority="0" w:semiHidden="0" w:name="List Number 2"/>
+    <w:lsdException w:unhideWhenUsed="0" w:uiPriority="0" w:semiHidden="0" w:name="List Number 3"/>
+    <w:lsdException w:unhideWhenUsed="0" w:uiPriority="0" w:semiHidden="0" w:name="List Number 4"/>
+    <w:lsdException w:unhideWhenUsed="0" w:uiPriority="0" w:semiHidden="0" w:name="List Number 5"/>
+    <w:lsdException w:qFormat="1" w:unhideWhenUsed="0" w:uiPriority="0" w:semiHidden="0" w:name="Title"/>
+    <w:lsdException w:unhideWhenUsed="0" w:uiPriority="0" w:semiHidden="0" w:name="Closing"/>
+    <w:lsdException w:unhideWhenUsed="0" w:uiPriority="0" w:semiHidden="0" w:name="Signature"/>
+    <w:lsdException w:qFormat="1" w:unhideWhenUsed="0" w:uiPriority="0" w:name="Default Paragraph Font"/>
+    <w:lsdException w:qFormat="1" w:unhideWhenUsed="0" w:uiPriority="0" w:name="Body Text"/>
+    <w:lsdException w:unhideWhenUsed="0" w:uiPriority="0" w:semiHidden="0" w:name="Body Text Indent"/>
+    <w:lsdException w:unhideWhenUsed="0" w:uiPriority="0" w:semiHidden="0" w:name="List Continue"/>
+    <w:lsdException w:unhideWhenUsed="0" w:uiPriority="0" w:semiHidden="0" w:name="List Continue 2"/>
+    <w:lsdException w:unhideWhenUsed="0" w:uiPriority="0" w:semiHidden="0" w:name="List Continue 3"/>
+    <w:lsdException w:unhideWhenUsed="0" w:uiPriority="0" w:semiHidden="0" w:name="List Continue 4"/>
+    <w:lsdException w:unhideWhenUsed="0" w:uiPriority="0" w:semiHidden="0" w:name="List Continue 5"/>
+    <w:lsdException w:unhideWhenUsed="0" w:uiPriority="0" w:semiHidden="0" w:name="Message Header"/>
+    <w:lsdException w:qFormat="1" w:unhideWhenUsed="0" w:uiPriority="0" w:semiHidden="0" w:name="Subtitle"/>
+    <w:lsdException w:unhideWhenUsed="0" w:uiPriority="0" w:semiHidden="0" w:name="Salutation"/>
+    <w:lsdException w:unhideWhenUsed="0" w:uiPriority="0" w:semiHidden="0" w:name="Date"/>
+    <w:lsdException w:unhideWhenUsed="0" w:uiPriority="0" w:semiHidden="0" w:name="Body Text First Indent"/>
+    <w:lsdException w:unhideWhenUsed="0" w:uiPriority="0" w:semiHidden="0" w:name="Body Text First Indent 2"/>
+    <w:lsdException w:uiPriority="99" w:name="Note Heading"/>
+    <w:lsdException w:unhideWhenUsed="0" w:uiPriority="0" w:semiHidden="0" w:name="Body Text 2"/>
+    <w:lsdException w:unhideWhenUsed="0" w:uiPriority="0" w:semiHidden="0" w:name="Body Text 3"/>
+    <w:lsdException w:unhideWhenUsed="0" w:uiPriority="0" w:semiHidden="0" w:name="Body Text Indent 2"/>
+    <w:lsdException w:unhideWhenUsed="0" w:uiPriority="0" w:semiHidden="0" w:name="Body Text Indent 3"/>
+    <w:lsdException w:unhideWhenUsed="0" w:uiPriority="0" w:semiHidden="0" w:name="Block Text"/>
+    <w:lsdException w:unhideWhenUsed="0" w:uiPriority="0" w:semiHidden="0" w:name="Hyperlink"/>
+    <w:lsdException w:unhideWhenUsed="0" w:uiPriority="0" w:semiHidden="0" w:name="FollowedHyperlink"/>
+    <w:lsdException w:qFormat="1" w:unhideWhenUsed="0" w:uiPriority="0" w:semiHidden="0" w:name="Strong"/>
+    <w:lsdException w:qFormat="1" w:unhideWhenUsed="0" w:uiPriority="0" w:semiHidden="0" w:name="Emphasis"/>
+    <w:lsdException w:unhideWhenUsed="0" w:uiPriority="0" w:semiHidden="0" w:name="Document Map"/>
+    <w:lsdException w:unhideWhenUsed="0" w:uiPriority="0" w:semiHidden="0" w:name="Plain Text"/>
+    <w:lsdException w:unhideWhenUsed="0" w:uiPriority="0" w:semiHidden="0" w:name="E-mail Signature"/>
+    <w:lsdException w:qFormat="1" w:unhideWhenUsed="0" w:uiPriority="0" w:semiHidden="0" w:name="Normal (Web)"/>
+    <w:lsdException w:unhideWhenUsed="0" w:uiPriority="0" w:semiHidden="0" w:name="HTML Acronym"/>
+    <w:lsdException w:unhideWhenUsed="0" w:uiPriority="0" w:semiHidden="0" w:name="HTML Address"/>
+    <w:lsdException w:unhideWhenUsed="0" w:uiPriority="0" w:semiHidden="0" w:name="HTML Cite"/>
+    <w:lsdException w:unhideWhenUsed="0" w:uiPriority="0" w:semiHidden="0" w:name="HTML Code"/>
+    <w:lsdException w:unhideWhenUsed="0" w:uiPriority="0" w:semiHidden="0" w:name="HTML Definition"/>
+    <w:lsdException w:unhideWhenUsed="0" w:uiPriority="0" w:semiHidden="0" w:name="HTML Keyboard"/>
+    <w:lsdException w:unhideWhenUsed="0" w:uiPriority="0" w:semiHidden="0" w:name="HTML Preformatted"/>
+    <w:lsdException w:unhideWhenUsed="0" w:uiPriority="0" w:semiHidden="0" w:name="HTML Sample"/>
+    <w:lsdException w:unhideWhenUsed="0" w:uiPriority="0" w:semiHidden="0" w:name="HTML Typewriter"/>
+    <w:lsdException w:unhideWhenUsed="0" w:uiPriority="0" w:semiHidden="0" w:name="HTML Variable"/>
+    <w:lsdException w:qFormat="1" w:unhideWhenUsed="0" w:uiPriority="0" w:name="Normal Table"/>
+    <w:lsdException w:unhideWhenUsed="0" w:uiPriority="0" w:semiHidden="0" w:name="annotation subject"/>
+    <w:lsdException w:unhideWhenUsed="0" w:uiPriority="0" w:semiHidden="0" w:name="Table Simple 1"/>
+    <w:lsdException w:unhideWhenUsed="0" w:uiPriority="0" w:semiHidden="0" w:name="Table Simple 2"/>
+    <w:lsdException w:unhideWhenUsed="0" w:uiPriority="0" w:semiHidden="0" w:name="Table Simple 3"/>
+    <w:lsdException w:unhideWhenUsed="0" w:uiPriority="0" w:semiHidden="0" w:name="Table Classic 1"/>
+    <w:lsdException w:unhideWhenUsed="0" w:uiPriority="0" w:semiHidden="0" w:name="Table Classic 2"/>
+    <w:lsdException w:unhideWhenUsed="0" w:uiPriority="0" w:semiHidden="0" w:name="Table Classic 3"/>
+    <w:lsdException w:unhideWhenUsed="0" w:uiPriority="0" w:semiHidden="0" w:name="Table Classic 4"/>
+    <w:lsdException w:unhideWhenUsed="0" w:uiPriority="0" w:semiHidden="0" w:name="Table Colorful 1"/>
+    <w:lsdException w:unhideWhenUsed="0" w:uiPriority="0" w:semiHidden="0" w:name="Table Colorful 2"/>
+    <w:lsdException w:unhideWhenUsed="0" w:uiPriority="0" w:semiHidden="0" w:name="Table Colorful 3"/>
+    <w:lsdException w:unhideWhenUsed="0" w:uiPriority="0" w:semiHidden="0" w:name="Table Columns 1"/>
+    <w:lsdException w:unhideWhenUsed="0" w:uiPriority="0" w:semiHidden="0" w:name="Table Columns 2"/>
+    <w:lsdException w:unhideWhenUsed="0" w:uiPriority="0" w:semiHidden="0" w:name="Table Columns 3"/>
+    <w:lsdException w:unhideWhenUsed="0" w:uiPriority="0" w:semiHidden="0" w:name="Table Columns 4"/>
+    <w:lsdException w:unhideWhenUsed="0" w:uiPriority="0" w:semiHidden="0" w:name="Table Columns 5"/>
+    <w:lsdException w:unhideWhenUsed="0" w:uiPriority="0" w:semiHidden="0" w:name="Table Grid 1"/>
+    <w:lsdException w:unhideWhenUsed="0" w:uiPriority="0" w:semiHidden="0" w:name="Table Grid 2"/>
+    <w:lsdException w:unhideWhenUsed="0" w:uiPriority="0" w:semiHidden="0" w:name="Table Grid 3"/>
+    <w:lsdException w:unhideWhenUsed="0" w:uiPriority="0" w:semiHidden="0" w:name="Table Grid 4"/>
+    <w:lsdException w:unhideWhenUsed="0" w:uiPriority="0" w:semiHidden="0" w:name="Table Grid 5"/>
+    <w:lsdException w:unhideWhenUsed="0" w:uiPriority="0" w:semiHidden="0" w:name="Table Grid 6"/>
+    <w:lsdException w:unhideWhenUsed="0" w:uiPriority="0" w:semiHidden="0" w:name="Table Grid 7"/>
+    <w:lsdException w:unhideWhenUsed="0" w:uiPriority="0" w:semiHidden="0" w:name="Table Grid 8"/>
+    <w:lsdException w:unhideWhenUsed="0" w:uiPriority="0" w:semiHidden="0" w:name="Table List 1"/>
+    <w:lsdException w:unhideWhenUsed="0" w:uiPriority="0" w:semiHidden="0" w:name="Table List 2"/>
+    <w:lsdException w:unhideWhenUsed="0" w:uiPriority="0" w:semiHidden="0" w:name="Table List 3"/>
+    <w:lsdException w:unhideWhenUsed="0" w:uiPriority="0" w:semiHidden="0" w:name="Table List 4"/>
+    <w:lsdException w:unhideWhenUsed="0" w:uiPriority="0" w:semiHidden="0" w:name="Table List 5"/>
+    <w:lsdException w:unhideWhenUsed="0" w:uiPriority="0" w:semiHidden="0" w:name="Table List 6"/>
+    <w:lsdException w:unhideWhenUsed="0" w:uiPriority="0" w:semiHidden="0" w:name="Table List 7"/>
+    <w:lsdException w:unhideWhenUsed="0" w:uiPriority="0" w:semiHidden="0" w:name="Table List 8"/>
+    <w:lsdException w:unhideWhenUsed="0" w:uiPriority="0" w:semiHidden="0" w:name="Table 3D effects 1"/>
+    <w:lsdException w:unhideWhenUsed="0" w:uiPriority="0" w:semiHidden="0" w:name="Table 3D effects 2"/>
+    <w:lsdException w:unhideWhenUsed="0" w:uiPriority="0" w:semiHidden="0" w:name="Table 3D effects 3"/>
+    <w:lsdException w:unhideWhenUsed="0" w:uiPriority="0" w:semiHidden="0" w:name="Table Contemporary"/>
+    <w:lsdException w:unhideWhenUsed="0" w:uiPriority="0" w:semiHidden="0" w:name="Table Elegant"/>
+    <w:lsdException w:unhideWhenUsed="0" w:uiPriority="0" w:semiHidden="0" w:name="Table Professional"/>
+    <w:lsdException w:unhideWhenUsed="0" w:uiPriority="0" w:semiHidden="0" w:name="Table Subtle 1"/>
+    <w:lsdException w:unhideWhenUsed="0" w:uiPriority="0" w:semiHidden="0" w:name="Table Subtle 2"/>
+    <w:lsdException w:unhideWhenUsed="0" w:uiPriority="0" w:semiHidden="0" w:name="Table Web 1"/>
+    <w:lsdException w:unhideWhenUsed="0" w:uiPriority="0" w:semiHidden="0" w:name="Table Web 2"/>
+    <w:lsdException w:unhideWhenUsed="0" w:uiPriority="0" w:semiHidden="0" w:name="Table Web 3"/>
+    <w:lsdException w:unhideWhenUsed="0" w:uiPriority="0" w:semiHidden="0" w:name="Balloon Text"/>
+    <w:lsdException w:qFormat="1" w:unhideWhenUsed="0" w:uiPriority="0" w:semiHidden="0" w:name="Table Grid"/>
+    <w:lsdException w:unhideWhenUsed="0" w:uiPriority="0" w:semiHidden="0" w:name="Table Theme"/>
+    <w:lsdException w:unhideWhenUsed="0" w:uiPriority="60" w:semiHidden="0" w:name="Light Shading"/>
+    <w:lsdException w:unhideWhenUsed="0" w:uiPriority="61" w:semiHidden="0" w:name="Light List"/>
+    <w:lsdException w:unhideWhenUsed="0" w:uiPriority="62" w:semiHidden="0" w:name="Light Grid"/>
+    <w:lsdException w:unhideWhenUsed="0" w:uiPriority="63" w:semiHidden="0" w:name="Medium Shading 1"/>
+    <w:lsdException w:unhideWhenUsed="0" w:uiPriority="64" w:semiHidden="0" w:name="Medium Shading 2"/>
+    <w:lsdException w:unhideWhenUsed="0" w:uiPriority="65" w:semiHidden="0" w:name="Medium List 1"/>
+    <w:lsdException w:unhideWhenUsed="0" w:uiPriority="66" w:semiHidden="0" w:name="Medium List 2"/>
+    <w:lsdException w:unhideWhenUsed="0" w:uiPriority="67" w:semiHidden="0" w:name="Medium Grid 1"/>
+    <w:lsdException w:unhideWhenUsed="0" w:uiPriority="68" w:semiHidden="0" w:name="Medium Grid 2"/>
+    <w:lsdException w:unhideWhenUsed="0" w:uiPriority="69" w:semiHidden="0" w:name="Medium Grid 3"/>
+    <w:lsdException w:unhideWhenUsed="0" w:uiPriority="70" w:semiHidden="0" w:name="Dark List"/>
+    <w:lsdException w:unhideWhenUsed="0" w:uiPriority="71" w:semiHidden="0" w:name="Colorful Shading"/>
+    <w:lsdException w:unhideWhenUsed="0" w:uiPriority="72" w:semiHidden="0" w:name="Colorful List"/>
+    <w:lsdException w:unhideWhenUsed="0" w:uiPriority="73" w:semiHidden="0" w:name="Colorful Grid"/>
+    <w:lsdException w:unhideWhenUsed="0" w:uiPriority="60" w:semiHidden="0" w:name="Light Shading Accent 1"/>
+    <w:lsdException w:unhideWhenUsed="0" w:uiPriority="61" w:semiHidden="0" w:name="Light List Accent 1"/>
+    <w:lsdException w:unhideWhenUsed="0" w:uiPriority="62" w:semiHidden="0" w:name="Light Grid Accent 1"/>
+    <w:lsdException w:unhideWhenUsed="0" w:uiPriority="63" w:semiHidden="0" w:name="Medium Shading 1 Accent 1"/>
+    <w:lsdException w:unhideWhenUsed="0" w:uiPriority="64" w:semiHidden="0" w:name="Medium Shading 2 Accent 1"/>
+    <w:lsdException w:unhideWhenUsed="0" w:uiPriority="65" w:semiHidden="0" w:name="Medium List 1 Accent 1"/>
+    <w:lsdException w:unhideWhenUsed="0" w:uiPriority="66" w:semiHidden="0" w:name="Medium List 2 Accent 1"/>
+    <w:lsdException w:unhideWhenUsed="0" w:uiPriority="67" w:semiHidden="0" w:name="Medium Grid 1 Accent 1"/>
+    <w:lsdException w:unhideWhenUsed="0" w:uiPriority="68" w:semiHidden="0" w:name="Medium Grid 2 Accent 1"/>
+    <w:lsdException w:unhideWhenUsed="0" w:uiPriority="69" w:semiHidden="0" w:name="Medium Grid 3 Accent 1"/>
+    <w:lsdException w:unhideWhenUsed="0" w:uiPriority="70" w:semiHidden="0" w:name="Dark List Accent 1"/>
+    <w:lsdException w:unhideWhenUsed="0" w:uiPriority="71" w:semiHidden="0" w:name="Colorful Shading Accent 1"/>
+    <w:lsdException w:unhideWhenUsed="0" w:uiPriority="72" w:semiHidden="0" w:name="Colorful List Accent 1"/>
+    <w:lsdException w:unhideWhenUsed="0" w:uiPriority="73" w:semiHidden="0" w:name="Colorful Grid Accent 1"/>
+    <w:lsdException w:unhideWhenUsed="0" w:uiPriority="60" w:semiHidden="0" w:name="Light Shading Accent 2"/>
+    <w:lsdException w:unhideWhenUsed="0" w:uiPriority="61" w:semiHidden="0" w:name="Light List Accent 2"/>
+    <w:lsdException w:unhideWhenUsed="0" w:uiPriority="62" w:semiHidden="0" w:name="Light Grid Accent 2"/>
+    <w:lsdException w:unhideWhenUsed="0" w:uiPriority="63" w:semiHidden="0" w:name="Medium Shading 1 Accent 2"/>
+    <w:lsdException w:unhideWhenUsed="0" w:uiPriority="64" w:semiHidden="0" w:name="Medium Shading 2 Accent 2"/>
+    <w:lsdException w:unhideWhenUsed="0" w:uiPriority="65" w:semiHidden="0" w:name="Medium List 1 Accent 2"/>
+    <w:lsdException w:unhideWhenUsed="0" w:uiPriority="66" w:semiHidden="0" w:name="Medium List 2 Accent 2"/>
+    <w:lsdException w:unhideWhenUsed="0" w:uiPriority="67" w:semiHidden="0" w:name="Medium Grid 1 Accent 2"/>
+    <w:lsdException w:unhideWhenUsed="0" w:uiPriority="68" w:semiHidden="0" w:name="Medium Grid 2 Accent 2"/>
+    <w:lsdException w:unhideWhenUsed="0" w:uiPriority="69" w:semiHidden="0" w:name="Medium Grid 3 Accent 2"/>
+    <w:lsdException w:unhideWhenUsed="0" w:uiPriority="70" w:semiHidden="0" w:name="Dark List Accent 2"/>
+    <w:lsdException w:unhideWhenUsed="0" w:uiPriority="71" w:semiHidden="0" w:name="Colorful Shading Accent 2"/>
+    <w:lsdException w:unhideWhenUsed="0" w:uiPriority="72" w:semiHidden="0" w:name="Colorful List Accent 2"/>
+    <w:lsdException w:unhideWhenUsed="0" w:uiPriority="73" w:semiHidden="0" w:name="Colorful Grid Accent 2"/>
+    <w:lsdException w:unhideWhenUsed="0" w:uiPriority="60" w:semiHidden="0" w:name="Light Shading Accent 3"/>
+    <w:lsdException w:unhideWhenUsed="0" w:uiPriority="61" w:semiHidden="0" w:name="Light List Accent 3"/>
+    <w:lsdException w:unhideWhenUsed="0" w:uiPriority="62" w:semiHidden="0" w:name="Light Grid Accent 3"/>
+    <w:lsdException w:unhideWhenUsed="0" w:uiPriority="63" w:semiHidden="0" w:name="Medium Shading 1 Accent 3"/>
+    <w:lsdException w:unhideWhenUsed="0" w:uiPriority="64" w:semiHidden="0" w:name="Medium Shading 2 Accent 3"/>
+    <w:lsdException w:unhideWhenUsed="0" w:uiPriority="65" w:semiHidden="0" w:name="Medium List 1 Accent 3"/>
+    <w:lsdException w:unhideWhenUsed="0" w:uiPriority="66" w:semiHidden="0" w:name="Medium List 2 Accent 3"/>
+    <w:lsdException w:unhideWhenUsed="0" w:uiPriority="67" w:semiHidden="0" w:name="Medium Grid 1 Accent 3"/>
+    <w:lsdException w:unhideWhenUsed="0" w:uiPriority="68" w:semiHidden="0" w:name="Medium Grid 2 Accent 3"/>
+    <w:lsdException w:unhideWhenUsed="0" w:uiPriority="69" w:semiHidden="0" w:name="Medium Grid 3 Accent 3"/>
+    <w:lsdException w:unhideWhenUsed="0" w:uiPriority="70" w:semiHidden="0" w:name="Dark List Accent 3"/>
+    <w:lsdException w:unhideWhenUsed="0" w:uiPriority="71" w:semiHidden="0" w:name="Colorful Shading Accent 3"/>
+    <w:lsdException w:unhideWhenUsed="0" w:uiPriority="72" w:semiHidden="0" w:name="Colorful List Accent 3"/>
+    <w:lsdException w:unhideWhenUsed="0" w:uiPriority="73" w:semiHidden="0" w:name="Colorful Grid Accent 3"/>
+    <w:lsdException w:unhideWhenUsed="0" w:uiPriority="60" w:semiHidden="0" w:name="Light Shading Accent 4"/>
+    <w:lsdException w:unhideWhenUsed="0" w:uiPriority="61" w:semiHidden="0" w:name="Light List Accent 4"/>
+    <w:lsdException w:unhideWhenUsed="0" w:uiPriority="62" w:semiHidden="0" w:name="Light Grid Accent 4"/>
+    <w:lsdException w:unhideWhenUsed="0" w:uiPriority="63" w:semiHidden="0" w:name="Medium Shading 1 Accent 4"/>
+    <w:lsdException w:unhideWhenUsed="0" w:uiPriority="64" w:semiHidden="0" w:name="Medium Shading 2 Accent 4"/>
+    <w:lsdException w:unhideWhenUsed="0" w:uiPriority="65" w:semiHidden="0" w:name="Medium List 1 Accent 4"/>
+    <w:lsdException w:unhideWhenUsed="0" w:uiPriority="66" w:semiHidden="0" w:name="Medium List 2 Accent 4"/>
+    <w:lsdException w:unhideWhenUsed="0" w:uiPriority="67" w:semiHidden="0" w:name="Medium Grid 1 Accent 4"/>
+    <w:lsdException w:unhideWhenUsed="0" w:uiPriority="68" w:semiHidden="0" w:name="Medium Grid 2 Accent 4"/>
+    <w:lsdException w:unhideWhenUsed="0" w:uiPriority="69" w:semiHidden="0" w:name="Medium Grid 3 Accent 4"/>
+    <w:lsdException w:unhideWhenUsed="0" w:uiPriority="70" w:semiHidden="0" w:name="Dark List Accent 4"/>
+    <w:lsdException w:unhideWhenUsed="0" w:uiPriority="71" w:semiHidden="0" w:name="Colorful Shading Accent 4"/>
+    <w:lsdException w:unhideWhenUsed="0" w:uiPriority="72" w:semiHidden="0" w:name="Colorful List Accent 4"/>
+    <w:lsdException w:unhideWhenUsed="0" w:uiPriority="73" w:semiHidden="0" w:name="Colorful Grid Accent 4"/>
+    <w:lsdException w:unhideWhenUsed="0" w:uiPriority="60" w:semiHidden="0" w:name="Light Shading Accent 5"/>
+    <w:lsdException w:unhideWhenUsed="0" w:uiPriority="61" w:semiHidden="0" w:name="Light List Accent 5"/>
+    <w:lsdException w:unhideWhenUsed="0" w:uiPriority="62" w:semiHidden="0" w:name="Light Grid Accent 5"/>
+    <w:lsdException w:unhideWhenUsed="0" w:uiPriority="63" w:semiHidden="0" w:name="Medium Shading 1 Accent 5"/>
+    <w:lsdException w:unhideWhenUsed="0" w:uiPriority="64" w:semiHidden="0" w:name="Medium Shading 2 Accent 5"/>
+    <w:lsdException w:unhideWhenUsed="0" w:uiPriority="65" w:semiHidden="0" w:name="Medium List 1 Accent 5"/>
+    <w:lsdException w:unhideWhenUsed="0" w:uiPriority="66" w:semiHidden="0" w:name="Medium List 2 Accent 5"/>
+    <w:lsdException w:unhideWhenUsed="0" w:uiPriority="67" w:semiHidden="0" w:name="Medium Grid 1 Accent 5"/>
+    <w:lsdException w:unhideWhenUsed="0" w:uiPriority="68" w:semiHidden="0" w:name="Medium Grid 2 Accent 5"/>
+    <w:lsdException w:unhideWhenUsed="0" w:uiPriority="69" w:semiHidden="0" w:name="Medium Grid 3 Accent 5"/>
+    <w:lsdException w:unhideWhenUsed="0" w:uiPriority="70" w:semiHidden="0" w:name="Dark List Accent 5"/>
+    <w:lsdException w:unhideWhenUsed="0" w:uiPriority="71" w:semiHidden="0" w:name="Colorful Shading Accent 5"/>
+    <w:lsdException w:unhideWhenUsed="0" w:uiPriority="72" w:semiHidden="0" w:name="Colorful List Accent 5"/>
+    <w:lsdException w:unhideWhenUsed="0" w:uiPriority="73" w:semiHidden="0" w:name="Colorful Grid Accent 5"/>
+    <w:lsdException w:unhideWhenUsed="0" w:uiPriority="60" w:semiHidden="0" w:name="Light Shading Accent 6"/>
+    <w:lsdException w:unhideWhenUsed="0" w:uiPriority="61" w:semiHidden="0" w:name="Light List Accent 6"/>
+    <w:lsdException w:unhideWhenUsed="0" w:uiPriority="62" w:semiHidden="0" w:name="Light Grid Accent 6"/>
+    <w:lsdException w:unhideWhenUsed="0" w:uiPriority="63" w:semiHidden="0" w:name="Medium Shading 1 Accent 6"/>
+    <w:lsdException w:unhideWhenUsed="0" w:uiPriority="64" w:semiHidden="0" w:name="Medium Shading 2 Accent 6"/>
+    <w:lsdException w:unhideWhenUsed="0" w:uiPriority="65" w:semiHidden="0" w:name="Medium List 1 Accent 6"/>
+    <w:lsdException w:unhideWhenUsed="0" w:uiPriority="66" w:semiHidden="0" w:name="Medium List 2 Accent 6"/>
+    <w:lsdException w:unhideWhenUsed="0" w:uiPriority="67" w:semiHidden="0" w:name="Medium Grid 1 Accent 6"/>
+    <w:lsdException w:unhideWhenUsed="0" w:uiPriority="68" w:semiHidden="0" w:name="Medium Grid 2 Accent 6"/>
+    <w:lsdException w:unhideWhenUsed="0" w:uiPriority="69" w:semiHidden="0" w:name="Medium Grid 3 Accent 6"/>
+    <w:lsdException w:unhideWhenUsed="0" w:uiPriority="70" w:semiHidden="0" w:name="Dark List Accent 6"/>
+    <w:lsdException w:unhideWhenUsed="0" w:uiPriority="71" w:semiHidden="0" w:name="Colorful Shading Accent 6"/>
+    <w:lsdException w:unhideWhenUsed="0" w:uiPriority="72" w:semiHidden="0" w:name="Colorful List Accent 6"/>
+    <w:lsdException w:unhideWhenUsed="0" w:uiPriority="73" w:semiHidden="0" w:name="Colorful Grid Accent 6"/>
   </w:latentStyles>
-  <w:style w:type="paragraph" w:default="1" w:styleId="Normal">
+  <w:style w:type="paragraph" w:default="1" w:styleId="1">
     <w:name w:val="Normal"/>
     <w:qFormat/>
+    <w:uiPriority w:val="0"/>
     <w:pPr>
       <w:kinsoku w:val="0"/>
       <w:autoSpaceDE w:val="0"/>
@@ -6002,7 +6088,7 @@
       <w:textAlignment w:val="baseline"/>
     </w:pPr>
     <w:rPr>
-      <w:rFonts w:ascii="Arial" w:eastAsia="宋体" w:hAnsi="Arial" w:cs="Arial"/>
+      <w:rFonts w:ascii="Arial" w:hAnsi="Arial" w:eastAsia="宋体" w:cs="Arial"/>
       <w:snapToGrid w:val="0"/>
       <w:color w:val="000000"/>
       <w:kern w:val="0"/>
@@ -6011,11 +6097,12 @@
       <w:lang w:val="en-US" w:eastAsia="en-US" w:bidi="ar-SA"/>
     </w:rPr>
   </w:style>
-  <w:style w:type="paragraph" w:styleId="Heading1">
+  <w:style w:type="paragraph" w:styleId="2">
     <w:name w:val="heading 1"/>
-    <w:basedOn w:val="Normal"/>
-    <w:next w:val="Normal"/>
+    <w:basedOn w:val="1"/>
+    <w:next w:val="1"/>
     <w:qFormat/>
+    <w:uiPriority w:val="0"/>
     <w:pPr>
       <w:keepNext/>
       <w:keepLines/>
@@ -6033,12 +6120,13 @@
       <w:sz w:val="44"/>
     </w:rPr>
   </w:style>
-  <w:style w:type="paragraph" w:styleId="Heading2">
+  <w:style w:type="paragraph" w:styleId="3">
     <w:name w:val="heading 2"/>
-    <w:basedOn w:val="Normal"/>
-    <w:next w:val="Normal"/>
+    <w:basedOn w:val="1"/>
+    <w:next w:val="1"/>
     <w:unhideWhenUsed/>
     <w:qFormat/>
+    <w:uiPriority w:val="0"/>
     <w:pPr>
       <w:keepNext/>
       <w:keepLines/>
@@ -6051,18 +6139,19 @@
       <w:outlineLvl w:val="1"/>
     </w:pPr>
     <w:rPr>
-      <w:rFonts w:ascii="Arial" w:eastAsia="黑体" w:hAnsi="Arial"/>
+      <w:rFonts w:ascii="Arial" w:hAnsi="Arial" w:eastAsia="黑体"/>
       <w:b/>
       <w:sz w:val="32"/>
     </w:rPr>
   </w:style>
-  <w:style w:type="paragraph" w:styleId="Heading3">
+  <w:style w:type="paragraph" w:styleId="4">
     <w:name w:val="heading 3"/>
-    <w:basedOn w:val="Normal"/>
-    <w:next w:val="Normal"/>
+    <w:basedOn w:val="1"/>
+    <w:next w:val="1"/>
     <w:semiHidden/>
     <w:unhideWhenUsed/>
     <w:qFormat/>
+    <w:uiPriority w:val="0"/>
     <w:pPr>
       <w:keepNext/>
       <w:keepLines/>
@@ -6079,12 +6168,13 @@
       <w:sz w:val="32"/>
     </w:rPr>
   </w:style>
-  <w:style w:type="paragraph" w:styleId="Heading4">
+  <w:style w:type="paragraph" w:styleId="5">
     <w:name w:val="heading 4"/>
-    <w:basedOn w:val="Normal"/>
-    <w:next w:val="Normal"/>
+    <w:basedOn w:val="1"/>
+    <w:next w:val="1"/>
     <w:unhideWhenUsed/>
     <w:qFormat/>
+    <w:uiPriority w:val="0"/>
     <w:pPr>
       <w:keepNext/>
       <w:keepLines/>
@@ -6097,18 +6187,19 @@
       <w:outlineLvl w:val="3"/>
     </w:pPr>
     <w:rPr>
-      <w:rFonts w:ascii="Arial" w:eastAsia="黑体" w:hAnsi="Arial"/>
+      <w:rFonts w:ascii="Arial" w:hAnsi="Arial" w:eastAsia="黑体"/>
       <w:b/>
       <w:sz w:val="28"/>
     </w:rPr>
   </w:style>
-  <w:style w:type="paragraph" w:styleId="Heading5">
+  <w:style w:type="paragraph" w:styleId="6">
     <w:name w:val="heading 5"/>
-    <w:basedOn w:val="Normal"/>
-    <w:next w:val="Normal"/>
+    <w:basedOn w:val="1"/>
+    <w:next w:val="1"/>
     <w:semiHidden/>
     <w:unhideWhenUsed/>
     <w:qFormat/>
+    <w:uiPriority w:val="0"/>
     <w:pPr>
       <w:keepNext/>
       <w:keepLines/>
@@ -6125,13 +6216,14 @@
       <w:sz w:val="28"/>
     </w:rPr>
   </w:style>
-  <w:style w:type="paragraph" w:styleId="Heading6">
+  <w:style w:type="paragraph" w:styleId="7">
     <w:name w:val="heading 6"/>
-    <w:basedOn w:val="Normal"/>
-    <w:next w:val="Normal"/>
+    <w:basedOn w:val="1"/>
+    <w:next w:val="1"/>
     <w:semiHidden/>
     <w:unhideWhenUsed/>
     <w:qFormat/>
+    <w:uiPriority w:val="0"/>
     <w:pPr>
       <w:keepNext/>
       <w:keepLines/>
@@ -6144,18 +6236,19 @@
       <w:outlineLvl w:val="5"/>
     </w:pPr>
     <w:rPr>
-      <w:rFonts w:ascii="Arial" w:eastAsia="黑体" w:hAnsi="Arial"/>
+      <w:rFonts w:ascii="Arial" w:hAnsi="Arial" w:eastAsia="黑体"/>
       <w:b/>
       <w:sz w:val="24"/>
     </w:rPr>
   </w:style>
-  <w:style w:type="paragraph" w:styleId="Heading7">
+  <w:style w:type="paragraph" w:styleId="8">
     <w:name w:val="heading 7"/>
-    <w:basedOn w:val="Normal"/>
-    <w:next w:val="Normal"/>
+    <w:basedOn w:val="1"/>
+    <w:next w:val="1"/>
     <w:semiHidden/>
     <w:unhideWhenUsed/>
     <w:qFormat/>
+    <w:uiPriority w:val="0"/>
     <w:pPr>
       <w:keepNext/>
       <w:keepLines/>
@@ -6172,13 +6265,14 @@
       <w:sz w:val="24"/>
     </w:rPr>
   </w:style>
-  <w:style w:type="paragraph" w:styleId="Heading8">
+  <w:style w:type="paragraph" w:styleId="9">
     <w:name w:val="heading 8"/>
-    <w:basedOn w:val="Normal"/>
-    <w:next w:val="Normal"/>
+    <w:basedOn w:val="1"/>
+    <w:next w:val="1"/>
     <w:semiHidden/>
     <w:unhideWhenUsed/>
     <w:qFormat/>
+    <w:uiPriority w:val="0"/>
     <w:pPr>
       <w:keepNext/>
       <w:keepLines/>
@@ -6191,17 +6285,18 @@
       <w:outlineLvl w:val="7"/>
     </w:pPr>
     <w:rPr>
-      <w:rFonts w:ascii="Arial" w:eastAsia="黑体" w:hAnsi="Arial"/>
+      <w:rFonts w:ascii="Arial" w:hAnsi="Arial" w:eastAsia="黑体"/>
       <w:sz w:val="24"/>
     </w:rPr>
   </w:style>
-  <w:style w:type="paragraph" w:styleId="Heading9">
+  <w:style w:type="paragraph" w:styleId="10">
     <w:name w:val="heading 9"/>
-    <w:basedOn w:val="Normal"/>
-    <w:next w:val="Normal"/>
+    <w:basedOn w:val="1"/>
+    <w:next w:val="1"/>
     <w:semiHidden/>
     <w:unhideWhenUsed/>
     <w:qFormat/>
+    <w:uiPriority w:val="0"/>
     <w:pPr>
       <w:keepNext/>
       <w:keepLines/>
@@ -6214,19 +6309,21 @@
       <w:outlineLvl w:val="8"/>
     </w:pPr>
     <w:rPr>
-      <w:rFonts w:ascii="Arial" w:eastAsia="黑体" w:hAnsi="Arial"/>
+      <w:rFonts w:ascii="Arial" w:hAnsi="Arial" w:eastAsia="黑体"/>
       <w:sz w:val="21"/>
     </w:rPr>
   </w:style>
-  <w:style w:type="character" w:default="1" w:styleId="DefaultParagraphFont">
+  <w:style w:type="character" w:default="1" w:styleId="22">
     <w:name w:val="Default Paragraph Font"/>
     <w:semiHidden/>
     <w:qFormat/>
+    <w:uiPriority w:val="0"/>
   </w:style>
-  <w:style w:type="table" w:default="1" w:styleId="TableNormal">
+  <w:style w:type="table" w:default="1" w:styleId="20">
     <w:name w:val="Normal Table"/>
     <w:semiHidden/>
     <w:qFormat/>
+    <w:uiPriority w:val="0"/>
     <w:tblPr>
       <w:tblCellMar>
         <w:top w:w="0" w:type="dxa"/>
@@ -6236,39 +6333,43 @@
       </w:tblCellMar>
     </w:tblPr>
   </w:style>
-  <w:style w:type="paragraph" w:styleId="CommentText">
+  <w:style w:type="paragraph" w:styleId="11">
     <w:name w:val="annotation text"/>
-    <w:basedOn w:val="Normal"/>
+    <w:basedOn w:val="1"/>
     <w:qFormat/>
+    <w:uiPriority w:val="0"/>
     <w:pPr>
       <w:jc w:val="left"/>
     </w:pPr>
   </w:style>
-  <w:style w:type="paragraph" w:styleId="BodyText">
+  <w:style w:type="paragraph" w:styleId="12">
     <w:name w:val="Body Text"/>
-    <w:basedOn w:val="Normal"/>
+    <w:basedOn w:val="1"/>
     <w:semiHidden/>
     <w:qFormat/>
+    <w:uiPriority w:val="0"/>
     <w:rPr>
-      <w:rFonts w:ascii="Arial" w:eastAsia="Arial" w:hAnsi="Arial" w:cs="Arial"/>
+      <w:rFonts w:ascii="Arial" w:hAnsi="Arial" w:eastAsia="Arial" w:cs="Arial"/>
       <w:sz w:val="21"/>
       <w:szCs w:val="21"/>
       <w:lang w:val="en-US" w:eastAsia="en-US" w:bidi="ar-SA"/>
     </w:rPr>
   </w:style>
-  <w:style w:type="paragraph" w:styleId="TOC3">
+  <w:style w:type="paragraph" w:styleId="13">
     <w:name w:val="toc 3"/>
-    <w:basedOn w:val="Normal"/>
-    <w:next w:val="Normal"/>
+    <w:basedOn w:val="1"/>
+    <w:next w:val="1"/>
     <w:qFormat/>
+    <w:uiPriority w:val="0"/>
     <w:pPr>
       <w:ind w:left="840" w:leftChars="400"/>
     </w:pPr>
   </w:style>
-  <w:style w:type="paragraph" w:styleId="Footer">
+  <w:style w:type="paragraph" w:styleId="14">
     <w:name w:val="footer"/>
-    <w:basedOn w:val="Normal"/>
+    <w:basedOn w:val="1"/>
     <w:qFormat/>
+    <w:uiPriority w:val="0"/>
     <w:pPr>
       <w:tabs>
         <w:tab w:val="center" w:pos="4153"/>
@@ -6281,16 +6382,17 @@
       <w:sz w:val="18"/>
     </w:rPr>
   </w:style>
-  <w:style w:type="paragraph" w:styleId="Header">
+  <w:style w:type="paragraph" w:styleId="15">
     <w:name w:val="header"/>
-    <w:basedOn w:val="Normal"/>
+    <w:basedOn w:val="1"/>
     <w:qFormat/>
+    <w:uiPriority w:val="0"/>
     <w:pPr>
       <w:pBdr>
-        <w:top w:val="nil"/>
-        <w:left w:val="nil"/>
-        <w:bottom w:val="nil"/>
-        <w:right w:val="nil"/>
+        <w:top w:val="none" w:color="auto" w:sz="0" w:space="0"/>
+        <w:left w:val="none" w:color="auto" w:sz="0" w:space="0"/>
+        <w:bottom w:val="none" w:color="auto" w:sz="0" w:space="0"/>
+        <w:right w:val="none" w:color="auto" w:sz="0" w:space="0"/>
       </w:pBdr>
       <w:tabs>
         <w:tab w:val="center" w:pos="4153"/>
@@ -6305,37 +6407,41 @@
       <w:sz w:val="18"/>
     </w:rPr>
   </w:style>
-  <w:style w:type="paragraph" w:styleId="TOC1">
+  <w:style w:type="paragraph" w:styleId="16">
     <w:name w:val="toc 1"/>
-    <w:basedOn w:val="Normal"/>
-    <w:next w:val="Normal"/>
+    <w:basedOn w:val="1"/>
+    <w:next w:val="1"/>
     <w:qFormat/>
+    <w:uiPriority w:val="0"/>
     <w:rPr>
-      <w:rFonts w:ascii="Arial" w:eastAsia="Microsoft JhengHei" w:hAnsi="Arial"/>
+      <w:rFonts w:ascii="Arial" w:hAnsi="Arial" w:eastAsia="Microsoft JhengHei"/>
       <w:sz w:val="24"/>
     </w:rPr>
   </w:style>
-  <w:style w:type="paragraph" w:styleId="TOC2">
+  <w:style w:type="paragraph" w:styleId="17">
     <w:name w:val="toc 2"/>
-    <w:basedOn w:val="Normal"/>
-    <w:next w:val="Normal"/>
+    <w:basedOn w:val="1"/>
+    <w:next w:val="1"/>
     <w:qFormat/>
+    <w:uiPriority w:val="0"/>
     <w:pPr>
       <w:ind w:left="420" w:leftChars="200"/>
     </w:pPr>
   </w:style>
-  <w:style w:type="paragraph" w:styleId="NormalWeb">
+  <w:style w:type="paragraph" w:styleId="18">
     <w:name w:val="Normal (Web)"/>
-    <w:basedOn w:val="Normal"/>
+    <w:basedOn w:val="1"/>
     <w:qFormat/>
+    <w:uiPriority w:val="0"/>
     <w:rPr>
       <w:sz w:val="24"/>
     </w:rPr>
   </w:style>
-  <w:style w:type="paragraph" w:styleId="Title">
+  <w:style w:type="paragraph" w:styleId="19">
     <w:name w:val="Title"/>
-    <w:basedOn w:val="Normal"/>
+    <w:basedOn w:val="1"/>
     <w:qFormat/>
+    <w:uiPriority w:val="0"/>
     <w:pPr>
       <w:spacing w:before="240" w:beforeLines="0" w:beforeAutospacing="0" w:after="60" w:afterLines="0" w:afterAutospacing="0"/>
       <w:jc w:val="center"/>
@@ -6347,68 +6453,73 @@
       <w:sz w:val="32"/>
     </w:rPr>
   </w:style>
-  <w:style w:type="table" w:styleId="TableGrid">
+  <w:style w:type="table" w:styleId="21">
     <w:name w:val="Table Grid"/>
-    <w:basedOn w:val="TableNormal"/>
+    <w:basedOn w:val="20"/>
     <w:qFormat/>
+    <w:uiPriority w:val="0"/>
     <w:pPr>
       <w:widowControl w:val="0"/>
       <w:jc w:val="both"/>
     </w:pPr>
     <w:tblPr>
       <w:tblBorders>
-        <w:top w:val="single" w:sz="4" w:space="0" w:color="auto"/>
-        <w:left w:val="single" w:sz="4" w:space="0" w:color="auto"/>
-        <w:bottom w:val="single" w:sz="4" w:space="0" w:color="auto"/>
-        <w:right w:val="single" w:sz="4" w:space="0" w:color="auto"/>
-        <w:insideH w:val="single" w:sz="4" w:space="0" w:color="auto"/>
-        <w:insideV w:val="single" w:sz="4" w:space="0" w:color="auto"/>
+        <w:top w:val="single" w:color="auto" w:sz="4" w:space="0"/>
+        <w:left w:val="single" w:color="auto" w:sz="4" w:space="0"/>
+        <w:bottom w:val="single" w:color="auto" w:sz="4" w:space="0"/>
+        <w:right w:val="single" w:color="auto" w:sz="4" w:space="0"/>
+        <w:insideH w:val="single" w:color="auto" w:sz="4" w:space="0"/>
+        <w:insideV w:val="single" w:color="auto" w:sz="4" w:space="0"/>
       </w:tblBorders>
     </w:tblPr>
   </w:style>
-  <w:style w:type="character" w:styleId="Strong">
+  <w:style w:type="character" w:styleId="23">
     <w:name w:val="Strong"/>
-    <w:basedOn w:val="DefaultParagraphFont"/>
+    <w:basedOn w:val="22"/>
     <w:qFormat/>
+    <w:uiPriority w:val="0"/>
     <w:rPr>
       <w:b/>
     </w:rPr>
   </w:style>
-  <w:style w:type="paragraph" w:customStyle="1" w:styleId="a">
+  <w:style w:type="paragraph" w:customStyle="1" w:styleId="24">
     <w:name w:val="柴_公司名"/>
-    <w:basedOn w:val="Title"/>
+    <w:basedOn w:val="19"/>
     <w:qFormat/>
+    <w:uiPriority w:val="0"/>
     <w:pPr>
       <w:spacing w:after="600" w:afterLines="600"/>
     </w:pPr>
     <w:rPr>
-      <w:rFonts w:ascii="宋体" w:eastAsia="宋体" w:hAnsi="宋体" w:cs="宋体" w:hint="eastAsia"/>
+      <w:rFonts w:hint="eastAsia" w:ascii="宋体" w:hAnsi="宋体" w:eastAsia="宋体" w:cs="宋体"/>
       <w:bCs/>
       <w:spacing w:val="-6"/>
       <w:sz w:val="52"/>
       <w:szCs w:val="52"/>
     </w:rPr>
   </w:style>
-  <w:style w:type="paragraph" w:customStyle="1" w:styleId="a0">
+  <w:style w:type="paragraph" w:customStyle="1" w:styleId="25">
     <w:name w:val="柴_文档名"/>
-    <w:basedOn w:val="Title"/>
+    <w:basedOn w:val="19"/>
     <w:qFormat/>
+    <w:uiPriority w:val="0"/>
     <w:pPr>
       <w:spacing w:after="900" w:afterLines="900"/>
     </w:pPr>
     <w:rPr>
-      <w:rFonts w:ascii="黑体" w:eastAsia="黑体" w:hAnsi="黑体" w:cs="黑体"/>
+      <w:rFonts w:ascii="黑体" w:hAnsi="黑体" w:eastAsia="黑体" w:cs="黑体"/>
       <w:bCs/>
       <w:spacing w:val="-7"/>
       <w:sz w:val="52"/>
       <w:szCs w:val="52"/>
     </w:rPr>
   </w:style>
-  <w:style w:type="table" w:customStyle="1" w:styleId="TableNormal0">
+  <w:style w:type="table" w:customStyle="1" w:styleId="26">
     <w:name w:val="Table Normal_0"/>
     <w:semiHidden/>
     <w:unhideWhenUsed/>
     <w:qFormat/>
+    <w:uiPriority w:val="0"/>
     <w:tblPr>
       <w:tblCellMar>
         <w:top w:w="0" w:type="dxa"/>
@@ -6418,82 +6529,88 @@
       </w:tblCellMar>
     </w:tblPr>
   </w:style>
-  <w:style w:type="paragraph" w:customStyle="1" w:styleId="TableText">
+  <w:style w:type="paragraph" w:customStyle="1" w:styleId="27">
     <w:name w:val="Table Text"/>
-    <w:basedOn w:val="Normal"/>
+    <w:basedOn w:val="1"/>
     <w:semiHidden/>
     <w:qFormat/>
+    <w:uiPriority w:val="0"/>
     <w:rPr>
-      <w:rFonts w:ascii="宋体" w:eastAsia="宋体" w:hAnsi="宋体" w:cs="宋体"/>
+      <w:rFonts w:ascii="宋体" w:hAnsi="宋体" w:eastAsia="宋体" w:cs="宋体"/>
       <w:sz w:val="21"/>
       <w:szCs w:val="21"/>
       <w:lang w:val="en-US" w:eastAsia="en-US" w:bidi="ar-SA"/>
     </w:rPr>
   </w:style>
-  <w:style w:type="paragraph" w:customStyle="1" w:styleId="1">
+  <w:style w:type="paragraph" w:customStyle="1" w:styleId="28">
     <w:name w:val="柴_标题1"/>
-    <w:basedOn w:val="Heading1"/>
-    <w:next w:val="a1"/>
-    <w:link w:val="1Char"/>
+    <w:basedOn w:val="2"/>
+    <w:next w:val="29"/>
+    <w:link w:val="38"/>
     <w:qFormat/>
+    <w:uiPriority w:val="0"/>
     <w:pPr>
       <w:spacing w:before="100" w:after="90" w:line="360" w:lineRule="auto"/>
     </w:pPr>
     <w:rPr>
-      <w:rFonts w:ascii="Arial" w:eastAsia="宋体" w:hAnsi="Arial"/>
+      <w:rFonts w:ascii="Arial" w:hAnsi="Arial" w:eastAsia="宋体"/>
       <w:sz w:val="32"/>
     </w:rPr>
   </w:style>
-  <w:style w:type="paragraph" w:customStyle="1" w:styleId="a1">
+  <w:style w:type="paragraph" w:customStyle="1" w:styleId="29">
     <w:name w:val="柴_正文"/>
-    <w:basedOn w:val="BodyText"/>
-    <w:link w:val="Char"/>
+    <w:basedOn w:val="12"/>
+    <w:link w:val="42"/>
     <w:qFormat/>
+    <w:uiPriority w:val="0"/>
     <w:pPr>
       <w:spacing w:line="360" w:lineRule="auto"/>
       <w:ind w:firstLine="470" w:firstLineChars="200"/>
     </w:pPr>
     <w:rPr>
-      <w:rFonts w:ascii="Arial" w:eastAsia="宋体" w:hAnsi="Arial"/>
+      <w:rFonts w:ascii="Arial" w:hAnsi="Arial" w:eastAsia="宋体"/>
       <w:sz w:val="24"/>
       <w:lang w:eastAsia="zh-CN"/>
     </w:rPr>
   </w:style>
-  <w:style w:type="paragraph" w:customStyle="1" w:styleId="2">
+  <w:style w:type="paragraph" w:customStyle="1" w:styleId="30">
     <w:name w:val="柴_标题2"/>
-    <w:basedOn w:val="Heading2"/>
-    <w:next w:val="a1"/>
-    <w:link w:val="2Char"/>
+    <w:basedOn w:val="3"/>
+    <w:next w:val="29"/>
+    <w:link w:val="39"/>
     <w:qFormat/>
+    <w:uiPriority w:val="0"/>
     <w:pPr>
       <w:spacing w:line="360" w:lineRule="auto"/>
     </w:pPr>
     <w:rPr>
-      <w:rFonts w:ascii="Arial" w:eastAsia="宋体" w:hAnsi="Arial"/>
+      <w:rFonts w:ascii="Arial" w:hAnsi="Arial" w:eastAsia="宋体"/>
       <w:sz w:val="28"/>
     </w:rPr>
   </w:style>
-  <w:style w:type="paragraph" w:customStyle="1" w:styleId="3">
+  <w:style w:type="paragraph" w:customStyle="1" w:styleId="31">
     <w:name w:val="柴_标题3"/>
-    <w:basedOn w:val="Heading3"/>
-    <w:next w:val="a1"/>
+    <w:basedOn w:val="4"/>
+    <w:next w:val="29"/>
     <w:qFormat/>
+    <w:uiPriority w:val="0"/>
     <w:pPr>
       <w:spacing w:line="360" w:lineRule="auto"/>
       <w:ind w:left="0" w:firstLine="472" w:firstLineChars="200"/>
     </w:pPr>
     <w:rPr>
-      <w:rFonts w:ascii="宋体" w:eastAsia="宋体" w:hAnsi="宋体" w:cs="宋体"/>
+      <w:rFonts w:ascii="宋体" w:hAnsi="宋体" w:eastAsia="宋体" w:cs="宋体"/>
       <w:spacing w:val="-2"/>
       <w:sz w:val="24"/>
       <w:szCs w:val="24"/>
     </w:rPr>
   </w:style>
-  <w:style w:type="paragraph" w:customStyle="1" w:styleId="a2">
+  <w:style w:type="paragraph" w:customStyle="1" w:styleId="32">
     <w:name w:val="柴_目录"/>
-    <w:basedOn w:val="Normal"/>
-    <w:next w:val="BodyText"/>
+    <w:basedOn w:val="1"/>
+    <w:next w:val="12"/>
     <w:qFormat/>
+    <w:uiPriority w:val="0"/>
     <w:pPr>
       <w:tabs>
         <w:tab w:val="right" w:leader="dot" w:pos="8442"/>
@@ -6501,59 +6618,64 @@
       <w:ind w:left="0" w:leftChars="0"/>
     </w:pPr>
     <w:rPr>
-      <w:rFonts w:ascii="Arial" w:eastAsia="Microsoft JhengHei" w:hAnsi="Arial"/>
+      <w:rFonts w:ascii="Arial" w:hAnsi="Arial" w:eastAsia="Microsoft JhengHei"/>
       <w:sz w:val="24"/>
     </w:rPr>
   </w:style>
-  <w:style w:type="paragraph" w:customStyle="1" w:styleId="WPSOffice1">
+  <w:style w:type="paragraph" w:customStyle="1" w:styleId="33">
     <w:name w:val="WPSOffice手动目录 1"/>
     <w:qFormat/>
+    <w:uiPriority w:val="0"/>
     <w:pPr>
       <w:ind w:leftChars="0"/>
     </w:pPr>
     <w:rPr>
-      <w:rFonts w:ascii="Times New Roman" w:eastAsia="宋体" w:hAnsi="Times New Roman" w:cs="Times New Roman"/>
+      <w:rFonts w:ascii="Times New Roman" w:hAnsi="Times New Roman" w:eastAsia="宋体" w:cs="Times New Roman"/>
       <w:sz w:val="20"/>
       <w:szCs w:val="20"/>
     </w:rPr>
   </w:style>
-  <w:style w:type="paragraph" w:customStyle="1" w:styleId="WPSOffice2">
+  <w:style w:type="paragraph" w:customStyle="1" w:styleId="34">
     <w:name w:val="WPSOffice手动目录 2"/>
     <w:qFormat/>
+    <w:uiPriority w:val="0"/>
     <w:pPr>
       <w:ind w:leftChars="200"/>
     </w:pPr>
     <w:rPr>
-      <w:rFonts w:ascii="Times New Roman" w:eastAsia="宋体" w:hAnsi="Times New Roman" w:cs="Times New Roman"/>
+      <w:rFonts w:ascii="Times New Roman" w:hAnsi="Times New Roman" w:eastAsia="宋体" w:cs="Times New Roman"/>
       <w:sz w:val="20"/>
       <w:szCs w:val="20"/>
     </w:rPr>
   </w:style>
-  <w:style w:type="paragraph" w:customStyle="1" w:styleId="WPSOffice3">
+  <w:style w:type="paragraph" w:customStyle="1" w:styleId="35">
     <w:name w:val="WPSOffice手动目录 3"/>
     <w:qFormat/>
+    <w:uiPriority w:val="0"/>
     <w:pPr>
       <w:ind w:leftChars="400"/>
     </w:pPr>
     <w:rPr>
-      <w:rFonts w:ascii="Times New Roman" w:eastAsia="宋体" w:hAnsi="Times New Roman" w:cs="Times New Roman"/>
+      <w:rFonts w:ascii="Times New Roman" w:hAnsi="Times New Roman" w:eastAsia="宋体" w:cs="Times New Roman"/>
       <w:sz w:val="20"/>
       <w:szCs w:val="20"/>
     </w:rPr>
   </w:style>
-  <w:style w:type="paragraph" w:customStyle="1" w:styleId="Compact">
+  <w:style w:type="paragraph" w:customStyle="1" w:styleId="36">
     <w:name w:val="Compact"/>
-    <w:basedOn w:val="BodyText"/>
+    <w:basedOn w:val="12"/>
     <w:qFormat/>
+    <w:uiPriority w:val="0"/>
     <w:pPr>
       <w:spacing w:before="36" w:after="36"/>
     </w:pPr>
   </w:style>
-  <w:style w:type="table" w:customStyle="1" w:styleId="Table">
+  <w:style w:type="table" w:customStyle="1" w:styleId="37">
     <w:name w:val="Table"/>
     <w:semiHidden/>
     <w:unhideWhenUsed/>
     <w:qFormat/>
+    <w:uiPriority w:val="0"/>
     <w:tblPr>
       <w:tblCellMar>
         <w:top w:w="0" w:type="dxa"/>
@@ -6565,34 +6687,37 @@
     <w:tblStylePr w:type="firstRow">
       <w:tcPr>
         <w:tcBorders>
-          <w:bottom w:val="single" w:sz="0" w:space="0" w:color="auto"/>
+          <w:bottom w:val="single" w:color="auto" w:sz="0" w:space="0"/>
         </w:tcBorders>
         <w:vAlign w:val="bottom"/>
       </w:tcPr>
     </w:tblStylePr>
   </w:style>
-  <w:style w:type="character" w:customStyle="1" w:styleId="1Char">
+  <w:style w:type="character" w:customStyle="1" w:styleId="38">
     <w:name w:val="柴_标题1 Char"/>
-    <w:link w:val="1"/>
+    <w:link w:val="28"/>
     <w:qFormat/>
+    <w:uiPriority w:val="0"/>
     <w:rPr>
-      <w:rFonts w:ascii="Arial" w:eastAsia="宋体" w:hAnsi="Arial"/>
+      <w:rFonts w:ascii="Arial" w:hAnsi="Arial" w:eastAsia="宋体"/>
       <w:sz w:val="32"/>
     </w:rPr>
   </w:style>
-  <w:style w:type="character" w:customStyle="1" w:styleId="2Char">
+  <w:style w:type="character" w:customStyle="1" w:styleId="39">
     <w:name w:val="柴_标题2 Char"/>
-    <w:link w:val="2"/>
+    <w:link w:val="30"/>
     <w:qFormat/>
+    <w:uiPriority w:val="0"/>
     <w:rPr>
-      <w:rFonts w:ascii="Arial" w:eastAsia="宋体" w:hAnsi="Arial"/>
+      <w:rFonts w:ascii="Arial" w:hAnsi="Arial" w:eastAsia="宋体"/>
       <w:sz w:val="28"/>
     </w:rPr>
   </w:style>
-  <w:style w:type="paragraph" w:customStyle="1" w:styleId="a3">
+  <w:style w:type="paragraph" w:customStyle="1" w:styleId="40">
     <w:name w:val="柴_正文_无缩进"/>
-    <w:basedOn w:val="Normal"/>
+    <w:basedOn w:val="1"/>
     <w:qFormat/>
+    <w:uiPriority w:val="0"/>
     <w:pPr>
       <w:ind w:firstLine="0" w:firstLineChars="0"/>
     </w:pPr>
@@ -6602,29 +6727,31 @@
       <w:lang w:eastAsia="zh-CN"/>
     </w:rPr>
   </w:style>
-  <w:style w:type="paragraph" w:customStyle="1" w:styleId="4">
+  <w:style w:type="paragraph" w:customStyle="1" w:styleId="41">
     <w:name w:val="柴_标题4"/>
-    <w:basedOn w:val="Heading4"/>
-    <w:next w:val="Normal"/>
+    <w:basedOn w:val="5"/>
+    <w:next w:val="1"/>
     <w:qFormat/>
+    <w:uiPriority w:val="0"/>
     <w:pPr>
       <w:widowControl w:val="0"/>
       <w:spacing w:before="160" w:line="360" w:lineRule="auto"/>
-      <w:ind w:left="981" w:hanging="862" w:leftChars="300"/>
+      <w:ind w:left="981" w:leftChars="300" w:hanging="862"/>
     </w:pPr>
     <w:rPr>
-      <w:rFonts w:ascii="Calibri" w:eastAsia="宋体" w:hAnsi="Calibri" w:cs="宋体" w:hint="eastAsia"/>
+      <w:rFonts w:hint="eastAsia" w:ascii="Calibri" w:hAnsi="Calibri" w:eastAsia="宋体" w:cs="宋体"/>
       <w:sz w:val="24"/>
       <w:szCs w:val="24"/>
       <w:lang w:eastAsia="zh-CN" w:bidi="zh-CN"/>
     </w:rPr>
   </w:style>
-  <w:style w:type="character" w:customStyle="1" w:styleId="Char">
+  <w:style w:type="character" w:customStyle="1" w:styleId="42">
     <w:name w:val="柴_正文 Char"/>
-    <w:link w:val="a1"/>
+    <w:link w:val="29"/>
     <w:qFormat/>
+    <w:uiPriority w:val="0"/>
     <w:rPr>
-      <w:rFonts w:ascii="Arial" w:eastAsia="宋体" w:hAnsi="Arial"/>
+      <w:rFonts w:ascii="Arial" w:hAnsi="Arial" w:eastAsia="宋体"/>
       <w:sz w:val="24"/>
       <w:lang w:eastAsia="zh-CN"/>
     </w:rPr>
